--- a/backend/templates/GSSG-HR_300-004b_Passport_Release_List.docx
+++ b/backend/templates/GSSG-HR_300-004b_Passport_Release_List.docx
@@ -1349,7 +1349,7 @@
       </w:tr>
       <w:tr>
         <w:trPr>
-          <w:trHeight w:val="458"/>
+          <w:trHeight w:val="300"/>
         </w:trPr>
         <w:tc>
           <w:tcPr>
@@ -1495,566 +1495,6 @@
                 <w:sz w:val="24"/>
               </w:rPr>
               <w:t>{{ item(0, 'passport_no') }}</w:t>
-            </w:r>
-          </w:p>
-        </w:tc>
-        <w:tc>
-          <w:tcPr>
-            <w:tcW w:w="1900" w:type="dxa"/>
-            <w:tcBorders>
-              <w:top w:val="nil"/>
-              <w:left w:val="single" w:sz="8" w:space="0" w:color="auto"/>
-              <w:bottom w:val="single" w:sz="8" w:space="0" w:color="auto"/>
-              <w:right w:val="single" w:sz="8" w:space="0" w:color="auto"/>
-            </w:tcBorders>
-            <w:noWrap/>
-            <w:vAlign w:val="bottom"/>
-            <w:hideMark/>
-          </w:tcPr>
-          <w:p>
-            <w:pPr>
-              <w:spacing w:after="0" w:line="240" w:lineRule="auto"/>
-              <w:jc w:val="center"/>
-              <w:rPr>
-                <w:rFonts w:ascii="Calibri" w:eastAsia="Times New Roman" w:hAnsi="Calibri" w:cs="Calibri"/>
-                <w:b/>
-                <w:bCs/>
-                <w:color w:val="000000"/>
-                <w:kern w:val="0"/>
-                <w:sz w:val="28"/>
-                <w:szCs w:val="28"/>
-                <w14:ligatures w14:val="none"/>
-              </w:rPr>
-            </w:pPr>
-            <w:r>
-              <w:rPr>
-                <w:rFonts w:ascii="Calibri" w:eastAsia="Times New Roman" w:hAnsi="Calibri" w:cs="Calibri"/>
-                <w:b/>
-                <w:bCs/>
-                <w:color w:val="000000"/>
-                <w:kern w:val="0"/>
-                <w:sz w:val="28"/>
-                <w:szCs w:val="28"/>
-                <w14:ligatures w14:val="none"/>
-              </w:rPr>
-              <w:t> </w:t>
-            </w:r>
-          </w:p>
-        </w:tc>
-        <w:tc>
-          <w:tcPr>
-            <w:tcW w:w="1878" w:type="dxa"/>
-            <w:tcBorders>
-              <w:top w:val="nil"/>
-              <w:left w:val="single" w:sz="8" w:space="0" w:color="auto"/>
-              <w:bottom w:val="single" w:sz="8" w:space="0" w:color="auto"/>
-              <w:right w:val="single" w:sz="8" w:space="0" w:color="auto"/>
-            </w:tcBorders>
-            <w:noWrap/>
-            <w:vAlign w:val="bottom"/>
-            <w:hideMark/>
-          </w:tcPr>
-          <w:p>
-            <w:pPr>
-              <w:spacing w:after="0" w:line="240" w:lineRule="auto"/>
-              <w:jc w:val="center"/>
-              <w:rPr>
-                <w:rFonts w:ascii="Calibri" w:eastAsia="Times New Roman" w:hAnsi="Calibri" w:cs="Calibri"/>
-                <w:b/>
-                <w:bCs/>
-                <w:color w:val="000000"/>
-                <w:kern w:val="0"/>
-                <w:sz w:val="28"/>
-                <w:szCs w:val="28"/>
-                <w14:ligatures w14:val="none"/>
-              </w:rPr>
-            </w:pPr>
-            <w:r>
-              <w:rPr>
-                <w:rFonts w:ascii="Calibri" w:eastAsia="Times New Roman" w:hAnsi="Calibri" w:cs="Calibri"/>
-                <w:b/>
-                <w:bCs/>
-                <w:color w:val="000000"/>
-                <w:kern w:val="0"/>
-                <w:sz w:val="28"/>
-                <w:szCs w:val="28"/>
-                <w14:ligatures w14:val="none"/>
-              </w:rPr>
-              <w:t> </w:t>
-            </w:r>
-          </w:p>
-        </w:tc>
-        <w:tc>
-          <w:tcPr>
-            <w:tcW w:w="2261" w:type="dxa"/>
-            <w:tcBorders>
-              <w:top w:val="nil"/>
-              <w:left w:val="single" w:sz="8" w:space="0" w:color="auto"/>
-              <w:bottom w:val="single" w:sz="8" w:space="0" w:color="auto"/>
-              <w:right w:val="single" w:sz="8" w:space="0" w:color="auto"/>
-            </w:tcBorders>
-            <w:noWrap/>
-            <w:vAlign w:val="bottom"/>
-            <w:hideMark/>
-          </w:tcPr>
-          <w:p>
-            <w:pPr>
-              <w:spacing w:after="0" w:line="240" w:lineRule="auto"/>
-              <w:jc w:val="center"/>
-              <w:rPr>
-                <w:rFonts w:ascii="Calibri" w:eastAsia="Times New Roman" w:hAnsi="Calibri" w:cs="Calibri"/>
-                <w:b/>
-                <w:bCs/>
-                <w:color w:val="000000"/>
-                <w:kern w:val="0"/>
-                <w:sz w:val="28"/>
-                <w:szCs w:val="28"/>
-                <w14:ligatures w14:val="none"/>
-              </w:rPr>
-            </w:pPr>
-            <w:r>
-              <w:rPr>
-                <w:rFonts w:ascii="Calibri" w:eastAsia="Times New Roman" w:hAnsi="Calibri" w:cs="Calibri"/>
-                <w:b/>
-                <w:bCs/>
-                <w:color w:val="000000"/>
-                <w:kern w:val="0"/>
-                <w:sz w:val="28"/>
-                <w:szCs w:val="28"/>
-                <w14:ligatures w14:val="none"/>
-              </w:rPr>
-              <w:t> </w:t>
-            </w:r>
-          </w:p>
-        </w:tc>
-      </w:tr>
-      <w:tr>
-        <w:trPr>
-          <w:trHeight w:val="394"/>
-        </w:trPr>
-        <w:tc>
-          <w:tcPr>
-            <w:tcW w:w="1174" w:type="dxa"/>
-            <w:tcBorders>
-              <w:top w:val="nil"/>
-              <w:left w:val="single" w:sz="8" w:space="0" w:color="auto"/>
-              <w:bottom w:val="single" w:sz="8" w:space="0" w:color="auto"/>
-              <w:right w:val="single" w:sz="8" w:space="0" w:color="auto"/>
-            </w:tcBorders>
-            <w:noWrap/>
-            <w:vAlign w:val="center"/>
-          </w:tcPr>
-          <w:p>
-            <w:pPr>
-              <w:spacing w:after="0" w:line="240" w:lineRule="auto"/>
-              <w:jc w:val="center"/>
-              <w:rPr>
-                <w:rFonts w:ascii="Arial" w:eastAsia="Times New Roman" w:hAnsi="Arial" w:cs="Arial"/>
-                <w:b/>
-                <w:bCs/>
-                <w:color w:val="000000"/>
-                <w:kern w:val="0"/>
-                <w14:ligatures w14:val="none"/>
-              </w:rPr>
-            </w:pPr>
-            <w:r>
-              <w:rPr>
-                <w:rFonts w:ascii="Calibri" w:hAnsi="Calibri"/>
-                <w:sz w:val="24"/>
-              </w:rPr>
-              <w:t>{{ item(1, 'employee_id') }}</w:t>
-            </w:r>
-          </w:p>
-        </w:tc>
-        <w:tc>
-          <w:tcPr>
-            <w:tcW w:w="3081" w:type="dxa"/>
-            <w:tcBorders>
-              <w:top w:val="nil"/>
-              <w:left w:val="single" w:sz="8" w:space="0" w:color="auto"/>
-              <w:bottom w:val="single" w:sz="8" w:space="0" w:color="auto"/>
-              <w:right w:val="single" w:sz="8" w:space="0" w:color="auto"/>
-            </w:tcBorders>
-            <w:vAlign w:val="center"/>
-          </w:tcPr>
-          <w:p>
-            <w:pPr>
-              <w:bidi/>
-              <w:spacing w:after="0" w:line="240" w:lineRule="auto"/>
-              <w:jc w:val="center"/>
-              <w:rPr>
-                <w:rFonts w:ascii="Arial" w:eastAsia="Times New Roman" w:hAnsi="Arial" w:cs="Arial"/>
-                <w:b/>
-                <w:bCs/>
-                <w:color w:val="000000"/>
-                <w:kern w:val="0"/>
-                <w14:ligatures w14:val="none"/>
-              </w:rPr>
-            </w:pPr>
-            <w:r>
-              <w:rPr>
-                <w:rFonts w:ascii="Calibri" w:hAnsi="Calibri" w:cs="Calibri"/>
-                <w:sz w:val="24"/>
-                <w:rtl/>
-                <w:cs/>
-                <w:szCs w:val="24"/>
-              </w:rPr>
-              <w:t>{{ item(1, 'name') }}</w:t>
-            </w:r>
-          </w:p>
-        </w:tc>
-        <w:tc>
-          <w:tcPr>
-            <w:tcW w:w="1135" w:type="dxa"/>
-            <w:tcBorders>
-              <w:top w:val="nil"/>
-              <w:left w:val="single" w:sz="8" w:space="0" w:color="auto"/>
-              <w:bottom w:val="single" w:sz="8" w:space="0" w:color="auto"/>
-              <w:right w:val="single" w:sz="8" w:space="0" w:color="auto"/>
-            </w:tcBorders>
-            <w:vAlign w:val="center"/>
-          </w:tcPr>
-          <w:p>
-            <w:pPr>
-              <w:bidi/>
-              <w:spacing w:after="0" w:line="240" w:lineRule="auto"/>
-              <w:jc w:val="center"/>
-              <w:rPr>
-                <w:rFonts w:ascii="Arial" w:eastAsia="Times New Roman" w:hAnsi="Arial" w:cs="Arial"/>
-                <w:b/>
-                <w:bCs/>
-                <w:color w:val="000000"/>
-                <w:kern w:val="0"/>
-                <w:rtl/>
-                <w14:ligatures w14:val="none"/>
-              </w:rPr>
-            </w:pPr>
-            <w:r>
-              <w:rPr>
-                <w:rFonts w:ascii="Calibri" w:hAnsi="Calibri" w:cs="Calibri"/>
-                <w:sz w:val="24"/>
-                <w:rtl/>
-                <w:cs/>
-                <w:szCs w:val="24"/>
-              </w:rPr>
-              <w:t>{{ item(1, 'nationality') }}</w:t>
-            </w:r>
-          </w:p>
-        </w:tc>
-        <w:tc>
-          <w:tcPr>
-            <w:tcW w:w="1822" w:type="dxa"/>
-            <w:tcBorders>
-              <w:top w:val="nil"/>
-              <w:left w:val="single" w:sz="8" w:space="0" w:color="auto"/>
-              <w:bottom w:val="single" w:sz="8" w:space="0" w:color="auto"/>
-              <w:right w:val="single" w:sz="8" w:space="0" w:color="auto"/>
-            </w:tcBorders>
-            <w:noWrap/>
-            <w:vAlign w:val="bottom"/>
-          </w:tcPr>
-          <w:p>
-            <w:pPr>
-              <w:spacing w:after="0" w:line="240" w:lineRule="auto"/>
-              <w:jc w:val="center"/>
-              <w:rPr>
-                <w:rFonts w:ascii="Calibri" w:eastAsia="Times New Roman" w:hAnsi="Calibri" w:cs="Calibri"/>
-                <w:b/>
-                <w:bCs/>
-                <w:color w:val="000000"/>
-                <w:kern w:val="0"/>
-                <w:sz w:val="28"/>
-                <w:szCs w:val="28"/>
-                <w:rtl/>
-                <w14:ligatures w14:val="none"/>
-              </w:rPr>
-            </w:pPr>
-            <w:r>
-              <w:rPr>
-                <w:rFonts w:ascii="Calibri" w:hAnsi="Calibri"/>
-                <w:sz w:val="24"/>
-              </w:rPr>
-              <w:t>{{ item(1, 'passport_no') }}</w:t>
-            </w:r>
-          </w:p>
-        </w:tc>
-        <w:tc>
-          <w:tcPr>
-            <w:tcW w:w="1900" w:type="dxa"/>
-            <w:tcBorders>
-              <w:top w:val="nil"/>
-              <w:left w:val="single" w:sz="8" w:space="0" w:color="auto"/>
-              <w:bottom w:val="single" w:sz="8" w:space="0" w:color="auto"/>
-              <w:right w:val="single" w:sz="8" w:space="0" w:color="auto"/>
-            </w:tcBorders>
-            <w:noWrap/>
-            <w:vAlign w:val="bottom"/>
-            <w:hideMark/>
-          </w:tcPr>
-          <w:p>
-            <w:pPr>
-              <w:spacing w:after="0" w:line="240" w:lineRule="auto"/>
-              <w:jc w:val="center"/>
-              <w:rPr>
-                <w:rFonts w:ascii="Calibri" w:eastAsia="Times New Roman" w:hAnsi="Calibri" w:cs="Calibri"/>
-                <w:b/>
-                <w:bCs/>
-                <w:color w:val="000000"/>
-                <w:kern w:val="0"/>
-                <w:sz w:val="28"/>
-                <w:szCs w:val="28"/>
-                <w14:ligatures w14:val="none"/>
-              </w:rPr>
-            </w:pPr>
-            <w:r>
-              <w:rPr>
-                <w:rFonts w:ascii="Calibri" w:eastAsia="Times New Roman" w:hAnsi="Calibri" w:cs="Calibri"/>
-                <w:b/>
-                <w:bCs/>
-                <w:color w:val="000000"/>
-                <w:kern w:val="0"/>
-                <w:sz w:val="28"/>
-                <w:szCs w:val="28"/>
-                <w14:ligatures w14:val="none"/>
-              </w:rPr>
-              <w:t> </w:t>
-            </w:r>
-          </w:p>
-        </w:tc>
-        <w:tc>
-          <w:tcPr>
-            <w:tcW w:w="1878" w:type="dxa"/>
-            <w:tcBorders>
-              <w:top w:val="nil"/>
-              <w:left w:val="single" w:sz="8" w:space="0" w:color="auto"/>
-              <w:bottom w:val="single" w:sz="8" w:space="0" w:color="auto"/>
-              <w:right w:val="single" w:sz="8" w:space="0" w:color="auto"/>
-            </w:tcBorders>
-            <w:noWrap/>
-            <w:vAlign w:val="bottom"/>
-            <w:hideMark/>
-          </w:tcPr>
-          <w:p>
-            <w:pPr>
-              <w:spacing w:after="0" w:line="240" w:lineRule="auto"/>
-              <w:jc w:val="center"/>
-              <w:rPr>
-                <w:rFonts w:ascii="Calibri" w:eastAsia="Times New Roman" w:hAnsi="Calibri" w:cs="Calibri"/>
-                <w:b/>
-                <w:bCs/>
-                <w:color w:val="000000"/>
-                <w:kern w:val="0"/>
-                <w:sz w:val="28"/>
-                <w:szCs w:val="28"/>
-                <w14:ligatures w14:val="none"/>
-              </w:rPr>
-            </w:pPr>
-            <w:r>
-              <w:rPr>
-                <w:rFonts w:ascii="Calibri" w:eastAsia="Times New Roman" w:hAnsi="Calibri" w:cs="Calibri"/>
-                <w:b/>
-                <w:bCs/>
-                <w:color w:val="000000"/>
-                <w:kern w:val="0"/>
-                <w:sz w:val="28"/>
-                <w:szCs w:val="28"/>
-                <w14:ligatures w14:val="none"/>
-              </w:rPr>
-              <w:t> </w:t>
-            </w:r>
-          </w:p>
-        </w:tc>
-        <w:tc>
-          <w:tcPr>
-            <w:tcW w:w="2261" w:type="dxa"/>
-            <w:tcBorders>
-              <w:top w:val="nil"/>
-              <w:left w:val="single" w:sz="8" w:space="0" w:color="auto"/>
-              <w:bottom w:val="single" w:sz="8" w:space="0" w:color="auto"/>
-              <w:right w:val="single" w:sz="8" w:space="0" w:color="auto"/>
-            </w:tcBorders>
-            <w:noWrap/>
-            <w:vAlign w:val="bottom"/>
-            <w:hideMark/>
-          </w:tcPr>
-          <w:p>
-            <w:pPr>
-              <w:spacing w:after="0" w:line="240" w:lineRule="auto"/>
-              <w:jc w:val="center"/>
-              <w:rPr>
-                <w:rFonts w:ascii="Calibri" w:eastAsia="Times New Roman" w:hAnsi="Calibri" w:cs="Calibri"/>
-                <w:b/>
-                <w:bCs/>
-                <w:color w:val="000000"/>
-                <w:kern w:val="0"/>
-                <w:sz w:val="28"/>
-                <w:szCs w:val="28"/>
-                <w14:ligatures w14:val="none"/>
-              </w:rPr>
-            </w:pPr>
-            <w:r>
-              <w:rPr>
-                <w:rFonts w:ascii="Calibri" w:eastAsia="Times New Roman" w:hAnsi="Calibri" w:cs="Calibri"/>
-                <w:b/>
-                <w:bCs/>
-                <w:color w:val="000000"/>
-                <w:kern w:val="0"/>
-                <w:sz w:val="28"/>
-                <w:szCs w:val="28"/>
-                <w14:ligatures w14:val="none"/>
-              </w:rPr>
-              <w:t> </w:t>
-            </w:r>
-          </w:p>
-        </w:tc>
-      </w:tr>
-      <w:tr>
-        <w:trPr>
-          <w:trHeight w:val="414"/>
-        </w:trPr>
-        <w:tc>
-          <w:tcPr>
-            <w:tcW w:w="1174" w:type="dxa"/>
-            <w:tcBorders>
-              <w:top w:val="nil"/>
-              <w:left w:val="single" w:sz="8" w:space="0" w:color="auto"/>
-              <w:bottom w:val="single" w:sz="8" w:space="0" w:color="auto"/>
-              <w:right w:val="single" w:sz="8" w:space="0" w:color="auto"/>
-            </w:tcBorders>
-            <w:noWrap/>
-            <w:vAlign w:val="center"/>
-          </w:tcPr>
-          <w:p>
-            <w:pPr>
-              <w:spacing w:after="0" w:line="240" w:lineRule="auto"/>
-              <w:jc w:val="center"/>
-              <w:rPr>
-                <w:rFonts w:ascii="Arial" w:eastAsia="Times New Roman" w:hAnsi="Arial" w:cs="Arial"/>
-                <w:b/>
-                <w:bCs/>
-                <w:color w:val="000000"/>
-                <w:kern w:val="0"/>
-                <w14:ligatures w14:val="none"/>
-              </w:rPr>
-            </w:pPr>
-            <w:r>
-              <w:rPr>
-                <w:rFonts w:ascii="Calibri" w:hAnsi="Calibri"/>
-                <w:sz w:val="24"/>
-              </w:rPr>
-              <w:t>{{ item(2, 'employee_id') }}</w:t>
-            </w:r>
-          </w:p>
-        </w:tc>
-        <w:tc>
-          <w:tcPr>
-            <w:tcW w:w="3081" w:type="dxa"/>
-            <w:tcBorders>
-              <w:top w:val="nil"/>
-              <w:left w:val="single" w:sz="8" w:space="0" w:color="auto"/>
-              <w:bottom w:val="single" w:sz="8" w:space="0" w:color="auto"/>
-              <w:right w:val="single" w:sz="8" w:space="0" w:color="auto"/>
-            </w:tcBorders>
-            <w:vAlign w:val="center"/>
-          </w:tcPr>
-          <w:p>
-            <w:pPr>
-              <w:bidi/>
-              <w:spacing w:after="0" w:line="240" w:lineRule="auto"/>
-              <w:jc w:val="center"/>
-              <w:rPr>
-                <w:rFonts w:ascii="Arial" w:eastAsia="Times New Roman" w:hAnsi="Arial" w:cs="Arial"/>
-                <w:b/>
-                <w:bCs/>
-                <w:color w:val="000000"/>
-                <w:kern w:val="0"/>
-                <w14:ligatures w14:val="none"/>
-              </w:rPr>
-            </w:pPr>
-            <w:r>
-              <w:rPr>
-                <w:rFonts w:ascii="Calibri" w:hAnsi="Calibri" w:cs="Calibri"/>
-                <w:sz w:val="24"/>
-                <w:rtl/>
-                <w:cs/>
-                <w:szCs w:val="24"/>
-              </w:rPr>
-              <w:t>{{ item(2, 'name') }}</w:t>
-            </w:r>
-          </w:p>
-        </w:tc>
-        <w:tc>
-          <w:tcPr>
-            <w:tcW w:w="1135" w:type="dxa"/>
-            <w:tcBorders>
-              <w:top w:val="nil"/>
-              <w:left w:val="single" w:sz="8" w:space="0" w:color="auto"/>
-              <w:bottom w:val="single" w:sz="8" w:space="0" w:color="auto"/>
-              <w:right w:val="single" w:sz="8" w:space="0" w:color="auto"/>
-            </w:tcBorders>
-            <w:vAlign w:val="center"/>
-          </w:tcPr>
-          <w:p>
-            <w:pPr>
-              <w:bidi/>
-              <w:spacing w:after="0" w:line="240" w:lineRule="auto"/>
-              <w:jc w:val="center"/>
-              <w:rPr>
-                <w:rFonts w:ascii="Arial" w:eastAsia="Times New Roman" w:hAnsi="Arial" w:cs="Arial"/>
-                <w:b/>
-                <w:bCs/>
-                <w:color w:val="000000"/>
-                <w:kern w:val="0"/>
-                <w:rtl/>
-                <w14:ligatures w14:val="none"/>
-              </w:rPr>
-            </w:pPr>
-            <w:r>
-              <w:rPr>
-                <w:rFonts w:ascii="Calibri" w:hAnsi="Calibri" w:cs="Calibri"/>
-                <w:sz w:val="24"/>
-                <w:rtl/>
-                <w:cs/>
-                <w:szCs w:val="24"/>
-              </w:rPr>
-              <w:t>{{ item(2, 'nationality') }}</w:t>
-            </w:r>
-          </w:p>
-        </w:tc>
-        <w:tc>
-          <w:tcPr>
-            <w:tcW w:w="1822" w:type="dxa"/>
-            <w:tcBorders>
-              <w:top w:val="nil"/>
-              <w:left w:val="single" w:sz="8" w:space="0" w:color="auto"/>
-              <w:bottom w:val="single" w:sz="8" w:space="0" w:color="auto"/>
-              <w:right w:val="single" w:sz="8" w:space="0" w:color="auto"/>
-            </w:tcBorders>
-            <w:noWrap/>
-            <w:vAlign w:val="bottom"/>
-          </w:tcPr>
-          <w:p>
-            <w:pPr>
-              <w:spacing w:after="0" w:line="240" w:lineRule="auto"/>
-              <w:jc w:val="center"/>
-              <w:rPr>
-                <w:rFonts w:ascii="Calibri" w:eastAsia="Times New Roman" w:hAnsi="Calibri" w:cs="Calibri"/>
-                <w:b/>
-                <w:bCs/>
-                <w:color w:val="000000"/>
-                <w:kern w:val="0"/>
-                <w:sz w:val="28"/>
-                <w:szCs w:val="28"/>
-                <w:rtl/>
-                <w14:ligatures w14:val="none"/>
-              </w:rPr>
-            </w:pPr>
-            <w:r>
-              <w:rPr>
-                <w:rFonts w:ascii="Calibri" w:hAnsi="Calibri"/>
-                <w:sz w:val="24"/>
-              </w:rPr>
-              <w:t>{{ item(2, 'passport_no') }}</w:t>
             </w:r>
           </w:p>
         </w:tc>
@@ -2197,26 +1637,23 @@
             <w:tcW w:w="1174" w:type="dxa"/>
             <w:tcBorders>
               <w:top w:val="nil"/>
-              <w:left w:val="nil"/>
-              <w:bottom w:val="nil"/>
-              <w:right w:val="nil"/>
-            </w:tcBorders>
-            <w:noWrap/>
-            <w:vAlign w:val="bottom"/>
-            <w:hideMark/>
-          </w:tcPr>
-          <w:p>
-            <w:pPr>
-              <w:spacing w:after="0" w:line="240" w:lineRule="auto"/>
-              <w:jc w:val="center"/>
-              <w:rPr>
-                <w:rFonts w:ascii="Calibri" w:eastAsia="Times New Roman" w:hAnsi="Calibri" w:cs="Calibri"/>
-                <w:b/>
-                <w:bCs/>
-                <w:color w:val="000000"/>
-                <w:kern w:val="0"/>
-                <w:sz w:val="28"/>
-                <w:szCs w:val="28"/>
+              <w:left w:val="single" w:sz="8" w:space="0" w:color="auto"/>
+              <w:bottom w:val="single" w:sz="8" w:space="0" w:color="auto"/>
+              <w:right w:val="single" w:sz="8" w:space="0" w:color="auto"/>
+            </w:tcBorders>
+            <w:noWrap/>
+            <w:vAlign w:val="center"/>
+          </w:tcPr>
+          <w:p>
+            <w:pPr>
+              <w:spacing w:after="0" w:line="240" w:lineRule="auto"/>
+              <w:jc w:val="center"/>
+              <w:rPr>
+                <w:rFonts w:ascii="Arial" w:eastAsia="Times New Roman" w:hAnsi="Arial" w:cs="Arial"/>
+                <w:b/>
+                <w:bCs/>
+                <w:color w:val="000000"/>
+                <w:kern w:val="0"/>
                 <w14:ligatures w14:val="none"/>
               </w:rPr>
             </w:pPr>
@@ -2225,7 +1662,7 @@
                 <w:rFonts w:ascii="Calibri" w:hAnsi="Calibri"/>
                 <w:sz w:val="24"/>
               </w:rPr>
-              <w:t>{{ item(3, 'employee_id') }}</w:t>
+              <w:t>{{ item(1, 'employee_id') }}</w:t>
             </w:r>
           </w:p>
         </w:tc>
@@ -2234,25 +1671,25 @@
             <w:tcW w:w="3081" w:type="dxa"/>
             <w:tcBorders>
               <w:top w:val="nil"/>
-              <w:left w:val="nil"/>
-              <w:bottom w:val="nil"/>
-              <w:right w:val="nil"/>
-            </w:tcBorders>
-            <w:noWrap/>
-            <w:vAlign w:val="bottom"/>
-            <w:hideMark/>
-          </w:tcPr>
-          <w:p>
-            <w:pPr>
-              <w:spacing w:after="0" w:line="240" w:lineRule="auto"/>
-              <w:rPr>
-                <w:rFonts w:ascii="Times New Roman" w:eastAsia="Times New Roman" w:hAnsi="Times New Roman" w:cs="Times New Roman"/>
-                <w:kern w:val="0"/>
-                <w:sz w:val="20"/>
-                <w:szCs w:val="20"/>
-                <w14:ligatures w14:val="none"/>
-              </w:rPr>
+              <w:left w:val="single" w:sz="8" w:space="0" w:color="auto"/>
+              <w:bottom w:val="single" w:sz="8" w:space="0" w:color="auto"/>
+              <w:right w:val="single" w:sz="8" w:space="0" w:color="auto"/>
+            </w:tcBorders>
+            <w:vAlign w:val="center"/>
+          </w:tcPr>
+          <w:p>
+            <w:pPr>
               <w:bidi/>
+              <w:spacing w:after="0" w:line="240" w:lineRule="auto"/>
+              <w:jc w:val="center"/>
+              <w:rPr>
+                <w:rFonts w:ascii="Arial" w:eastAsia="Times New Roman" w:hAnsi="Arial" w:cs="Arial"/>
+                <w:b/>
+                <w:bCs/>
+                <w:color w:val="000000"/>
+                <w:kern w:val="0"/>
+                <w14:ligatures w14:val="none"/>
+              </w:rPr>
             </w:pPr>
             <w:r>
               <w:rPr>
@@ -2262,7 +1699,7 @@
                 <w:cs/>
                 <w:szCs w:val="24"/>
               </w:rPr>
-              <w:t>{{ item(3, 'name') }}</w:t>
+              <w:t>{{ item(1, 'name') }}</w:t>
             </w:r>
           </w:p>
         </w:tc>
@@ -2271,25 +1708,26 @@
             <w:tcW w:w="1135" w:type="dxa"/>
             <w:tcBorders>
               <w:top w:val="nil"/>
-              <w:left w:val="nil"/>
-              <w:bottom w:val="nil"/>
-              <w:right w:val="nil"/>
-            </w:tcBorders>
-            <w:noWrap/>
-            <w:vAlign w:val="bottom"/>
-            <w:hideMark/>
-          </w:tcPr>
-          <w:p>
-            <w:pPr>
-              <w:spacing w:after="0" w:line="240" w:lineRule="auto"/>
-              <w:rPr>
-                <w:rFonts w:ascii="Times New Roman" w:eastAsia="Times New Roman" w:hAnsi="Times New Roman" w:cs="Times New Roman"/>
-                <w:kern w:val="0"/>
-                <w:sz w:val="20"/>
-                <w:szCs w:val="20"/>
-                <w14:ligatures w14:val="none"/>
-              </w:rPr>
+              <w:left w:val="single" w:sz="8" w:space="0" w:color="auto"/>
+              <w:bottom w:val="single" w:sz="8" w:space="0" w:color="auto"/>
+              <w:right w:val="single" w:sz="8" w:space="0" w:color="auto"/>
+            </w:tcBorders>
+            <w:vAlign w:val="center"/>
+          </w:tcPr>
+          <w:p>
+            <w:pPr>
               <w:bidi/>
+              <w:spacing w:after="0" w:line="240" w:lineRule="auto"/>
+              <w:jc w:val="center"/>
+              <w:rPr>
+                <w:rFonts w:ascii="Arial" w:eastAsia="Times New Roman" w:hAnsi="Arial" w:cs="Arial"/>
+                <w:b/>
+                <w:bCs/>
+                <w:color w:val="000000"/>
+                <w:kern w:val="0"/>
+                <w:rtl/>
+                <w14:ligatures w14:val="none"/>
+              </w:rPr>
             </w:pPr>
             <w:r>
               <w:rPr>
@@ -2299,7 +1737,7 @@
                 <w:cs/>
                 <w:szCs w:val="24"/>
               </w:rPr>
-              <w:t>{{ item(3, 'nationality') }}</w:t>
+              <w:t>{{ item(1, 'nationality') }}</w:t>
             </w:r>
           </w:p>
         </w:tc>
@@ -2308,22 +1746,26 @@
             <w:tcW w:w="1822" w:type="dxa"/>
             <w:tcBorders>
               <w:top w:val="nil"/>
-              <w:left w:val="nil"/>
-              <w:bottom w:val="nil"/>
-              <w:right w:val="nil"/>
-            </w:tcBorders>
-            <w:noWrap/>
-            <w:vAlign w:val="bottom"/>
-            <w:hideMark/>
-          </w:tcPr>
-          <w:p>
-            <w:pPr>
-              <w:spacing w:after="0" w:line="240" w:lineRule="auto"/>
-              <w:rPr>
-                <w:rFonts w:ascii="Times New Roman" w:eastAsia="Times New Roman" w:hAnsi="Times New Roman" w:cs="Times New Roman"/>
-                <w:kern w:val="0"/>
-                <w:sz w:val="20"/>
-                <w:szCs w:val="20"/>
+              <w:left w:val="single" w:sz="8" w:space="0" w:color="auto"/>
+              <w:bottom w:val="single" w:sz="8" w:space="0" w:color="auto"/>
+              <w:right w:val="single" w:sz="8" w:space="0" w:color="auto"/>
+            </w:tcBorders>
+            <w:noWrap/>
+            <w:vAlign w:val="bottom"/>
+          </w:tcPr>
+          <w:p>
+            <w:pPr>
+              <w:spacing w:after="0" w:line="240" w:lineRule="auto"/>
+              <w:jc w:val="center"/>
+              <w:rPr>
+                <w:rFonts w:ascii="Calibri" w:eastAsia="Times New Roman" w:hAnsi="Calibri" w:cs="Calibri"/>
+                <w:b/>
+                <w:bCs/>
+                <w:color w:val="000000"/>
+                <w:kern w:val="0"/>
+                <w:sz w:val="28"/>
+                <w:szCs w:val="28"/>
+                <w:rtl/>
                 <w14:ligatures w14:val="none"/>
               </w:rPr>
             </w:pPr>
@@ -2332,7 +1774,7 @@
                 <w:rFonts w:ascii="Calibri" w:hAnsi="Calibri"/>
                 <w:sz w:val="24"/>
               </w:rPr>
-              <w:t>{{ item(3, 'passport_no') }}</w:t>
+              <w:t>{{ item(1, 'passport_no') }}</w:t>
             </w:r>
           </w:p>
         </w:tc>
@@ -2341,25 +1783,42 @@
             <w:tcW w:w="1900" w:type="dxa"/>
             <w:tcBorders>
               <w:top w:val="nil"/>
-              <w:left w:val="nil"/>
-              <w:bottom w:val="nil"/>
-              <w:right w:val="nil"/>
-            </w:tcBorders>
-            <w:noWrap/>
-            <w:vAlign w:val="bottom"/>
-            <w:hideMark/>
-          </w:tcPr>
-          <w:p>
-            <w:pPr>
-              <w:spacing w:after="0" w:line="240" w:lineRule="auto"/>
-              <w:rPr>
-                <w:rFonts w:ascii="Times New Roman" w:eastAsia="Times New Roman" w:hAnsi="Times New Roman" w:cs="Times New Roman"/>
-                <w:kern w:val="0"/>
-                <w:sz w:val="20"/>
-                <w:szCs w:val="20"/>
-                <w14:ligatures w14:val="none"/>
-              </w:rPr>
-            </w:pPr>
+              <w:left w:val="single" w:sz="8" w:space="0" w:color="auto"/>
+              <w:bottom w:val="single" w:sz="8" w:space="0" w:color="auto"/>
+              <w:right w:val="single" w:sz="8" w:space="0" w:color="auto"/>
+            </w:tcBorders>
+            <w:noWrap/>
+            <w:vAlign w:val="bottom"/>
+            <w:hideMark/>
+          </w:tcPr>
+          <w:p>
+            <w:pPr>
+              <w:spacing w:after="0" w:line="240" w:lineRule="auto"/>
+              <w:jc w:val="center"/>
+              <w:rPr>
+                <w:rFonts w:ascii="Calibri" w:eastAsia="Times New Roman" w:hAnsi="Calibri" w:cs="Calibri"/>
+                <w:b/>
+                <w:bCs/>
+                <w:color w:val="000000"/>
+                <w:kern w:val="0"/>
+                <w:sz w:val="28"/>
+                <w:szCs w:val="28"/>
+                <w14:ligatures w14:val="none"/>
+              </w:rPr>
+            </w:pPr>
+            <w:r>
+              <w:rPr>
+                <w:rFonts w:ascii="Calibri" w:eastAsia="Times New Roman" w:hAnsi="Calibri" w:cs="Calibri"/>
+                <w:b/>
+                <w:bCs/>
+                <w:color w:val="000000"/>
+                <w:kern w:val="0"/>
+                <w:sz w:val="28"/>
+                <w:szCs w:val="28"/>
+                <w14:ligatures w14:val="none"/>
+              </w:rPr>
+              <w:t> </w:t>
+            </w:r>
           </w:p>
         </w:tc>
         <w:tc>
@@ -2367,25 +1826,42 @@
             <w:tcW w:w="1878" w:type="dxa"/>
             <w:tcBorders>
               <w:top w:val="nil"/>
-              <w:left w:val="nil"/>
-              <w:bottom w:val="nil"/>
-              <w:right w:val="nil"/>
-            </w:tcBorders>
-            <w:noWrap/>
-            <w:vAlign w:val="bottom"/>
-            <w:hideMark/>
-          </w:tcPr>
-          <w:p>
-            <w:pPr>
-              <w:spacing w:after="0" w:line="240" w:lineRule="auto"/>
-              <w:rPr>
-                <w:rFonts w:ascii="Times New Roman" w:eastAsia="Times New Roman" w:hAnsi="Times New Roman" w:cs="Times New Roman"/>
-                <w:kern w:val="0"/>
-                <w:sz w:val="20"/>
-                <w:szCs w:val="20"/>
-                <w14:ligatures w14:val="none"/>
-              </w:rPr>
-            </w:pPr>
+              <w:left w:val="single" w:sz="8" w:space="0" w:color="auto"/>
+              <w:bottom w:val="single" w:sz="8" w:space="0" w:color="auto"/>
+              <w:right w:val="single" w:sz="8" w:space="0" w:color="auto"/>
+            </w:tcBorders>
+            <w:noWrap/>
+            <w:vAlign w:val="bottom"/>
+            <w:hideMark/>
+          </w:tcPr>
+          <w:p>
+            <w:pPr>
+              <w:spacing w:after="0" w:line="240" w:lineRule="auto"/>
+              <w:jc w:val="center"/>
+              <w:rPr>
+                <w:rFonts w:ascii="Calibri" w:eastAsia="Times New Roman" w:hAnsi="Calibri" w:cs="Calibri"/>
+                <w:b/>
+                <w:bCs/>
+                <w:color w:val="000000"/>
+                <w:kern w:val="0"/>
+                <w:sz w:val="28"/>
+                <w:szCs w:val="28"/>
+                <w14:ligatures w14:val="none"/>
+              </w:rPr>
+            </w:pPr>
+            <w:r>
+              <w:rPr>
+                <w:rFonts w:ascii="Calibri" w:eastAsia="Times New Roman" w:hAnsi="Calibri" w:cs="Calibri"/>
+                <w:b/>
+                <w:bCs/>
+                <w:color w:val="000000"/>
+                <w:kern w:val="0"/>
+                <w:sz w:val="28"/>
+                <w:szCs w:val="28"/>
+                <w14:ligatures w14:val="none"/>
+              </w:rPr>
+              <w:t> </w:t>
+            </w:r>
           </w:p>
         </w:tc>
         <w:tc>
@@ -2393,25 +1869,42 @@
             <w:tcW w:w="2261" w:type="dxa"/>
             <w:tcBorders>
               <w:top w:val="nil"/>
-              <w:left w:val="nil"/>
-              <w:bottom w:val="nil"/>
-              <w:right w:val="nil"/>
-            </w:tcBorders>
-            <w:noWrap/>
-            <w:vAlign w:val="bottom"/>
-            <w:hideMark/>
-          </w:tcPr>
-          <w:p>
-            <w:pPr>
-              <w:spacing w:after="0" w:line="240" w:lineRule="auto"/>
-              <w:rPr>
-                <w:rFonts w:ascii="Times New Roman" w:eastAsia="Times New Roman" w:hAnsi="Times New Roman" w:cs="Times New Roman"/>
-                <w:kern w:val="0"/>
-                <w:sz w:val="20"/>
-                <w:szCs w:val="20"/>
-                <w14:ligatures w14:val="none"/>
-              </w:rPr>
-            </w:pPr>
+              <w:left w:val="single" w:sz="8" w:space="0" w:color="auto"/>
+              <w:bottom w:val="single" w:sz="8" w:space="0" w:color="auto"/>
+              <w:right w:val="single" w:sz="8" w:space="0" w:color="auto"/>
+            </w:tcBorders>
+            <w:noWrap/>
+            <w:vAlign w:val="bottom"/>
+            <w:hideMark/>
+          </w:tcPr>
+          <w:p>
+            <w:pPr>
+              <w:spacing w:after="0" w:line="240" w:lineRule="auto"/>
+              <w:jc w:val="center"/>
+              <w:rPr>
+                <w:rFonts w:ascii="Calibri" w:eastAsia="Times New Roman" w:hAnsi="Calibri" w:cs="Calibri"/>
+                <w:b/>
+                <w:bCs/>
+                <w:color w:val="000000"/>
+                <w:kern w:val="0"/>
+                <w:sz w:val="28"/>
+                <w:szCs w:val="28"/>
+                <w14:ligatures w14:val="none"/>
+              </w:rPr>
+            </w:pPr>
+            <w:r>
+              <w:rPr>
+                <w:rFonts w:ascii="Calibri" w:eastAsia="Times New Roman" w:hAnsi="Calibri" w:cs="Calibri"/>
+                <w:b/>
+                <w:bCs/>
+                <w:color w:val="000000"/>
+                <w:kern w:val="0"/>
+                <w:sz w:val="28"/>
+                <w:szCs w:val="28"/>
+                <w14:ligatures w14:val="none"/>
+              </w:rPr>
+              <w:t> </w:t>
+            </w:r>
           </w:p>
         </w:tc>
       </w:tr>
@@ -2424,26 +1917,23 @@
             <w:tcW w:w="1174" w:type="dxa"/>
             <w:tcBorders>
               <w:top w:val="nil"/>
-              <w:left w:val="nil"/>
-              <w:bottom w:val="nil"/>
-              <w:right w:val="nil"/>
-            </w:tcBorders>
-            <w:noWrap/>
-            <w:vAlign w:val="bottom"/>
-            <w:hideMark/>
-          </w:tcPr>
-          <w:p>
-            <w:pPr>
-              <w:spacing w:after="0" w:line="240" w:lineRule="auto"/>
-              <w:jc w:val="center"/>
-              <w:rPr>
-                <w:rFonts w:ascii="Calibri" w:eastAsia="Times New Roman" w:hAnsi="Calibri" w:cs="Calibri"/>
-                <w:b/>
-                <w:bCs/>
-                <w:color w:val="000000"/>
-                <w:kern w:val="0"/>
-                <w:sz w:val="28"/>
-                <w:szCs w:val="28"/>
+              <w:left w:val="single" w:sz="8" w:space="0" w:color="auto"/>
+              <w:bottom w:val="single" w:sz="8" w:space="0" w:color="auto"/>
+              <w:right w:val="single" w:sz="8" w:space="0" w:color="auto"/>
+            </w:tcBorders>
+            <w:noWrap/>
+            <w:vAlign w:val="center"/>
+          </w:tcPr>
+          <w:p>
+            <w:pPr>
+              <w:spacing w:after="0" w:line="240" w:lineRule="auto"/>
+              <w:jc w:val="center"/>
+              <w:rPr>
+                <w:rFonts w:ascii="Arial" w:eastAsia="Times New Roman" w:hAnsi="Arial" w:cs="Arial"/>
+                <w:b/>
+                <w:bCs/>
+                <w:color w:val="000000"/>
+                <w:kern w:val="0"/>
                 <w14:ligatures w14:val="none"/>
               </w:rPr>
             </w:pPr>
@@ -2452,7 +1942,7 @@
                 <w:rFonts w:ascii="Calibri" w:hAnsi="Calibri"/>
                 <w:sz w:val="24"/>
               </w:rPr>
-              <w:t>{{ item(4, 'employee_id') }}</w:t>
+              <w:t>{{ item(2, 'employee_id') }}</w:t>
             </w:r>
           </w:p>
         </w:tc>
@@ -2461,25 +1951,25 @@
             <w:tcW w:w="3081" w:type="dxa"/>
             <w:tcBorders>
               <w:top w:val="nil"/>
-              <w:left w:val="nil"/>
-              <w:bottom w:val="nil"/>
-              <w:right w:val="nil"/>
-            </w:tcBorders>
-            <w:noWrap/>
-            <w:vAlign w:val="bottom"/>
-            <w:hideMark/>
-          </w:tcPr>
-          <w:p>
-            <w:pPr>
-              <w:spacing w:after="0" w:line="240" w:lineRule="auto"/>
-              <w:rPr>
-                <w:rFonts w:ascii="Times New Roman" w:eastAsia="Times New Roman" w:hAnsi="Times New Roman" w:cs="Times New Roman"/>
-                <w:kern w:val="0"/>
-                <w:sz w:val="20"/>
-                <w:szCs w:val="20"/>
-                <w14:ligatures w14:val="none"/>
-              </w:rPr>
+              <w:left w:val="single" w:sz="8" w:space="0" w:color="auto"/>
+              <w:bottom w:val="single" w:sz="8" w:space="0" w:color="auto"/>
+              <w:right w:val="single" w:sz="8" w:space="0" w:color="auto"/>
+            </w:tcBorders>
+            <w:vAlign w:val="center"/>
+          </w:tcPr>
+          <w:p>
+            <w:pPr>
               <w:bidi/>
+              <w:spacing w:after="0" w:line="240" w:lineRule="auto"/>
+              <w:jc w:val="center"/>
+              <w:rPr>
+                <w:rFonts w:ascii="Arial" w:eastAsia="Times New Roman" w:hAnsi="Arial" w:cs="Arial"/>
+                <w:b/>
+                <w:bCs/>
+                <w:color w:val="000000"/>
+                <w:kern w:val="0"/>
+                <w14:ligatures w14:val="none"/>
+              </w:rPr>
             </w:pPr>
             <w:r>
               <w:rPr>
@@ -2489,7 +1979,7 @@
                 <w:cs/>
                 <w:szCs w:val="24"/>
               </w:rPr>
-              <w:t>{{ item(4, 'name') }}</w:t>
+              <w:t>{{ item(2, 'name') }}</w:t>
             </w:r>
           </w:p>
         </w:tc>
@@ -2498,25 +1988,26 @@
             <w:tcW w:w="1135" w:type="dxa"/>
             <w:tcBorders>
               <w:top w:val="nil"/>
-              <w:left w:val="nil"/>
-              <w:bottom w:val="nil"/>
-              <w:right w:val="nil"/>
-            </w:tcBorders>
-            <w:noWrap/>
-            <w:vAlign w:val="bottom"/>
-            <w:hideMark/>
-          </w:tcPr>
-          <w:p>
-            <w:pPr>
-              <w:spacing w:after="0" w:line="240" w:lineRule="auto"/>
-              <w:rPr>
-                <w:rFonts w:ascii="Times New Roman" w:eastAsia="Times New Roman" w:hAnsi="Times New Roman" w:cs="Times New Roman"/>
-                <w:kern w:val="0"/>
-                <w:sz w:val="20"/>
-                <w:szCs w:val="20"/>
-                <w14:ligatures w14:val="none"/>
-              </w:rPr>
+              <w:left w:val="single" w:sz="8" w:space="0" w:color="auto"/>
+              <w:bottom w:val="single" w:sz="8" w:space="0" w:color="auto"/>
+              <w:right w:val="single" w:sz="8" w:space="0" w:color="auto"/>
+            </w:tcBorders>
+            <w:vAlign w:val="center"/>
+          </w:tcPr>
+          <w:p>
+            <w:pPr>
               <w:bidi/>
+              <w:spacing w:after="0" w:line="240" w:lineRule="auto"/>
+              <w:jc w:val="center"/>
+              <w:rPr>
+                <w:rFonts w:ascii="Arial" w:eastAsia="Times New Roman" w:hAnsi="Arial" w:cs="Arial"/>
+                <w:b/>
+                <w:bCs/>
+                <w:color w:val="000000"/>
+                <w:kern w:val="0"/>
+                <w:rtl/>
+                <w14:ligatures w14:val="none"/>
+              </w:rPr>
             </w:pPr>
             <w:r>
               <w:rPr>
@@ -2526,7 +2017,7 @@
                 <w:cs/>
                 <w:szCs w:val="24"/>
               </w:rPr>
-              <w:t>{{ item(4, 'nationality') }}</w:t>
+              <w:t>{{ item(2, 'nationality') }}</w:t>
             </w:r>
           </w:p>
         </w:tc>
@@ -2535,22 +2026,26 @@
             <w:tcW w:w="1822" w:type="dxa"/>
             <w:tcBorders>
               <w:top w:val="nil"/>
-              <w:left w:val="nil"/>
-              <w:bottom w:val="nil"/>
-              <w:right w:val="nil"/>
-            </w:tcBorders>
-            <w:noWrap/>
-            <w:vAlign w:val="bottom"/>
-            <w:hideMark/>
-          </w:tcPr>
-          <w:p>
-            <w:pPr>
-              <w:spacing w:after="0" w:line="240" w:lineRule="auto"/>
-              <w:rPr>
-                <w:rFonts w:ascii="Times New Roman" w:eastAsia="Times New Roman" w:hAnsi="Times New Roman" w:cs="Times New Roman"/>
-                <w:kern w:val="0"/>
-                <w:sz w:val="20"/>
-                <w:szCs w:val="20"/>
+              <w:left w:val="single" w:sz="8" w:space="0" w:color="auto"/>
+              <w:bottom w:val="single" w:sz="8" w:space="0" w:color="auto"/>
+              <w:right w:val="single" w:sz="8" w:space="0" w:color="auto"/>
+            </w:tcBorders>
+            <w:noWrap/>
+            <w:vAlign w:val="bottom"/>
+          </w:tcPr>
+          <w:p>
+            <w:pPr>
+              <w:spacing w:after="0" w:line="240" w:lineRule="auto"/>
+              <w:jc w:val="center"/>
+              <w:rPr>
+                <w:rFonts w:ascii="Calibri" w:eastAsia="Times New Roman" w:hAnsi="Calibri" w:cs="Calibri"/>
+                <w:b/>
+                <w:bCs/>
+                <w:color w:val="000000"/>
+                <w:kern w:val="0"/>
+                <w:sz w:val="28"/>
+                <w:szCs w:val="28"/>
+                <w:rtl/>
                 <w14:ligatures w14:val="none"/>
               </w:rPr>
             </w:pPr>
@@ -2559,7 +2054,7 @@
                 <w:rFonts w:ascii="Calibri" w:hAnsi="Calibri"/>
                 <w:sz w:val="24"/>
               </w:rPr>
-              <w:t>{{ item(4, 'passport_no') }}</w:t>
+              <w:t>{{ item(2, 'passport_no') }}</w:t>
             </w:r>
           </w:p>
         </w:tc>
@@ -2568,25 +2063,42 @@
             <w:tcW w:w="1900" w:type="dxa"/>
             <w:tcBorders>
               <w:top w:val="nil"/>
-              <w:left w:val="nil"/>
-              <w:bottom w:val="nil"/>
-              <w:right w:val="nil"/>
-            </w:tcBorders>
-            <w:noWrap/>
-            <w:vAlign w:val="bottom"/>
-            <w:hideMark/>
-          </w:tcPr>
-          <w:p>
-            <w:pPr>
-              <w:spacing w:after="0" w:line="240" w:lineRule="auto"/>
-              <w:rPr>
-                <w:rFonts w:ascii="Times New Roman" w:eastAsia="Times New Roman" w:hAnsi="Times New Roman" w:cs="Times New Roman"/>
-                <w:kern w:val="0"/>
-                <w:sz w:val="20"/>
-                <w:szCs w:val="20"/>
-                <w14:ligatures w14:val="none"/>
-              </w:rPr>
-            </w:pPr>
+              <w:left w:val="single" w:sz="8" w:space="0" w:color="auto"/>
+              <w:bottom w:val="single" w:sz="8" w:space="0" w:color="auto"/>
+              <w:right w:val="single" w:sz="8" w:space="0" w:color="auto"/>
+            </w:tcBorders>
+            <w:noWrap/>
+            <w:vAlign w:val="bottom"/>
+            <w:hideMark/>
+          </w:tcPr>
+          <w:p>
+            <w:pPr>
+              <w:spacing w:after="0" w:line="240" w:lineRule="auto"/>
+              <w:jc w:val="center"/>
+              <w:rPr>
+                <w:rFonts w:ascii="Calibri" w:eastAsia="Times New Roman" w:hAnsi="Calibri" w:cs="Calibri"/>
+                <w:b/>
+                <w:bCs/>
+                <w:color w:val="000000"/>
+                <w:kern w:val="0"/>
+                <w:sz w:val="28"/>
+                <w:szCs w:val="28"/>
+                <w14:ligatures w14:val="none"/>
+              </w:rPr>
+            </w:pPr>
+            <w:r>
+              <w:rPr>
+                <w:rFonts w:ascii="Calibri" w:eastAsia="Times New Roman" w:hAnsi="Calibri" w:cs="Calibri"/>
+                <w:b/>
+                <w:bCs/>
+                <w:color w:val="000000"/>
+                <w:kern w:val="0"/>
+                <w:sz w:val="28"/>
+                <w:szCs w:val="28"/>
+                <w14:ligatures w14:val="none"/>
+              </w:rPr>
+              <w:t> </w:t>
+            </w:r>
           </w:p>
         </w:tc>
         <w:tc>
@@ -2594,25 +2106,42 @@
             <w:tcW w:w="1878" w:type="dxa"/>
             <w:tcBorders>
               <w:top w:val="nil"/>
-              <w:left w:val="nil"/>
-              <w:bottom w:val="nil"/>
-              <w:right w:val="nil"/>
-            </w:tcBorders>
-            <w:noWrap/>
-            <w:vAlign w:val="bottom"/>
-            <w:hideMark/>
-          </w:tcPr>
-          <w:p>
-            <w:pPr>
-              <w:spacing w:after="0" w:line="240" w:lineRule="auto"/>
-              <w:rPr>
-                <w:rFonts w:ascii="Times New Roman" w:eastAsia="Times New Roman" w:hAnsi="Times New Roman" w:cs="Times New Roman"/>
-                <w:kern w:val="0"/>
-                <w:sz w:val="20"/>
-                <w:szCs w:val="20"/>
-                <w14:ligatures w14:val="none"/>
-              </w:rPr>
-            </w:pPr>
+              <w:left w:val="single" w:sz="8" w:space="0" w:color="auto"/>
+              <w:bottom w:val="single" w:sz="8" w:space="0" w:color="auto"/>
+              <w:right w:val="single" w:sz="8" w:space="0" w:color="auto"/>
+            </w:tcBorders>
+            <w:noWrap/>
+            <w:vAlign w:val="bottom"/>
+            <w:hideMark/>
+          </w:tcPr>
+          <w:p>
+            <w:pPr>
+              <w:spacing w:after="0" w:line="240" w:lineRule="auto"/>
+              <w:jc w:val="center"/>
+              <w:rPr>
+                <w:rFonts w:ascii="Calibri" w:eastAsia="Times New Roman" w:hAnsi="Calibri" w:cs="Calibri"/>
+                <w:b/>
+                <w:bCs/>
+                <w:color w:val="000000"/>
+                <w:kern w:val="0"/>
+                <w:sz w:val="28"/>
+                <w:szCs w:val="28"/>
+                <w14:ligatures w14:val="none"/>
+              </w:rPr>
+            </w:pPr>
+            <w:r>
+              <w:rPr>
+                <w:rFonts w:ascii="Calibri" w:eastAsia="Times New Roman" w:hAnsi="Calibri" w:cs="Calibri"/>
+                <w:b/>
+                <w:bCs/>
+                <w:color w:val="000000"/>
+                <w:kern w:val="0"/>
+                <w:sz w:val="28"/>
+                <w:szCs w:val="28"/>
+                <w14:ligatures w14:val="none"/>
+              </w:rPr>
+              <w:t> </w:t>
+            </w:r>
           </w:p>
         </w:tc>
         <w:tc>
@@ -2620,25 +2149,42 @@
             <w:tcW w:w="2261" w:type="dxa"/>
             <w:tcBorders>
               <w:top w:val="nil"/>
-              <w:left w:val="nil"/>
-              <w:bottom w:val="nil"/>
-              <w:right w:val="nil"/>
-            </w:tcBorders>
-            <w:noWrap/>
-            <w:vAlign w:val="bottom"/>
-            <w:hideMark/>
-          </w:tcPr>
-          <w:p>
-            <w:pPr>
-              <w:spacing w:after="0" w:line="240" w:lineRule="auto"/>
-              <w:rPr>
-                <w:rFonts w:ascii="Times New Roman" w:eastAsia="Times New Roman" w:hAnsi="Times New Roman" w:cs="Times New Roman"/>
-                <w:kern w:val="0"/>
-                <w:sz w:val="20"/>
-                <w:szCs w:val="20"/>
-                <w14:ligatures w14:val="none"/>
-              </w:rPr>
-            </w:pPr>
+              <w:left w:val="single" w:sz="8" w:space="0" w:color="auto"/>
+              <w:bottom w:val="single" w:sz="8" w:space="0" w:color="auto"/>
+              <w:right w:val="single" w:sz="8" w:space="0" w:color="auto"/>
+            </w:tcBorders>
+            <w:noWrap/>
+            <w:vAlign w:val="bottom"/>
+            <w:hideMark/>
+          </w:tcPr>
+          <w:p>
+            <w:pPr>
+              <w:spacing w:after="0" w:line="240" w:lineRule="auto"/>
+              <w:jc w:val="center"/>
+              <w:rPr>
+                <w:rFonts w:ascii="Calibri" w:eastAsia="Times New Roman" w:hAnsi="Calibri" w:cs="Calibri"/>
+                <w:b/>
+                <w:bCs/>
+                <w:color w:val="000000"/>
+                <w:kern w:val="0"/>
+                <w:sz w:val="28"/>
+                <w:szCs w:val="28"/>
+                <w14:ligatures w14:val="none"/>
+              </w:rPr>
+            </w:pPr>
+            <w:r>
+              <w:rPr>
+                <w:rFonts w:ascii="Calibri" w:eastAsia="Times New Roman" w:hAnsi="Calibri" w:cs="Calibri"/>
+                <w:b/>
+                <w:bCs/>
+                <w:color w:val="000000"/>
+                <w:kern w:val="0"/>
+                <w:sz w:val="28"/>
+                <w:szCs w:val="28"/>
+                <w14:ligatures w14:val="none"/>
+              </w:rPr>
+              <w:t> </w:t>
+            </w:r>
           </w:p>
         </w:tc>
       </w:tr>
@@ -2651,26 +2197,24 @@
             <w:tcW w:w="1174" w:type="dxa"/>
             <w:tcBorders>
               <w:top w:val="nil"/>
-              <w:left w:val="nil"/>
-              <w:bottom w:val="nil"/>
-              <w:right w:val="nil"/>
-            </w:tcBorders>
-            <w:noWrap/>
-            <w:vAlign w:val="bottom"/>
-            <w:hideMark/>
-          </w:tcPr>
-          <w:p>
-            <w:pPr>
-              <w:spacing w:after="0" w:line="240" w:lineRule="auto"/>
-              <w:jc w:val="center"/>
-              <w:rPr>
-                <w:rFonts w:ascii="Calibri" w:eastAsia="Times New Roman" w:hAnsi="Calibri" w:cs="Calibri"/>
-                <w:b/>
-                <w:bCs/>
-                <w:color w:val="000000"/>
-                <w:kern w:val="0"/>
-                <w:sz w:val="28"/>
-                <w:szCs w:val="28"/>
+              <w:left w:val="single" w:sz="8" w:space="0" w:color="auto"/>
+              <w:bottom w:val="single" w:sz="8" w:space="0" w:color="auto"/>
+              <w:right w:val="single" w:sz="8" w:space="0" w:color="auto"/>
+            </w:tcBorders>
+            <w:noWrap/>
+            <w:vAlign w:val="center"/>
+          </w:tcPr>
+          <w:p>
+            <w:pPr>
+              <w:spacing w:after="0" w:line="240" w:lineRule="auto"/>
+              <w:jc w:val="center"/>
+              <w:rPr>
+                <w:rFonts w:ascii="Arial" w:eastAsia="Times New Roman" w:hAnsi="Arial" w:cs="Arial"/>
+                <w:b/>
+                <w:bCs/>
+                <w:color w:val="000000"/>
+                <w:kern w:val="0"/>
+                <w:rtl/>
                 <w14:ligatures w14:val="none"/>
               </w:rPr>
             </w:pPr>
@@ -2679,7 +2223,7 @@
                 <w:rFonts w:ascii="Calibri" w:hAnsi="Calibri"/>
                 <w:sz w:val="24"/>
               </w:rPr>
-              <w:t>{{ item(5, 'employee_id') }}</w:t>
+              <w:t>{{ item(3, 'employee_id') }}</w:t>
             </w:r>
           </w:p>
         </w:tc>
@@ -2688,25 +2232,25 @@
             <w:tcW w:w="3081" w:type="dxa"/>
             <w:tcBorders>
               <w:top w:val="nil"/>
-              <w:left w:val="nil"/>
-              <w:bottom w:val="nil"/>
-              <w:right w:val="nil"/>
-            </w:tcBorders>
-            <w:noWrap/>
-            <w:vAlign w:val="bottom"/>
-            <w:hideMark/>
-          </w:tcPr>
-          <w:p>
-            <w:pPr>
-              <w:spacing w:after="0" w:line="240" w:lineRule="auto"/>
-              <w:rPr>
-                <w:rFonts w:ascii="Times New Roman" w:eastAsia="Times New Roman" w:hAnsi="Times New Roman" w:cs="Times New Roman"/>
-                <w:kern w:val="0"/>
-                <w:sz w:val="20"/>
-                <w:szCs w:val="20"/>
-                <w14:ligatures w14:val="none"/>
-              </w:rPr>
+              <w:left w:val="single" w:sz="8" w:space="0" w:color="auto"/>
+              <w:bottom w:val="single" w:sz="8" w:space="0" w:color="auto"/>
+              <w:right w:val="single" w:sz="8" w:space="0" w:color="auto"/>
+            </w:tcBorders>
+            <w:vAlign w:val="center"/>
+          </w:tcPr>
+          <w:p>
+            <w:pPr>
               <w:bidi/>
+              <w:spacing w:after="0" w:line="240" w:lineRule="auto"/>
+              <w:jc w:val="center"/>
+              <w:rPr>
+                <w:rFonts w:ascii="Arial" w:eastAsia="Times New Roman" w:hAnsi="Arial" w:cs="Arial"/>
+                <w:b/>
+                <w:bCs/>
+                <w:color w:val="000000"/>
+                <w:kern w:val="0"/>
+                <w14:ligatures w14:val="none"/>
+              </w:rPr>
             </w:pPr>
             <w:r>
               <w:rPr>
@@ -2716,7 +2260,7 @@
                 <w:cs/>
                 <w:szCs w:val="24"/>
               </w:rPr>
-              <w:t>{{ item(5, 'name') }}</w:t>
+              <w:t>{{ item(3, 'name') }}</w:t>
             </w:r>
           </w:p>
         </w:tc>
@@ -2725,25 +2269,26 @@
             <w:tcW w:w="1135" w:type="dxa"/>
             <w:tcBorders>
               <w:top w:val="nil"/>
-              <w:left w:val="nil"/>
-              <w:bottom w:val="nil"/>
-              <w:right w:val="nil"/>
-            </w:tcBorders>
-            <w:noWrap/>
-            <w:vAlign w:val="bottom"/>
-            <w:hideMark/>
-          </w:tcPr>
-          <w:p>
-            <w:pPr>
-              <w:spacing w:after="0" w:line="240" w:lineRule="auto"/>
-              <w:rPr>
-                <w:rFonts w:ascii="Times New Roman" w:eastAsia="Times New Roman" w:hAnsi="Times New Roman" w:cs="Times New Roman"/>
-                <w:kern w:val="0"/>
-                <w:sz w:val="20"/>
-                <w:szCs w:val="20"/>
-                <w14:ligatures w14:val="none"/>
-              </w:rPr>
+              <w:left w:val="single" w:sz="8" w:space="0" w:color="auto"/>
+              <w:bottom w:val="single" w:sz="8" w:space="0" w:color="auto"/>
+              <w:right w:val="single" w:sz="8" w:space="0" w:color="auto"/>
+            </w:tcBorders>
+            <w:vAlign w:val="center"/>
+          </w:tcPr>
+          <w:p>
+            <w:pPr>
               <w:bidi/>
+              <w:spacing w:after="0" w:line="240" w:lineRule="auto"/>
+              <w:jc w:val="center"/>
+              <w:rPr>
+                <w:rFonts w:ascii="Arial" w:eastAsia="Times New Roman" w:hAnsi="Arial" w:cs="Arial"/>
+                <w:b/>
+                <w:bCs/>
+                <w:color w:val="000000"/>
+                <w:kern w:val="0"/>
+                <w:rtl/>
+                <w14:ligatures w14:val="none"/>
+              </w:rPr>
             </w:pPr>
             <w:r>
               <w:rPr>
@@ -2753,7 +2298,7 @@
                 <w:cs/>
                 <w:szCs w:val="24"/>
               </w:rPr>
-              <w:t>{{ item(5, 'nationality') }}</w:t>
+              <w:t>{{ item(3, 'nationality') }}</w:t>
             </w:r>
           </w:p>
         </w:tc>
@@ -2762,22 +2307,26 @@
             <w:tcW w:w="1822" w:type="dxa"/>
             <w:tcBorders>
               <w:top w:val="nil"/>
-              <w:left w:val="nil"/>
-              <w:bottom w:val="nil"/>
-              <w:right w:val="nil"/>
-            </w:tcBorders>
-            <w:noWrap/>
-            <w:vAlign w:val="bottom"/>
-            <w:hideMark/>
-          </w:tcPr>
-          <w:p>
-            <w:pPr>
-              <w:spacing w:after="0" w:line="240" w:lineRule="auto"/>
-              <w:rPr>
-                <w:rFonts w:ascii="Times New Roman" w:eastAsia="Times New Roman" w:hAnsi="Times New Roman" w:cs="Times New Roman"/>
-                <w:kern w:val="0"/>
-                <w:sz w:val="20"/>
-                <w:szCs w:val="20"/>
+              <w:left w:val="single" w:sz="8" w:space="0" w:color="auto"/>
+              <w:bottom w:val="single" w:sz="8" w:space="0" w:color="auto"/>
+              <w:right w:val="single" w:sz="8" w:space="0" w:color="auto"/>
+            </w:tcBorders>
+            <w:noWrap/>
+            <w:vAlign w:val="bottom"/>
+          </w:tcPr>
+          <w:p>
+            <w:pPr>
+              <w:spacing w:after="0" w:line="240" w:lineRule="auto"/>
+              <w:jc w:val="center"/>
+              <w:rPr>
+                <w:rFonts w:ascii="Calibri" w:eastAsia="Times New Roman" w:hAnsi="Calibri" w:cs="Calibri"/>
+                <w:b/>
+                <w:bCs/>
+                <w:color w:val="000000"/>
+                <w:kern w:val="0"/>
+                <w:sz w:val="28"/>
+                <w:szCs w:val="28"/>
+                <w:rtl/>
                 <w14:ligatures w14:val="none"/>
               </w:rPr>
             </w:pPr>
@@ -2786,7 +2335,7 @@
                 <w:rFonts w:ascii="Calibri" w:hAnsi="Calibri"/>
                 <w:sz w:val="24"/>
               </w:rPr>
-              <w:t>{{ item(5, 'passport_no') }}</w:t>
+              <w:t>{{ item(3, 'passport_no') }}</w:t>
             </w:r>
           </w:p>
         </w:tc>
@@ -2795,25 +2344,42 @@
             <w:tcW w:w="1900" w:type="dxa"/>
             <w:tcBorders>
               <w:top w:val="nil"/>
-              <w:left w:val="nil"/>
-              <w:bottom w:val="nil"/>
-              <w:right w:val="nil"/>
-            </w:tcBorders>
-            <w:noWrap/>
-            <w:vAlign w:val="bottom"/>
-            <w:hideMark/>
-          </w:tcPr>
-          <w:p>
-            <w:pPr>
-              <w:spacing w:after="0" w:line="240" w:lineRule="auto"/>
-              <w:rPr>
-                <w:rFonts w:ascii="Times New Roman" w:eastAsia="Times New Roman" w:hAnsi="Times New Roman" w:cs="Times New Roman"/>
-                <w:kern w:val="0"/>
-                <w:sz w:val="20"/>
-                <w:szCs w:val="20"/>
-                <w14:ligatures w14:val="none"/>
-              </w:rPr>
-            </w:pPr>
+              <w:left w:val="single" w:sz="8" w:space="0" w:color="auto"/>
+              <w:bottom w:val="single" w:sz="8" w:space="0" w:color="auto"/>
+              <w:right w:val="single" w:sz="8" w:space="0" w:color="auto"/>
+            </w:tcBorders>
+            <w:noWrap/>
+            <w:vAlign w:val="bottom"/>
+            <w:hideMark/>
+          </w:tcPr>
+          <w:p>
+            <w:pPr>
+              <w:spacing w:after="0" w:line="240" w:lineRule="auto"/>
+              <w:jc w:val="center"/>
+              <w:rPr>
+                <w:rFonts w:ascii="Calibri" w:eastAsia="Times New Roman" w:hAnsi="Calibri" w:cs="Calibri"/>
+                <w:b/>
+                <w:bCs/>
+                <w:color w:val="000000"/>
+                <w:kern w:val="0"/>
+                <w:sz w:val="28"/>
+                <w:szCs w:val="28"/>
+                <w14:ligatures w14:val="none"/>
+              </w:rPr>
+            </w:pPr>
+            <w:r>
+              <w:rPr>
+                <w:rFonts w:ascii="Calibri" w:eastAsia="Times New Roman" w:hAnsi="Calibri" w:cs="Calibri"/>
+                <w:b/>
+                <w:bCs/>
+                <w:color w:val="000000"/>
+                <w:kern w:val="0"/>
+                <w:sz w:val="28"/>
+                <w:szCs w:val="28"/>
+                <w14:ligatures w14:val="none"/>
+              </w:rPr>
+              <w:t> </w:t>
+            </w:r>
           </w:p>
         </w:tc>
         <w:tc>
@@ -2821,25 +2387,42 @@
             <w:tcW w:w="1878" w:type="dxa"/>
             <w:tcBorders>
               <w:top w:val="nil"/>
-              <w:left w:val="nil"/>
-              <w:bottom w:val="nil"/>
-              <w:right w:val="nil"/>
-            </w:tcBorders>
-            <w:noWrap/>
-            <w:vAlign w:val="bottom"/>
-            <w:hideMark/>
-          </w:tcPr>
-          <w:p>
-            <w:pPr>
-              <w:spacing w:after="0" w:line="240" w:lineRule="auto"/>
-              <w:rPr>
-                <w:rFonts w:ascii="Times New Roman" w:eastAsia="Times New Roman" w:hAnsi="Times New Roman" w:cs="Times New Roman"/>
-                <w:kern w:val="0"/>
-                <w:sz w:val="20"/>
-                <w:szCs w:val="20"/>
-                <w14:ligatures w14:val="none"/>
-              </w:rPr>
-            </w:pPr>
+              <w:left w:val="single" w:sz="8" w:space="0" w:color="auto"/>
+              <w:bottom w:val="single" w:sz="8" w:space="0" w:color="auto"/>
+              <w:right w:val="single" w:sz="8" w:space="0" w:color="auto"/>
+            </w:tcBorders>
+            <w:noWrap/>
+            <w:vAlign w:val="bottom"/>
+            <w:hideMark/>
+          </w:tcPr>
+          <w:p>
+            <w:pPr>
+              <w:spacing w:after="0" w:line="240" w:lineRule="auto"/>
+              <w:jc w:val="center"/>
+              <w:rPr>
+                <w:rFonts w:ascii="Calibri" w:eastAsia="Times New Roman" w:hAnsi="Calibri" w:cs="Calibri"/>
+                <w:b/>
+                <w:bCs/>
+                <w:color w:val="000000"/>
+                <w:kern w:val="0"/>
+                <w:sz w:val="28"/>
+                <w:szCs w:val="28"/>
+                <w14:ligatures w14:val="none"/>
+              </w:rPr>
+            </w:pPr>
+            <w:r>
+              <w:rPr>
+                <w:rFonts w:ascii="Calibri" w:eastAsia="Times New Roman" w:hAnsi="Calibri" w:cs="Calibri"/>
+                <w:b/>
+                <w:bCs/>
+                <w:color w:val="000000"/>
+                <w:kern w:val="0"/>
+                <w:sz w:val="28"/>
+                <w:szCs w:val="28"/>
+                <w14:ligatures w14:val="none"/>
+              </w:rPr>
+              <w:t> </w:t>
+            </w:r>
           </w:p>
         </w:tc>
         <w:tc>
@@ -2847,25 +2430,42 @@
             <w:tcW w:w="2261" w:type="dxa"/>
             <w:tcBorders>
               <w:top w:val="nil"/>
-              <w:left w:val="nil"/>
-              <w:bottom w:val="nil"/>
-              <w:right w:val="nil"/>
-            </w:tcBorders>
-            <w:noWrap/>
-            <w:vAlign w:val="bottom"/>
-            <w:hideMark/>
-          </w:tcPr>
-          <w:p>
-            <w:pPr>
-              <w:spacing w:after="0" w:line="240" w:lineRule="auto"/>
-              <w:rPr>
-                <w:rFonts w:ascii="Times New Roman" w:eastAsia="Times New Roman" w:hAnsi="Times New Roman" w:cs="Times New Roman"/>
-                <w:kern w:val="0"/>
-                <w:sz w:val="20"/>
-                <w:szCs w:val="20"/>
-                <w14:ligatures w14:val="none"/>
-              </w:rPr>
-            </w:pPr>
+              <w:left w:val="single" w:sz="8" w:space="0" w:color="auto"/>
+              <w:bottom w:val="single" w:sz="8" w:space="0" w:color="auto"/>
+              <w:right w:val="single" w:sz="8" w:space="0" w:color="auto"/>
+            </w:tcBorders>
+            <w:noWrap/>
+            <w:vAlign w:val="bottom"/>
+            <w:hideMark/>
+          </w:tcPr>
+          <w:p>
+            <w:pPr>
+              <w:spacing w:after="0" w:line="240" w:lineRule="auto"/>
+              <w:jc w:val="center"/>
+              <w:rPr>
+                <w:rFonts w:ascii="Calibri" w:eastAsia="Times New Roman" w:hAnsi="Calibri" w:cs="Calibri"/>
+                <w:b/>
+                <w:bCs/>
+                <w:color w:val="000000"/>
+                <w:kern w:val="0"/>
+                <w:sz w:val="28"/>
+                <w:szCs w:val="28"/>
+                <w14:ligatures w14:val="none"/>
+              </w:rPr>
+            </w:pPr>
+            <w:r>
+              <w:rPr>
+                <w:rFonts w:ascii="Calibri" w:eastAsia="Times New Roman" w:hAnsi="Calibri" w:cs="Calibri"/>
+                <w:b/>
+                <w:bCs/>
+                <w:color w:val="000000"/>
+                <w:kern w:val="0"/>
+                <w:sz w:val="28"/>
+                <w:szCs w:val="28"/>
+                <w14:ligatures w14:val="none"/>
+              </w:rPr>
+              <w:t> </w:t>
+            </w:r>
           </w:p>
         </w:tc>
       </w:tr>
@@ -2878,26 +2478,24 @@
             <w:tcW w:w="1174" w:type="dxa"/>
             <w:tcBorders>
               <w:top w:val="nil"/>
-              <w:left w:val="nil"/>
-              <w:bottom w:val="nil"/>
-              <w:right w:val="nil"/>
-            </w:tcBorders>
-            <w:noWrap/>
-            <w:vAlign w:val="bottom"/>
-            <w:hideMark/>
-          </w:tcPr>
-          <w:p>
-            <w:pPr>
-              <w:spacing w:after="0" w:line="240" w:lineRule="auto"/>
-              <w:jc w:val="center"/>
-              <w:rPr>
-                <w:rFonts w:ascii="Calibri" w:eastAsia="Times New Roman" w:hAnsi="Calibri" w:cs="Calibri"/>
-                <w:b/>
-                <w:bCs/>
-                <w:color w:val="000000"/>
-                <w:kern w:val="0"/>
-                <w:sz w:val="28"/>
-                <w:szCs w:val="28"/>
+              <w:left w:val="single" w:sz="8" w:space="0" w:color="auto"/>
+              <w:bottom w:val="single" w:sz="8" w:space="0" w:color="auto"/>
+              <w:right w:val="single" w:sz="8" w:space="0" w:color="auto"/>
+            </w:tcBorders>
+            <w:noWrap/>
+            <w:vAlign w:val="center"/>
+          </w:tcPr>
+          <w:p>
+            <w:pPr>
+              <w:spacing w:after="0" w:line="240" w:lineRule="auto"/>
+              <w:jc w:val="center"/>
+              <w:rPr>
+                <w:rFonts w:ascii="Arial" w:eastAsia="Times New Roman" w:hAnsi="Arial" w:cs="Arial"/>
+                <w:b/>
+                <w:bCs/>
+                <w:color w:val="000000"/>
+                <w:kern w:val="0"/>
+                <w:rtl/>
                 <w14:ligatures w14:val="none"/>
               </w:rPr>
             </w:pPr>
@@ -2906,7 +2504,7 @@
                 <w:rFonts w:ascii="Calibri" w:hAnsi="Calibri"/>
                 <w:sz w:val="24"/>
               </w:rPr>
-              <w:t>{{ item(6, 'employee_id') }}</w:t>
+              <w:t>{{ item(4, 'employee_id') }}</w:t>
             </w:r>
           </w:p>
         </w:tc>
@@ -2915,25 +2513,25 @@
             <w:tcW w:w="3081" w:type="dxa"/>
             <w:tcBorders>
               <w:top w:val="nil"/>
-              <w:left w:val="nil"/>
-              <w:bottom w:val="nil"/>
-              <w:right w:val="nil"/>
-            </w:tcBorders>
-            <w:noWrap/>
-            <w:vAlign w:val="bottom"/>
-            <w:hideMark/>
-          </w:tcPr>
-          <w:p>
-            <w:pPr>
-              <w:spacing w:after="0" w:line="240" w:lineRule="auto"/>
-              <w:rPr>
-                <w:rFonts w:ascii="Times New Roman" w:eastAsia="Times New Roman" w:hAnsi="Times New Roman" w:cs="Times New Roman"/>
-                <w:kern w:val="0"/>
-                <w:sz w:val="20"/>
-                <w:szCs w:val="20"/>
-                <w14:ligatures w14:val="none"/>
-              </w:rPr>
+              <w:left w:val="single" w:sz="8" w:space="0" w:color="auto"/>
+              <w:bottom w:val="single" w:sz="8" w:space="0" w:color="auto"/>
+              <w:right w:val="single" w:sz="8" w:space="0" w:color="auto"/>
+            </w:tcBorders>
+            <w:vAlign w:val="center"/>
+          </w:tcPr>
+          <w:p>
+            <w:pPr>
               <w:bidi/>
+              <w:spacing w:after="0" w:line="240" w:lineRule="auto"/>
+              <w:jc w:val="center"/>
+              <w:rPr>
+                <w:rFonts w:ascii="Arial" w:eastAsia="Times New Roman" w:hAnsi="Arial" w:cs="Arial"/>
+                <w:b/>
+                <w:bCs/>
+                <w:color w:val="000000"/>
+                <w:kern w:val="0"/>
+                <w14:ligatures w14:val="none"/>
+              </w:rPr>
             </w:pPr>
             <w:r>
               <w:rPr>
@@ -2943,7 +2541,7 @@
                 <w:cs/>
                 <w:szCs w:val="24"/>
               </w:rPr>
-              <w:t>{{ item(6, 'name') }}</w:t>
+              <w:t>{{ item(4, 'name') }}</w:t>
             </w:r>
           </w:p>
         </w:tc>
@@ -2952,25 +2550,26 @@
             <w:tcW w:w="1135" w:type="dxa"/>
             <w:tcBorders>
               <w:top w:val="nil"/>
-              <w:left w:val="nil"/>
-              <w:bottom w:val="nil"/>
-              <w:right w:val="nil"/>
-            </w:tcBorders>
-            <w:noWrap/>
-            <w:vAlign w:val="bottom"/>
-            <w:hideMark/>
-          </w:tcPr>
-          <w:p>
-            <w:pPr>
-              <w:spacing w:after="0" w:line="240" w:lineRule="auto"/>
-              <w:rPr>
-                <w:rFonts w:ascii="Times New Roman" w:eastAsia="Times New Roman" w:hAnsi="Times New Roman" w:cs="Times New Roman"/>
-                <w:kern w:val="0"/>
-                <w:sz w:val="20"/>
-                <w:szCs w:val="20"/>
-                <w14:ligatures w14:val="none"/>
-              </w:rPr>
+              <w:left w:val="single" w:sz="8" w:space="0" w:color="auto"/>
+              <w:bottom w:val="single" w:sz="8" w:space="0" w:color="auto"/>
+              <w:right w:val="single" w:sz="8" w:space="0" w:color="auto"/>
+            </w:tcBorders>
+            <w:vAlign w:val="center"/>
+          </w:tcPr>
+          <w:p>
+            <w:pPr>
               <w:bidi/>
+              <w:spacing w:after="0" w:line="240" w:lineRule="auto"/>
+              <w:jc w:val="center"/>
+              <w:rPr>
+                <w:rFonts w:ascii="Arial" w:eastAsia="Times New Roman" w:hAnsi="Arial" w:cs="Arial"/>
+                <w:b/>
+                <w:bCs/>
+                <w:color w:val="000000"/>
+                <w:kern w:val="0"/>
+                <w:rtl/>
+                <w14:ligatures w14:val="none"/>
+              </w:rPr>
             </w:pPr>
             <w:r>
               <w:rPr>
@@ -2980,7 +2579,7 @@
                 <w:cs/>
                 <w:szCs w:val="24"/>
               </w:rPr>
-              <w:t>{{ item(6, 'nationality') }}</w:t>
+              <w:t>{{ item(4, 'nationality') }}</w:t>
             </w:r>
           </w:p>
         </w:tc>
@@ -2989,22 +2588,26 @@
             <w:tcW w:w="1822" w:type="dxa"/>
             <w:tcBorders>
               <w:top w:val="nil"/>
-              <w:left w:val="nil"/>
-              <w:bottom w:val="nil"/>
-              <w:right w:val="nil"/>
-            </w:tcBorders>
-            <w:noWrap/>
-            <w:vAlign w:val="bottom"/>
-            <w:hideMark/>
-          </w:tcPr>
-          <w:p>
-            <w:pPr>
-              <w:spacing w:after="0" w:line="240" w:lineRule="auto"/>
-              <w:rPr>
-                <w:rFonts w:ascii="Times New Roman" w:eastAsia="Times New Roman" w:hAnsi="Times New Roman" w:cs="Times New Roman"/>
-                <w:kern w:val="0"/>
-                <w:sz w:val="20"/>
-                <w:szCs w:val="20"/>
+              <w:left w:val="single" w:sz="8" w:space="0" w:color="auto"/>
+              <w:bottom w:val="single" w:sz="8" w:space="0" w:color="auto"/>
+              <w:right w:val="single" w:sz="8" w:space="0" w:color="auto"/>
+            </w:tcBorders>
+            <w:noWrap/>
+            <w:vAlign w:val="bottom"/>
+          </w:tcPr>
+          <w:p>
+            <w:pPr>
+              <w:spacing w:after="0" w:line="240" w:lineRule="auto"/>
+              <w:jc w:val="center"/>
+              <w:rPr>
+                <w:rFonts w:ascii="Calibri" w:eastAsia="Times New Roman" w:hAnsi="Calibri" w:cs="Calibri"/>
+                <w:b/>
+                <w:bCs/>
+                <w:color w:val="000000"/>
+                <w:kern w:val="0"/>
+                <w:sz w:val="28"/>
+                <w:szCs w:val="28"/>
+                <w:rtl/>
                 <w14:ligatures w14:val="none"/>
               </w:rPr>
             </w:pPr>
@@ -3013,7 +2616,7 @@
                 <w:rFonts w:ascii="Calibri" w:hAnsi="Calibri"/>
                 <w:sz w:val="24"/>
               </w:rPr>
-              <w:t>{{ item(6, 'passport_no') }}</w:t>
+              <w:t>{{ item(4, 'passport_no') }}</w:t>
             </w:r>
           </w:p>
         </w:tc>
@@ -3022,25 +2625,42 @@
             <w:tcW w:w="1900" w:type="dxa"/>
             <w:tcBorders>
               <w:top w:val="nil"/>
-              <w:left w:val="nil"/>
-              <w:bottom w:val="nil"/>
-              <w:right w:val="nil"/>
-            </w:tcBorders>
-            <w:noWrap/>
-            <w:vAlign w:val="bottom"/>
-            <w:hideMark/>
-          </w:tcPr>
-          <w:p>
-            <w:pPr>
-              <w:spacing w:after="0" w:line="240" w:lineRule="auto"/>
-              <w:rPr>
-                <w:rFonts w:ascii="Times New Roman" w:eastAsia="Times New Roman" w:hAnsi="Times New Roman" w:cs="Times New Roman"/>
-                <w:kern w:val="0"/>
-                <w:sz w:val="20"/>
-                <w:szCs w:val="20"/>
-                <w14:ligatures w14:val="none"/>
-              </w:rPr>
-            </w:pPr>
+              <w:left w:val="single" w:sz="8" w:space="0" w:color="auto"/>
+              <w:bottom w:val="single" w:sz="8" w:space="0" w:color="auto"/>
+              <w:right w:val="single" w:sz="8" w:space="0" w:color="auto"/>
+            </w:tcBorders>
+            <w:noWrap/>
+            <w:vAlign w:val="bottom"/>
+            <w:hideMark/>
+          </w:tcPr>
+          <w:p>
+            <w:pPr>
+              <w:spacing w:after="0" w:line="240" w:lineRule="auto"/>
+              <w:jc w:val="center"/>
+              <w:rPr>
+                <w:rFonts w:ascii="Calibri" w:eastAsia="Times New Roman" w:hAnsi="Calibri" w:cs="Calibri"/>
+                <w:b/>
+                <w:bCs/>
+                <w:color w:val="000000"/>
+                <w:kern w:val="0"/>
+                <w:sz w:val="28"/>
+                <w:szCs w:val="28"/>
+                <w14:ligatures w14:val="none"/>
+              </w:rPr>
+            </w:pPr>
+            <w:r>
+              <w:rPr>
+                <w:rFonts w:ascii="Calibri" w:eastAsia="Times New Roman" w:hAnsi="Calibri" w:cs="Calibri"/>
+                <w:b/>
+                <w:bCs/>
+                <w:color w:val="000000"/>
+                <w:kern w:val="0"/>
+                <w:sz w:val="28"/>
+                <w:szCs w:val="28"/>
+                <w14:ligatures w14:val="none"/>
+              </w:rPr>
+              <w:t> </w:t>
+            </w:r>
           </w:p>
         </w:tc>
         <w:tc>
@@ -3048,25 +2668,42 @@
             <w:tcW w:w="1878" w:type="dxa"/>
             <w:tcBorders>
               <w:top w:val="nil"/>
-              <w:left w:val="nil"/>
-              <w:bottom w:val="nil"/>
-              <w:right w:val="nil"/>
-            </w:tcBorders>
-            <w:noWrap/>
-            <w:vAlign w:val="bottom"/>
-            <w:hideMark/>
-          </w:tcPr>
-          <w:p>
-            <w:pPr>
-              <w:spacing w:after="0" w:line="240" w:lineRule="auto"/>
-              <w:rPr>
-                <w:rFonts w:ascii="Times New Roman" w:eastAsia="Times New Roman" w:hAnsi="Times New Roman" w:cs="Times New Roman"/>
-                <w:kern w:val="0"/>
-                <w:sz w:val="20"/>
-                <w:szCs w:val="20"/>
-                <w14:ligatures w14:val="none"/>
-              </w:rPr>
-            </w:pPr>
+              <w:left w:val="single" w:sz="8" w:space="0" w:color="auto"/>
+              <w:bottom w:val="single" w:sz="8" w:space="0" w:color="auto"/>
+              <w:right w:val="single" w:sz="8" w:space="0" w:color="auto"/>
+            </w:tcBorders>
+            <w:noWrap/>
+            <w:vAlign w:val="bottom"/>
+            <w:hideMark/>
+          </w:tcPr>
+          <w:p>
+            <w:pPr>
+              <w:spacing w:after="0" w:line="240" w:lineRule="auto"/>
+              <w:jc w:val="center"/>
+              <w:rPr>
+                <w:rFonts w:ascii="Calibri" w:eastAsia="Times New Roman" w:hAnsi="Calibri" w:cs="Calibri"/>
+                <w:b/>
+                <w:bCs/>
+                <w:color w:val="000000"/>
+                <w:kern w:val="0"/>
+                <w:sz w:val="28"/>
+                <w:szCs w:val="28"/>
+                <w14:ligatures w14:val="none"/>
+              </w:rPr>
+            </w:pPr>
+            <w:r>
+              <w:rPr>
+                <w:rFonts w:ascii="Calibri" w:eastAsia="Times New Roman" w:hAnsi="Calibri" w:cs="Calibri"/>
+                <w:b/>
+                <w:bCs/>
+                <w:color w:val="000000"/>
+                <w:kern w:val="0"/>
+                <w:sz w:val="28"/>
+                <w:szCs w:val="28"/>
+                <w14:ligatures w14:val="none"/>
+              </w:rPr>
+              <w:t> </w:t>
+            </w:r>
           </w:p>
         </w:tc>
         <w:tc>
@@ -3074,25 +2711,42 @@
             <w:tcW w:w="2261" w:type="dxa"/>
             <w:tcBorders>
               <w:top w:val="nil"/>
-              <w:left w:val="nil"/>
-              <w:bottom w:val="nil"/>
-              <w:right w:val="nil"/>
-            </w:tcBorders>
-            <w:noWrap/>
-            <w:vAlign w:val="bottom"/>
-            <w:hideMark/>
-          </w:tcPr>
-          <w:p>
-            <w:pPr>
-              <w:spacing w:after="0" w:line="240" w:lineRule="auto"/>
-              <w:rPr>
-                <w:rFonts w:ascii="Times New Roman" w:eastAsia="Times New Roman" w:hAnsi="Times New Roman" w:cs="Times New Roman"/>
-                <w:kern w:val="0"/>
-                <w:sz w:val="20"/>
-                <w:szCs w:val="20"/>
-                <w14:ligatures w14:val="none"/>
-              </w:rPr>
-            </w:pPr>
+              <w:left w:val="single" w:sz="8" w:space="0" w:color="auto"/>
+              <w:bottom w:val="single" w:sz="8" w:space="0" w:color="auto"/>
+              <w:right w:val="single" w:sz="8" w:space="0" w:color="auto"/>
+            </w:tcBorders>
+            <w:noWrap/>
+            <w:vAlign w:val="bottom"/>
+            <w:hideMark/>
+          </w:tcPr>
+          <w:p>
+            <w:pPr>
+              <w:spacing w:after="0" w:line="240" w:lineRule="auto"/>
+              <w:jc w:val="center"/>
+              <w:rPr>
+                <w:rFonts w:ascii="Calibri" w:eastAsia="Times New Roman" w:hAnsi="Calibri" w:cs="Calibri"/>
+                <w:b/>
+                <w:bCs/>
+                <w:color w:val="000000"/>
+                <w:kern w:val="0"/>
+                <w:sz w:val="28"/>
+                <w:szCs w:val="28"/>
+                <w14:ligatures w14:val="none"/>
+              </w:rPr>
+            </w:pPr>
+            <w:r>
+              <w:rPr>
+                <w:rFonts w:ascii="Calibri" w:eastAsia="Times New Roman" w:hAnsi="Calibri" w:cs="Calibri"/>
+                <w:b/>
+                <w:bCs/>
+                <w:color w:val="000000"/>
+                <w:kern w:val="0"/>
+                <w:sz w:val="28"/>
+                <w:szCs w:val="28"/>
+                <w14:ligatures w14:val="none"/>
+              </w:rPr>
+              <w:t> </w:t>
+            </w:r>
           </w:p>
         </w:tc>
       </w:tr>
@@ -3105,26 +2759,24 @@
             <w:tcW w:w="1174" w:type="dxa"/>
             <w:tcBorders>
               <w:top w:val="nil"/>
-              <w:left w:val="nil"/>
-              <w:bottom w:val="nil"/>
-              <w:right w:val="nil"/>
-            </w:tcBorders>
-            <w:noWrap/>
-            <w:vAlign w:val="bottom"/>
-            <w:hideMark/>
-          </w:tcPr>
-          <w:p>
-            <w:pPr>
-              <w:spacing w:after="0" w:line="240" w:lineRule="auto"/>
-              <w:jc w:val="center"/>
-              <w:rPr>
-                <w:rFonts w:ascii="Calibri" w:eastAsia="Times New Roman" w:hAnsi="Calibri" w:cs="Calibri"/>
-                <w:b/>
-                <w:bCs/>
-                <w:color w:val="000000"/>
-                <w:kern w:val="0"/>
-                <w:sz w:val="28"/>
-                <w:szCs w:val="28"/>
+              <w:left w:val="single" w:sz="8" w:space="0" w:color="auto"/>
+              <w:bottom w:val="single" w:sz="8" w:space="0" w:color="auto"/>
+              <w:right w:val="single" w:sz="8" w:space="0" w:color="auto"/>
+            </w:tcBorders>
+            <w:noWrap/>
+            <w:vAlign w:val="center"/>
+          </w:tcPr>
+          <w:p>
+            <w:pPr>
+              <w:spacing w:after="0" w:line="240" w:lineRule="auto"/>
+              <w:jc w:val="center"/>
+              <w:rPr>
+                <w:rFonts w:ascii="Arial" w:eastAsia="Times New Roman" w:hAnsi="Arial" w:cs="Arial"/>
+                <w:b/>
+                <w:bCs/>
+                <w:color w:val="000000"/>
+                <w:kern w:val="0"/>
+                <w:rtl/>
                 <w14:ligatures w14:val="none"/>
               </w:rPr>
             </w:pPr>
@@ -3133,7 +2785,7 @@
                 <w:rFonts w:ascii="Calibri" w:hAnsi="Calibri"/>
                 <w:sz w:val="24"/>
               </w:rPr>
-              <w:t>{{ item(7, 'employee_id') }}</w:t>
+              <w:t>{{ item(5, 'employee_id') }}</w:t>
             </w:r>
           </w:p>
         </w:tc>
@@ -3142,25 +2794,25 @@
             <w:tcW w:w="3081" w:type="dxa"/>
             <w:tcBorders>
               <w:top w:val="nil"/>
-              <w:left w:val="nil"/>
-              <w:bottom w:val="nil"/>
-              <w:right w:val="nil"/>
-            </w:tcBorders>
-            <w:noWrap/>
-            <w:vAlign w:val="bottom"/>
-            <w:hideMark/>
-          </w:tcPr>
-          <w:p>
-            <w:pPr>
-              <w:spacing w:after="0" w:line="240" w:lineRule="auto"/>
-              <w:rPr>
-                <w:rFonts w:ascii="Times New Roman" w:eastAsia="Times New Roman" w:hAnsi="Times New Roman" w:cs="Times New Roman"/>
-                <w:kern w:val="0"/>
-                <w:sz w:val="20"/>
-                <w:szCs w:val="20"/>
-                <w14:ligatures w14:val="none"/>
-              </w:rPr>
+              <w:left w:val="single" w:sz="8" w:space="0" w:color="auto"/>
+              <w:bottom w:val="single" w:sz="8" w:space="0" w:color="auto"/>
+              <w:right w:val="single" w:sz="8" w:space="0" w:color="auto"/>
+            </w:tcBorders>
+            <w:vAlign w:val="center"/>
+          </w:tcPr>
+          <w:p>
+            <w:pPr>
               <w:bidi/>
+              <w:spacing w:after="0" w:line="240" w:lineRule="auto"/>
+              <w:jc w:val="center"/>
+              <w:rPr>
+                <w:rFonts w:ascii="Arial" w:eastAsia="Times New Roman" w:hAnsi="Arial" w:cs="Arial"/>
+                <w:b/>
+                <w:bCs/>
+                <w:color w:val="000000"/>
+                <w:kern w:val="0"/>
+                <w14:ligatures w14:val="none"/>
+              </w:rPr>
             </w:pPr>
             <w:r>
               <w:rPr>
@@ -3170,7 +2822,7 @@
                 <w:cs/>
                 <w:szCs w:val="24"/>
               </w:rPr>
-              <w:t>{{ item(7, 'name') }}</w:t>
+              <w:t>{{ item(5, 'name') }}</w:t>
             </w:r>
           </w:p>
         </w:tc>
@@ -3179,25 +2831,26 @@
             <w:tcW w:w="1135" w:type="dxa"/>
             <w:tcBorders>
               <w:top w:val="nil"/>
-              <w:left w:val="nil"/>
-              <w:bottom w:val="nil"/>
-              <w:right w:val="nil"/>
-            </w:tcBorders>
-            <w:noWrap/>
-            <w:vAlign w:val="bottom"/>
-            <w:hideMark/>
-          </w:tcPr>
-          <w:p>
-            <w:pPr>
-              <w:spacing w:after="0" w:line="240" w:lineRule="auto"/>
-              <w:rPr>
-                <w:rFonts w:ascii="Times New Roman" w:eastAsia="Times New Roman" w:hAnsi="Times New Roman" w:cs="Times New Roman"/>
-                <w:kern w:val="0"/>
-                <w:sz w:val="20"/>
-                <w:szCs w:val="20"/>
-                <w14:ligatures w14:val="none"/>
-              </w:rPr>
+              <w:left w:val="single" w:sz="8" w:space="0" w:color="auto"/>
+              <w:bottom w:val="single" w:sz="8" w:space="0" w:color="auto"/>
+              <w:right w:val="single" w:sz="8" w:space="0" w:color="auto"/>
+            </w:tcBorders>
+            <w:vAlign w:val="center"/>
+          </w:tcPr>
+          <w:p>
+            <w:pPr>
               <w:bidi/>
+              <w:spacing w:after="0" w:line="240" w:lineRule="auto"/>
+              <w:jc w:val="center"/>
+              <w:rPr>
+                <w:rFonts w:ascii="Arial" w:eastAsia="Times New Roman" w:hAnsi="Arial" w:cs="Arial"/>
+                <w:b/>
+                <w:bCs/>
+                <w:color w:val="000000"/>
+                <w:kern w:val="0"/>
+                <w:rtl/>
+                <w14:ligatures w14:val="none"/>
+              </w:rPr>
             </w:pPr>
             <w:r>
               <w:rPr>
@@ -3207,7 +2860,7 @@
                 <w:cs/>
                 <w:szCs w:val="24"/>
               </w:rPr>
-              <w:t>{{ item(7, 'nationality') }}</w:t>
+              <w:t>{{ item(5, 'nationality') }}</w:t>
             </w:r>
           </w:p>
         </w:tc>
@@ -3216,22 +2869,26 @@
             <w:tcW w:w="1822" w:type="dxa"/>
             <w:tcBorders>
               <w:top w:val="nil"/>
-              <w:left w:val="nil"/>
-              <w:bottom w:val="nil"/>
-              <w:right w:val="nil"/>
-            </w:tcBorders>
-            <w:noWrap/>
-            <w:vAlign w:val="bottom"/>
-            <w:hideMark/>
-          </w:tcPr>
-          <w:p>
-            <w:pPr>
-              <w:spacing w:after="0" w:line="240" w:lineRule="auto"/>
-              <w:rPr>
-                <w:rFonts w:ascii="Times New Roman" w:eastAsia="Times New Roman" w:hAnsi="Times New Roman" w:cs="Times New Roman"/>
-                <w:kern w:val="0"/>
-                <w:sz w:val="20"/>
-                <w:szCs w:val="20"/>
+              <w:left w:val="single" w:sz="8" w:space="0" w:color="auto"/>
+              <w:bottom w:val="single" w:sz="8" w:space="0" w:color="auto"/>
+              <w:right w:val="single" w:sz="8" w:space="0" w:color="auto"/>
+            </w:tcBorders>
+            <w:noWrap/>
+            <w:vAlign w:val="bottom"/>
+          </w:tcPr>
+          <w:p>
+            <w:pPr>
+              <w:spacing w:after="0" w:line="240" w:lineRule="auto"/>
+              <w:jc w:val="center"/>
+              <w:rPr>
+                <w:rFonts w:ascii="Calibri" w:eastAsia="Times New Roman" w:hAnsi="Calibri" w:cs="Calibri"/>
+                <w:b/>
+                <w:bCs/>
+                <w:color w:val="000000"/>
+                <w:kern w:val="0"/>
+                <w:sz w:val="28"/>
+                <w:szCs w:val="28"/>
+                <w:rtl/>
                 <w14:ligatures w14:val="none"/>
               </w:rPr>
             </w:pPr>
@@ -3240,7 +2897,7 @@
                 <w:rFonts w:ascii="Calibri" w:hAnsi="Calibri"/>
                 <w:sz w:val="24"/>
               </w:rPr>
-              <w:t>{{ item(7, 'passport_no') }}</w:t>
+              <w:t>{{ item(5, 'passport_no') }}</w:t>
             </w:r>
           </w:p>
         </w:tc>
@@ -3249,25 +2906,42 @@
             <w:tcW w:w="1900" w:type="dxa"/>
             <w:tcBorders>
               <w:top w:val="nil"/>
-              <w:left w:val="nil"/>
-              <w:bottom w:val="nil"/>
-              <w:right w:val="nil"/>
-            </w:tcBorders>
-            <w:noWrap/>
-            <w:vAlign w:val="bottom"/>
-            <w:hideMark/>
-          </w:tcPr>
-          <w:p>
-            <w:pPr>
-              <w:spacing w:after="0" w:line="240" w:lineRule="auto"/>
-              <w:rPr>
-                <w:rFonts w:ascii="Times New Roman" w:eastAsia="Times New Roman" w:hAnsi="Times New Roman" w:cs="Times New Roman"/>
-                <w:kern w:val="0"/>
-                <w:sz w:val="20"/>
-                <w:szCs w:val="20"/>
-                <w14:ligatures w14:val="none"/>
-              </w:rPr>
-            </w:pPr>
+              <w:left w:val="single" w:sz="8" w:space="0" w:color="auto"/>
+              <w:bottom w:val="single" w:sz="8" w:space="0" w:color="auto"/>
+              <w:right w:val="single" w:sz="8" w:space="0" w:color="auto"/>
+            </w:tcBorders>
+            <w:noWrap/>
+            <w:vAlign w:val="bottom"/>
+            <w:hideMark/>
+          </w:tcPr>
+          <w:p>
+            <w:pPr>
+              <w:spacing w:after="0" w:line="240" w:lineRule="auto"/>
+              <w:jc w:val="center"/>
+              <w:rPr>
+                <w:rFonts w:ascii="Calibri" w:eastAsia="Times New Roman" w:hAnsi="Calibri" w:cs="Calibri"/>
+                <w:b/>
+                <w:bCs/>
+                <w:color w:val="000000"/>
+                <w:kern w:val="0"/>
+                <w:sz w:val="28"/>
+                <w:szCs w:val="28"/>
+                <w14:ligatures w14:val="none"/>
+              </w:rPr>
+            </w:pPr>
+            <w:r>
+              <w:rPr>
+                <w:rFonts w:ascii="Calibri" w:eastAsia="Times New Roman" w:hAnsi="Calibri" w:cs="Calibri"/>
+                <w:b/>
+                <w:bCs/>
+                <w:color w:val="000000"/>
+                <w:kern w:val="0"/>
+                <w:sz w:val="28"/>
+                <w:szCs w:val="28"/>
+                <w14:ligatures w14:val="none"/>
+              </w:rPr>
+              <w:t> </w:t>
+            </w:r>
           </w:p>
         </w:tc>
         <w:tc>
@@ -3275,25 +2949,42 @@
             <w:tcW w:w="1878" w:type="dxa"/>
             <w:tcBorders>
               <w:top w:val="nil"/>
-              <w:left w:val="nil"/>
-              <w:bottom w:val="nil"/>
-              <w:right w:val="nil"/>
-            </w:tcBorders>
-            <w:noWrap/>
-            <w:vAlign w:val="bottom"/>
-            <w:hideMark/>
-          </w:tcPr>
-          <w:p>
-            <w:pPr>
-              <w:spacing w:after="0" w:line="240" w:lineRule="auto"/>
-              <w:rPr>
-                <w:rFonts w:ascii="Times New Roman" w:eastAsia="Times New Roman" w:hAnsi="Times New Roman" w:cs="Times New Roman"/>
-                <w:kern w:val="0"/>
-                <w:sz w:val="20"/>
-                <w:szCs w:val="20"/>
-                <w14:ligatures w14:val="none"/>
-              </w:rPr>
-            </w:pPr>
+              <w:left w:val="single" w:sz="8" w:space="0" w:color="auto"/>
+              <w:bottom w:val="single" w:sz="8" w:space="0" w:color="auto"/>
+              <w:right w:val="single" w:sz="8" w:space="0" w:color="auto"/>
+            </w:tcBorders>
+            <w:noWrap/>
+            <w:vAlign w:val="bottom"/>
+            <w:hideMark/>
+          </w:tcPr>
+          <w:p>
+            <w:pPr>
+              <w:spacing w:after="0" w:line="240" w:lineRule="auto"/>
+              <w:jc w:val="center"/>
+              <w:rPr>
+                <w:rFonts w:ascii="Calibri" w:eastAsia="Times New Roman" w:hAnsi="Calibri" w:cs="Calibri"/>
+                <w:b/>
+                <w:bCs/>
+                <w:color w:val="000000"/>
+                <w:kern w:val="0"/>
+                <w:sz w:val="28"/>
+                <w:szCs w:val="28"/>
+                <w14:ligatures w14:val="none"/>
+              </w:rPr>
+            </w:pPr>
+            <w:r>
+              <w:rPr>
+                <w:rFonts w:ascii="Calibri" w:eastAsia="Times New Roman" w:hAnsi="Calibri" w:cs="Calibri"/>
+                <w:b/>
+                <w:bCs/>
+                <w:color w:val="000000"/>
+                <w:kern w:val="0"/>
+                <w:sz w:val="28"/>
+                <w:szCs w:val="28"/>
+                <w14:ligatures w14:val="none"/>
+              </w:rPr>
+              <w:t> </w:t>
+            </w:r>
           </w:p>
         </w:tc>
         <w:tc>
@@ -3301,25 +2992,42 @@
             <w:tcW w:w="2261" w:type="dxa"/>
             <w:tcBorders>
               <w:top w:val="nil"/>
-              <w:left w:val="nil"/>
-              <w:bottom w:val="nil"/>
-              <w:right w:val="nil"/>
-            </w:tcBorders>
-            <w:noWrap/>
-            <w:vAlign w:val="bottom"/>
-            <w:hideMark/>
-          </w:tcPr>
-          <w:p>
-            <w:pPr>
-              <w:spacing w:after="0" w:line="240" w:lineRule="auto"/>
-              <w:rPr>
-                <w:rFonts w:ascii="Times New Roman" w:eastAsia="Times New Roman" w:hAnsi="Times New Roman" w:cs="Times New Roman"/>
-                <w:kern w:val="0"/>
-                <w:sz w:val="20"/>
-                <w:szCs w:val="20"/>
-                <w14:ligatures w14:val="none"/>
-              </w:rPr>
-            </w:pPr>
+              <w:left w:val="single" w:sz="8" w:space="0" w:color="auto"/>
+              <w:bottom w:val="single" w:sz="8" w:space="0" w:color="auto"/>
+              <w:right w:val="single" w:sz="8" w:space="0" w:color="auto"/>
+            </w:tcBorders>
+            <w:noWrap/>
+            <w:vAlign w:val="bottom"/>
+            <w:hideMark/>
+          </w:tcPr>
+          <w:p>
+            <w:pPr>
+              <w:spacing w:after="0" w:line="240" w:lineRule="auto"/>
+              <w:jc w:val="center"/>
+              <w:rPr>
+                <w:rFonts w:ascii="Calibri" w:eastAsia="Times New Roman" w:hAnsi="Calibri" w:cs="Calibri"/>
+                <w:b/>
+                <w:bCs/>
+                <w:color w:val="000000"/>
+                <w:kern w:val="0"/>
+                <w:sz w:val="28"/>
+                <w:szCs w:val="28"/>
+                <w14:ligatures w14:val="none"/>
+              </w:rPr>
+            </w:pPr>
+            <w:r>
+              <w:rPr>
+                <w:rFonts w:ascii="Calibri" w:eastAsia="Times New Roman" w:hAnsi="Calibri" w:cs="Calibri"/>
+                <w:b/>
+                <w:bCs/>
+                <w:color w:val="000000"/>
+                <w:kern w:val="0"/>
+                <w:sz w:val="28"/>
+                <w:szCs w:val="28"/>
+                <w14:ligatures w14:val="none"/>
+              </w:rPr>
+              <w:t> </w:t>
+            </w:r>
           </w:p>
         </w:tc>
       </w:tr>
@@ -3332,26 +3040,24 @@
             <w:tcW w:w="1174" w:type="dxa"/>
             <w:tcBorders>
               <w:top w:val="nil"/>
-              <w:left w:val="nil"/>
-              <w:bottom w:val="nil"/>
-              <w:right w:val="nil"/>
-            </w:tcBorders>
-            <w:noWrap/>
-            <w:vAlign w:val="bottom"/>
-            <w:hideMark/>
-          </w:tcPr>
-          <w:p>
-            <w:pPr>
-              <w:spacing w:after="0" w:line="240" w:lineRule="auto"/>
-              <w:jc w:val="center"/>
-              <w:rPr>
-                <w:rFonts w:ascii="Calibri" w:eastAsia="Times New Roman" w:hAnsi="Calibri" w:cs="Calibri"/>
-                <w:b/>
-                <w:bCs/>
-                <w:color w:val="000000"/>
-                <w:kern w:val="0"/>
-                <w:sz w:val="28"/>
-                <w:szCs w:val="28"/>
+              <w:left w:val="single" w:sz="8" w:space="0" w:color="auto"/>
+              <w:bottom w:val="single" w:sz="8" w:space="0" w:color="auto"/>
+              <w:right w:val="single" w:sz="8" w:space="0" w:color="auto"/>
+            </w:tcBorders>
+            <w:noWrap/>
+            <w:vAlign w:val="center"/>
+          </w:tcPr>
+          <w:p>
+            <w:pPr>
+              <w:spacing w:after="0" w:line="240" w:lineRule="auto"/>
+              <w:jc w:val="center"/>
+              <w:rPr>
+                <w:rFonts w:ascii="Arial" w:eastAsia="Times New Roman" w:hAnsi="Arial" w:cs="Arial"/>
+                <w:b/>
+                <w:bCs/>
+                <w:color w:val="000000"/>
+                <w:kern w:val="0"/>
+                <w:rtl/>
                 <w14:ligatures w14:val="none"/>
               </w:rPr>
             </w:pPr>
@@ -3360,7 +3066,7 @@
                 <w:rFonts w:ascii="Calibri" w:hAnsi="Calibri"/>
                 <w:sz w:val="24"/>
               </w:rPr>
-              <w:t>{{ item(8, 'employee_id') }}</w:t>
+              <w:t>{{ item(6, 'employee_id') }}</w:t>
             </w:r>
           </w:p>
         </w:tc>
@@ -3369,25 +3075,25 @@
             <w:tcW w:w="3081" w:type="dxa"/>
             <w:tcBorders>
               <w:top w:val="nil"/>
-              <w:left w:val="nil"/>
-              <w:bottom w:val="nil"/>
-              <w:right w:val="nil"/>
-            </w:tcBorders>
-            <w:noWrap/>
-            <w:vAlign w:val="bottom"/>
-            <w:hideMark/>
-          </w:tcPr>
-          <w:p>
-            <w:pPr>
-              <w:spacing w:after="0" w:line="240" w:lineRule="auto"/>
-              <w:rPr>
-                <w:rFonts w:ascii="Times New Roman" w:eastAsia="Times New Roman" w:hAnsi="Times New Roman" w:cs="Times New Roman"/>
-                <w:kern w:val="0"/>
-                <w:sz w:val="20"/>
-                <w:szCs w:val="20"/>
-                <w14:ligatures w14:val="none"/>
-              </w:rPr>
+              <w:left w:val="single" w:sz="8" w:space="0" w:color="auto"/>
+              <w:bottom w:val="single" w:sz="8" w:space="0" w:color="auto"/>
+              <w:right w:val="single" w:sz="8" w:space="0" w:color="auto"/>
+            </w:tcBorders>
+            <w:vAlign w:val="center"/>
+          </w:tcPr>
+          <w:p>
+            <w:pPr>
               <w:bidi/>
+              <w:spacing w:after="0" w:line="240" w:lineRule="auto"/>
+              <w:jc w:val="center"/>
+              <w:rPr>
+                <w:rFonts w:ascii="Arial" w:eastAsia="Times New Roman" w:hAnsi="Arial" w:cs="Arial"/>
+                <w:b/>
+                <w:bCs/>
+                <w:color w:val="000000"/>
+                <w:kern w:val="0"/>
+                <w14:ligatures w14:val="none"/>
+              </w:rPr>
             </w:pPr>
             <w:r>
               <w:rPr>
@@ -3397,7 +3103,7 @@
                 <w:cs/>
                 <w:szCs w:val="24"/>
               </w:rPr>
-              <w:t>{{ item(8, 'name') }}</w:t>
+              <w:t>{{ item(6, 'name') }}</w:t>
             </w:r>
           </w:p>
         </w:tc>
@@ -3406,25 +3112,26 @@
             <w:tcW w:w="1135" w:type="dxa"/>
             <w:tcBorders>
               <w:top w:val="nil"/>
-              <w:left w:val="nil"/>
-              <w:bottom w:val="nil"/>
-              <w:right w:val="nil"/>
-            </w:tcBorders>
-            <w:noWrap/>
-            <w:vAlign w:val="bottom"/>
-            <w:hideMark/>
-          </w:tcPr>
-          <w:p>
-            <w:pPr>
-              <w:spacing w:after="0" w:line="240" w:lineRule="auto"/>
-              <w:rPr>
-                <w:rFonts w:ascii="Times New Roman" w:eastAsia="Times New Roman" w:hAnsi="Times New Roman" w:cs="Times New Roman"/>
-                <w:kern w:val="0"/>
-                <w:sz w:val="20"/>
-                <w:szCs w:val="20"/>
-                <w14:ligatures w14:val="none"/>
-              </w:rPr>
+              <w:left w:val="single" w:sz="8" w:space="0" w:color="auto"/>
+              <w:bottom w:val="single" w:sz="8" w:space="0" w:color="auto"/>
+              <w:right w:val="single" w:sz="8" w:space="0" w:color="auto"/>
+            </w:tcBorders>
+            <w:vAlign w:val="center"/>
+          </w:tcPr>
+          <w:p>
+            <w:pPr>
               <w:bidi/>
+              <w:spacing w:after="0" w:line="240" w:lineRule="auto"/>
+              <w:jc w:val="center"/>
+              <w:rPr>
+                <w:rFonts w:ascii="Arial" w:eastAsia="Times New Roman" w:hAnsi="Arial" w:cs="Arial"/>
+                <w:b/>
+                <w:bCs/>
+                <w:color w:val="000000"/>
+                <w:kern w:val="0"/>
+                <w:rtl/>
+                <w14:ligatures w14:val="none"/>
+              </w:rPr>
             </w:pPr>
             <w:r>
               <w:rPr>
@@ -3434,7 +3141,7 @@
                 <w:cs/>
                 <w:szCs w:val="24"/>
               </w:rPr>
-              <w:t>{{ item(8, 'nationality') }}</w:t>
+              <w:t>{{ item(6, 'nationality') }}</w:t>
             </w:r>
           </w:p>
         </w:tc>
@@ -3443,22 +3150,26 @@
             <w:tcW w:w="1822" w:type="dxa"/>
             <w:tcBorders>
               <w:top w:val="nil"/>
-              <w:left w:val="nil"/>
-              <w:bottom w:val="nil"/>
-              <w:right w:val="nil"/>
-            </w:tcBorders>
-            <w:noWrap/>
-            <w:vAlign w:val="bottom"/>
-            <w:hideMark/>
-          </w:tcPr>
-          <w:p>
-            <w:pPr>
-              <w:spacing w:after="0" w:line="240" w:lineRule="auto"/>
-              <w:rPr>
-                <w:rFonts w:ascii="Times New Roman" w:eastAsia="Times New Roman" w:hAnsi="Times New Roman" w:cs="Times New Roman"/>
-                <w:kern w:val="0"/>
-                <w:sz w:val="20"/>
-                <w:szCs w:val="20"/>
+              <w:left w:val="single" w:sz="8" w:space="0" w:color="auto"/>
+              <w:bottom w:val="single" w:sz="8" w:space="0" w:color="auto"/>
+              <w:right w:val="single" w:sz="8" w:space="0" w:color="auto"/>
+            </w:tcBorders>
+            <w:noWrap/>
+            <w:vAlign w:val="bottom"/>
+          </w:tcPr>
+          <w:p>
+            <w:pPr>
+              <w:spacing w:after="0" w:line="240" w:lineRule="auto"/>
+              <w:jc w:val="center"/>
+              <w:rPr>
+                <w:rFonts w:ascii="Calibri" w:eastAsia="Times New Roman" w:hAnsi="Calibri" w:cs="Calibri"/>
+                <w:b/>
+                <w:bCs/>
+                <w:color w:val="000000"/>
+                <w:kern w:val="0"/>
+                <w:sz w:val="28"/>
+                <w:szCs w:val="28"/>
+                <w:rtl/>
                 <w14:ligatures w14:val="none"/>
               </w:rPr>
             </w:pPr>
@@ -3467,7 +3178,7 @@
                 <w:rFonts w:ascii="Calibri" w:hAnsi="Calibri"/>
                 <w:sz w:val="24"/>
               </w:rPr>
-              <w:t>{{ item(8, 'passport_no') }}</w:t>
+              <w:t>{{ item(6, 'passport_no') }}</w:t>
             </w:r>
           </w:p>
         </w:tc>
@@ -3476,25 +3187,42 @@
             <w:tcW w:w="1900" w:type="dxa"/>
             <w:tcBorders>
               <w:top w:val="nil"/>
-              <w:left w:val="nil"/>
-              <w:bottom w:val="nil"/>
-              <w:right w:val="nil"/>
-            </w:tcBorders>
-            <w:noWrap/>
-            <w:vAlign w:val="bottom"/>
-            <w:hideMark/>
-          </w:tcPr>
-          <w:p>
-            <w:pPr>
-              <w:spacing w:after="0" w:line="240" w:lineRule="auto"/>
-              <w:rPr>
-                <w:rFonts w:ascii="Times New Roman" w:eastAsia="Times New Roman" w:hAnsi="Times New Roman" w:cs="Times New Roman"/>
-                <w:kern w:val="0"/>
-                <w:sz w:val="20"/>
-                <w:szCs w:val="20"/>
-                <w14:ligatures w14:val="none"/>
-              </w:rPr>
-            </w:pPr>
+              <w:left w:val="single" w:sz="8" w:space="0" w:color="auto"/>
+              <w:bottom w:val="single" w:sz="8" w:space="0" w:color="auto"/>
+              <w:right w:val="single" w:sz="8" w:space="0" w:color="auto"/>
+            </w:tcBorders>
+            <w:noWrap/>
+            <w:vAlign w:val="bottom"/>
+            <w:hideMark/>
+          </w:tcPr>
+          <w:p>
+            <w:pPr>
+              <w:spacing w:after="0" w:line="240" w:lineRule="auto"/>
+              <w:jc w:val="center"/>
+              <w:rPr>
+                <w:rFonts w:ascii="Calibri" w:eastAsia="Times New Roman" w:hAnsi="Calibri" w:cs="Calibri"/>
+                <w:b/>
+                <w:bCs/>
+                <w:color w:val="000000"/>
+                <w:kern w:val="0"/>
+                <w:sz w:val="28"/>
+                <w:szCs w:val="28"/>
+                <w14:ligatures w14:val="none"/>
+              </w:rPr>
+            </w:pPr>
+            <w:r>
+              <w:rPr>
+                <w:rFonts w:ascii="Calibri" w:eastAsia="Times New Roman" w:hAnsi="Calibri" w:cs="Calibri"/>
+                <w:b/>
+                <w:bCs/>
+                <w:color w:val="000000"/>
+                <w:kern w:val="0"/>
+                <w:sz w:val="28"/>
+                <w:szCs w:val="28"/>
+                <w14:ligatures w14:val="none"/>
+              </w:rPr>
+              <w:t> </w:t>
+            </w:r>
           </w:p>
         </w:tc>
         <w:tc>
@@ -3502,25 +3230,42 @@
             <w:tcW w:w="1878" w:type="dxa"/>
             <w:tcBorders>
               <w:top w:val="nil"/>
-              <w:left w:val="nil"/>
-              <w:bottom w:val="nil"/>
-              <w:right w:val="nil"/>
-            </w:tcBorders>
-            <w:noWrap/>
-            <w:vAlign w:val="bottom"/>
-            <w:hideMark/>
-          </w:tcPr>
-          <w:p>
-            <w:pPr>
-              <w:spacing w:after="0" w:line="240" w:lineRule="auto"/>
-              <w:rPr>
-                <w:rFonts w:ascii="Times New Roman" w:eastAsia="Times New Roman" w:hAnsi="Times New Roman" w:cs="Times New Roman"/>
-                <w:kern w:val="0"/>
-                <w:sz w:val="20"/>
-                <w:szCs w:val="20"/>
-                <w14:ligatures w14:val="none"/>
-              </w:rPr>
-            </w:pPr>
+              <w:left w:val="single" w:sz="8" w:space="0" w:color="auto"/>
+              <w:bottom w:val="single" w:sz="8" w:space="0" w:color="auto"/>
+              <w:right w:val="single" w:sz="8" w:space="0" w:color="auto"/>
+            </w:tcBorders>
+            <w:noWrap/>
+            <w:vAlign w:val="bottom"/>
+            <w:hideMark/>
+          </w:tcPr>
+          <w:p>
+            <w:pPr>
+              <w:spacing w:after="0" w:line="240" w:lineRule="auto"/>
+              <w:jc w:val="center"/>
+              <w:rPr>
+                <w:rFonts w:ascii="Calibri" w:eastAsia="Times New Roman" w:hAnsi="Calibri" w:cs="Calibri"/>
+                <w:b/>
+                <w:bCs/>
+                <w:color w:val="000000"/>
+                <w:kern w:val="0"/>
+                <w:sz w:val="28"/>
+                <w:szCs w:val="28"/>
+                <w14:ligatures w14:val="none"/>
+              </w:rPr>
+            </w:pPr>
+            <w:r>
+              <w:rPr>
+                <w:rFonts w:ascii="Calibri" w:eastAsia="Times New Roman" w:hAnsi="Calibri" w:cs="Calibri"/>
+                <w:b/>
+                <w:bCs/>
+                <w:color w:val="000000"/>
+                <w:kern w:val="0"/>
+                <w:sz w:val="28"/>
+                <w:szCs w:val="28"/>
+                <w14:ligatures w14:val="none"/>
+              </w:rPr>
+              <w:t> </w:t>
+            </w:r>
           </w:p>
         </w:tc>
         <w:tc>
@@ -3528,25 +3273,42 @@
             <w:tcW w:w="2261" w:type="dxa"/>
             <w:tcBorders>
               <w:top w:val="nil"/>
-              <w:left w:val="nil"/>
-              <w:bottom w:val="nil"/>
-              <w:right w:val="nil"/>
-            </w:tcBorders>
-            <w:noWrap/>
-            <w:vAlign w:val="bottom"/>
-            <w:hideMark/>
-          </w:tcPr>
-          <w:p>
-            <w:pPr>
-              <w:spacing w:after="0" w:line="240" w:lineRule="auto"/>
-              <w:rPr>
-                <w:rFonts w:ascii="Times New Roman" w:eastAsia="Times New Roman" w:hAnsi="Times New Roman" w:cs="Times New Roman"/>
-                <w:kern w:val="0"/>
-                <w:sz w:val="20"/>
-                <w:szCs w:val="20"/>
-                <w14:ligatures w14:val="none"/>
-              </w:rPr>
-            </w:pPr>
+              <w:left w:val="single" w:sz="8" w:space="0" w:color="auto"/>
+              <w:bottom w:val="single" w:sz="8" w:space="0" w:color="auto"/>
+              <w:right w:val="single" w:sz="8" w:space="0" w:color="auto"/>
+            </w:tcBorders>
+            <w:noWrap/>
+            <w:vAlign w:val="bottom"/>
+            <w:hideMark/>
+          </w:tcPr>
+          <w:p>
+            <w:pPr>
+              <w:spacing w:after="0" w:line="240" w:lineRule="auto"/>
+              <w:jc w:val="center"/>
+              <w:rPr>
+                <w:rFonts w:ascii="Calibri" w:eastAsia="Times New Roman" w:hAnsi="Calibri" w:cs="Calibri"/>
+                <w:b/>
+                <w:bCs/>
+                <w:color w:val="000000"/>
+                <w:kern w:val="0"/>
+                <w:sz w:val="28"/>
+                <w:szCs w:val="28"/>
+                <w14:ligatures w14:val="none"/>
+              </w:rPr>
+            </w:pPr>
+            <w:r>
+              <w:rPr>
+                <w:rFonts w:ascii="Calibri" w:eastAsia="Times New Roman" w:hAnsi="Calibri" w:cs="Calibri"/>
+                <w:b/>
+                <w:bCs/>
+                <w:color w:val="000000"/>
+                <w:kern w:val="0"/>
+                <w:sz w:val="28"/>
+                <w:szCs w:val="28"/>
+                <w14:ligatures w14:val="none"/>
+              </w:rPr>
+              <w:t> </w:t>
+            </w:r>
           </w:p>
         </w:tc>
       </w:tr>
@@ -3559,26 +3321,24 @@
             <w:tcW w:w="1174" w:type="dxa"/>
             <w:tcBorders>
               <w:top w:val="nil"/>
-              <w:left w:val="nil"/>
-              <w:bottom w:val="nil"/>
-              <w:right w:val="nil"/>
-            </w:tcBorders>
-            <w:noWrap/>
-            <w:vAlign w:val="bottom"/>
-            <w:hideMark/>
-          </w:tcPr>
-          <w:p>
-            <w:pPr>
-              <w:spacing w:after="0" w:line="240" w:lineRule="auto"/>
-              <w:jc w:val="center"/>
-              <w:rPr>
-                <w:rFonts w:ascii="Calibri" w:eastAsia="Times New Roman" w:hAnsi="Calibri" w:cs="Calibri"/>
-                <w:b/>
-                <w:bCs/>
-                <w:color w:val="000000"/>
-                <w:kern w:val="0"/>
-                <w:sz w:val="28"/>
-                <w:szCs w:val="28"/>
+              <w:left w:val="single" w:sz="8" w:space="0" w:color="auto"/>
+              <w:bottom w:val="single" w:sz="8" w:space="0" w:color="auto"/>
+              <w:right w:val="single" w:sz="8" w:space="0" w:color="auto"/>
+            </w:tcBorders>
+            <w:noWrap/>
+            <w:vAlign w:val="center"/>
+          </w:tcPr>
+          <w:p>
+            <w:pPr>
+              <w:spacing w:after="0" w:line="240" w:lineRule="auto"/>
+              <w:jc w:val="center"/>
+              <w:rPr>
+                <w:rFonts w:ascii="Arial" w:eastAsia="Times New Roman" w:hAnsi="Arial" w:cs="Arial"/>
+                <w:b/>
+                <w:bCs/>
+                <w:color w:val="000000"/>
+                <w:kern w:val="0"/>
+                <w:rtl/>
                 <w14:ligatures w14:val="none"/>
               </w:rPr>
             </w:pPr>
@@ -3587,7 +3347,7 @@
                 <w:rFonts w:ascii="Calibri" w:hAnsi="Calibri"/>
                 <w:sz w:val="24"/>
               </w:rPr>
-              <w:t>{{ item(9, 'employee_id') }}</w:t>
+              <w:t>{{ item(7, 'employee_id') }}</w:t>
             </w:r>
           </w:p>
         </w:tc>
@@ -3596,25 +3356,25 @@
             <w:tcW w:w="3081" w:type="dxa"/>
             <w:tcBorders>
               <w:top w:val="nil"/>
-              <w:left w:val="nil"/>
-              <w:bottom w:val="nil"/>
-              <w:right w:val="nil"/>
-            </w:tcBorders>
-            <w:noWrap/>
-            <w:vAlign w:val="bottom"/>
-            <w:hideMark/>
-          </w:tcPr>
-          <w:p>
-            <w:pPr>
-              <w:spacing w:after="0" w:line="240" w:lineRule="auto"/>
-              <w:rPr>
-                <w:rFonts w:ascii="Times New Roman" w:eastAsia="Times New Roman" w:hAnsi="Times New Roman" w:cs="Times New Roman"/>
-                <w:kern w:val="0"/>
-                <w:sz w:val="20"/>
-                <w:szCs w:val="20"/>
-                <w14:ligatures w14:val="none"/>
-              </w:rPr>
+              <w:left w:val="single" w:sz="8" w:space="0" w:color="auto"/>
+              <w:bottom w:val="single" w:sz="8" w:space="0" w:color="auto"/>
+              <w:right w:val="single" w:sz="8" w:space="0" w:color="auto"/>
+            </w:tcBorders>
+            <w:vAlign w:val="center"/>
+          </w:tcPr>
+          <w:p>
+            <w:pPr>
               <w:bidi/>
+              <w:spacing w:after="0" w:line="240" w:lineRule="auto"/>
+              <w:jc w:val="center"/>
+              <w:rPr>
+                <w:rFonts w:ascii="Arial" w:eastAsia="Times New Roman" w:hAnsi="Arial" w:cs="Arial"/>
+                <w:b/>
+                <w:bCs/>
+                <w:color w:val="000000"/>
+                <w:kern w:val="0"/>
+                <w14:ligatures w14:val="none"/>
+              </w:rPr>
             </w:pPr>
             <w:r>
               <w:rPr>
@@ -3624,7 +3384,7 @@
                 <w:cs/>
                 <w:szCs w:val="24"/>
               </w:rPr>
-              <w:t>{{ item(9, 'name') }}</w:t>
+              <w:t>{{ item(7, 'name') }}</w:t>
             </w:r>
           </w:p>
         </w:tc>
@@ -3633,25 +3393,26 @@
             <w:tcW w:w="1135" w:type="dxa"/>
             <w:tcBorders>
               <w:top w:val="nil"/>
-              <w:left w:val="nil"/>
-              <w:bottom w:val="nil"/>
-              <w:right w:val="nil"/>
-            </w:tcBorders>
-            <w:noWrap/>
-            <w:vAlign w:val="bottom"/>
-            <w:hideMark/>
-          </w:tcPr>
-          <w:p>
-            <w:pPr>
-              <w:spacing w:after="0" w:line="240" w:lineRule="auto"/>
-              <w:rPr>
-                <w:rFonts w:ascii="Times New Roman" w:eastAsia="Times New Roman" w:hAnsi="Times New Roman" w:cs="Times New Roman"/>
-                <w:kern w:val="0"/>
-                <w:sz w:val="20"/>
-                <w:szCs w:val="20"/>
-                <w14:ligatures w14:val="none"/>
-              </w:rPr>
+              <w:left w:val="single" w:sz="8" w:space="0" w:color="auto"/>
+              <w:bottom w:val="single" w:sz="8" w:space="0" w:color="auto"/>
+              <w:right w:val="single" w:sz="8" w:space="0" w:color="auto"/>
+            </w:tcBorders>
+            <w:vAlign w:val="center"/>
+          </w:tcPr>
+          <w:p>
+            <w:pPr>
               <w:bidi/>
+              <w:spacing w:after="0" w:line="240" w:lineRule="auto"/>
+              <w:jc w:val="center"/>
+              <w:rPr>
+                <w:rFonts w:ascii="Arial" w:eastAsia="Times New Roman" w:hAnsi="Arial" w:cs="Arial"/>
+                <w:b/>
+                <w:bCs/>
+                <w:color w:val="000000"/>
+                <w:kern w:val="0"/>
+                <w:rtl/>
+                <w14:ligatures w14:val="none"/>
+              </w:rPr>
             </w:pPr>
             <w:r>
               <w:rPr>
@@ -3661,7 +3422,7 @@
                 <w:cs/>
                 <w:szCs w:val="24"/>
               </w:rPr>
-              <w:t>{{ item(9, 'nationality') }}</w:t>
+              <w:t>{{ item(7, 'nationality') }}</w:t>
             </w:r>
           </w:p>
         </w:tc>
@@ -3670,22 +3431,26 @@
             <w:tcW w:w="1822" w:type="dxa"/>
             <w:tcBorders>
               <w:top w:val="nil"/>
-              <w:left w:val="nil"/>
-              <w:bottom w:val="nil"/>
-              <w:right w:val="nil"/>
-            </w:tcBorders>
-            <w:noWrap/>
-            <w:vAlign w:val="bottom"/>
-            <w:hideMark/>
-          </w:tcPr>
-          <w:p>
-            <w:pPr>
-              <w:spacing w:after="0" w:line="240" w:lineRule="auto"/>
-              <w:rPr>
-                <w:rFonts w:ascii="Times New Roman" w:eastAsia="Times New Roman" w:hAnsi="Times New Roman" w:cs="Times New Roman"/>
-                <w:kern w:val="0"/>
-                <w:sz w:val="20"/>
-                <w:szCs w:val="20"/>
+              <w:left w:val="single" w:sz="8" w:space="0" w:color="auto"/>
+              <w:bottom w:val="single" w:sz="8" w:space="0" w:color="auto"/>
+              <w:right w:val="single" w:sz="8" w:space="0" w:color="auto"/>
+            </w:tcBorders>
+            <w:noWrap/>
+            <w:vAlign w:val="bottom"/>
+          </w:tcPr>
+          <w:p>
+            <w:pPr>
+              <w:spacing w:after="0" w:line="240" w:lineRule="auto"/>
+              <w:jc w:val="center"/>
+              <w:rPr>
+                <w:rFonts w:ascii="Calibri" w:eastAsia="Times New Roman" w:hAnsi="Calibri" w:cs="Calibri"/>
+                <w:b/>
+                <w:bCs/>
+                <w:color w:val="000000"/>
+                <w:kern w:val="0"/>
+                <w:sz w:val="28"/>
+                <w:szCs w:val="28"/>
+                <w:rtl/>
                 <w14:ligatures w14:val="none"/>
               </w:rPr>
             </w:pPr>
@@ -3694,7 +3459,7 @@
                 <w:rFonts w:ascii="Calibri" w:hAnsi="Calibri"/>
                 <w:sz w:val="24"/>
               </w:rPr>
-              <w:t>{{ item(9, 'passport_no') }}</w:t>
+              <w:t>{{ item(7, 'passport_no') }}</w:t>
             </w:r>
           </w:p>
         </w:tc>
@@ -3703,25 +3468,42 @@
             <w:tcW w:w="1900" w:type="dxa"/>
             <w:tcBorders>
               <w:top w:val="nil"/>
-              <w:left w:val="nil"/>
-              <w:bottom w:val="nil"/>
-              <w:right w:val="nil"/>
-            </w:tcBorders>
-            <w:noWrap/>
-            <w:vAlign w:val="bottom"/>
-            <w:hideMark/>
-          </w:tcPr>
-          <w:p>
-            <w:pPr>
-              <w:spacing w:after="0" w:line="240" w:lineRule="auto"/>
-              <w:rPr>
-                <w:rFonts w:ascii="Times New Roman" w:eastAsia="Times New Roman" w:hAnsi="Times New Roman" w:cs="Times New Roman"/>
-                <w:kern w:val="0"/>
-                <w:sz w:val="20"/>
-                <w:szCs w:val="20"/>
-                <w14:ligatures w14:val="none"/>
-              </w:rPr>
-            </w:pPr>
+              <w:left w:val="single" w:sz="8" w:space="0" w:color="auto"/>
+              <w:bottom w:val="single" w:sz="8" w:space="0" w:color="auto"/>
+              <w:right w:val="single" w:sz="8" w:space="0" w:color="auto"/>
+            </w:tcBorders>
+            <w:noWrap/>
+            <w:vAlign w:val="bottom"/>
+            <w:hideMark/>
+          </w:tcPr>
+          <w:p>
+            <w:pPr>
+              <w:spacing w:after="0" w:line="240" w:lineRule="auto"/>
+              <w:jc w:val="center"/>
+              <w:rPr>
+                <w:rFonts w:ascii="Calibri" w:eastAsia="Times New Roman" w:hAnsi="Calibri" w:cs="Calibri"/>
+                <w:b/>
+                <w:bCs/>
+                <w:color w:val="000000"/>
+                <w:kern w:val="0"/>
+                <w:sz w:val="28"/>
+                <w:szCs w:val="28"/>
+                <w14:ligatures w14:val="none"/>
+              </w:rPr>
+            </w:pPr>
+            <w:r>
+              <w:rPr>
+                <w:rFonts w:ascii="Calibri" w:eastAsia="Times New Roman" w:hAnsi="Calibri" w:cs="Calibri"/>
+                <w:b/>
+                <w:bCs/>
+                <w:color w:val="000000"/>
+                <w:kern w:val="0"/>
+                <w:sz w:val="28"/>
+                <w:szCs w:val="28"/>
+                <w14:ligatures w14:val="none"/>
+              </w:rPr>
+              <w:t> </w:t>
+            </w:r>
           </w:p>
         </w:tc>
         <w:tc>
@@ -3729,25 +3511,42 @@
             <w:tcW w:w="1878" w:type="dxa"/>
             <w:tcBorders>
               <w:top w:val="nil"/>
-              <w:left w:val="nil"/>
-              <w:bottom w:val="nil"/>
-              <w:right w:val="nil"/>
-            </w:tcBorders>
-            <w:noWrap/>
-            <w:vAlign w:val="bottom"/>
-            <w:hideMark/>
-          </w:tcPr>
-          <w:p>
-            <w:pPr>
-              <w:spacing w:after="0" w:line="240" w:lineRule="auto"/>
-              <w:rPr>
-                <w:rFonts w:ascii="Times New Roman" w:eastAsia="Times New Roman" w:hAnsi="Times New Roman" w:cs="Times New Roman"/>
-                <w:kern w:val="0"/>
-                <w:sz w:val="20"/>
-                <w:szCs w:val="20"/>
-                <w14:ligatures w14:val="none"/>
-              </w:rPr>
-            </w:pPr>
+              <w:left w:val="single" w:sz="8" w:space="0" w:color="auto"/>
+              <w:bottom w:val="single" w:sz="8" w:space="0" w:color="auto"/>
+              <w:right w:val="single" w:sz="8" w:space="0" w:color="auto"/>
+            </w:tcBorders>
+            <w:noWrap/>
+            <w:vAlign w:val="bottom"/>
+            <w:hideMark/>
+          </w:tcPr>
+          <w:p>
+            <w:pPr>
+              <w:spacing w:after="0" w:line="240" w:lineRule="auto"/>
+              <w:jc w:val="center"/>
+              <w:rPr>
+                <w:rFonts w:ascii="Calibri" w:eastAsia="Times New Roman" w:hAnsi="Calibri" w:cs="Calibri"/>
+                <w:b/>
+                <w:bCs/>
+                <w:color w:val="000000"/>
+                <w:kern w:val="0"/>
+                <w:sz w:val="28"/>
+                <w:szCs w:val="28"/>
+                <w14:ligatures w14:val="none"/>
+              </w:rPr>
+            </w:pPr>
+            <w:r>
+              <w:rPr>
+                <w:rFonts w:ascii="Calibri" w:eastAsia="Times New Roman" w:hAnsi="Calibri" w:cs="Calibri"/>
+                <w:b/>
+                <w:bCs/>
+                <w:color w:val="000000"/>
+                <w:kern w:val="0"/>
+                <w:sz w:val="28"/>
+                <w:szCs w:val="28"/>
+                <w14:ligatures w14:val="none"/>
+              </w:rPr>
+              <w:t> </w:t>
+            </w:r>
           </w:p>
         </w:tc>
         <w:tc>
@@ -3755,25 +3554,42 @@
             <w:tcW w:w="2261" w:type="dxa"/>
             <w:tcBorders>
               <w:top w:val="nil"/>
-              <w:left w:val="nil"/>
-              <w:bottom w:val="nil"/>
-              <w:right w:val="nil"/>
-            </w:tcBorders>
-            <w:noWrap/>
-            <w:vAlign w:val="bottom"/>
-            <w:hideMark/>
-          </w:tcPr>
-          <w:p>
-            <w:pPr>
-              <w:spacing w:after="0" w:line="240" w:lineRule="auto"/>
-              <w:rPr>
-                <w:rFonts w:ascii="Times New Roman" w:eastAsia="Times New Roman" w:hAnsi="Times New Roman" w:cs="Times New Roman"/>
-                <w:kern w:val="0"/>
-                <w:sz w:val="20"/>
-                <w:szCs w:val="20"/>
-                <w14:ligatures w14:val="none"/>
-              </w:rPr>
-            </w:pPr>
+              <w:left w:val="single" w:sz="8" w:space="0" w:color="auto"/>
+              <w:bottom w:val="single" w:sz="8" w:space="0" w:color="auto"/>
+              <w:right w:val="single" w:sz="8" w:space="0" w:color="auto"/>
+            </w:tcBorders>
+            <w:noWrap/>
+            <w:vAlign w:val="bottom"/>
+            <w:hideMark/>
+          </w:tcPr>
+          <w:p>
+            <w:pPr>
+              <w:spacing w:after="0" w:line="240" w:lineRule="auto"/>
+              <w:jc w:val="center"/>
+              <w:rPr>
+                <w:rFonts w:ascii="Calibri" w:eastAsia="Times New Roman" w:hAnsi="Calibri" w:cs="Calibri"/>
+                <w:b/>
+                <w:bCs/>
+                <w:color w:val="000000"/>
+                <w:kern w:val="0"/>
+                <w:sz w:val="28"/>
+                <w:szCs w:val="28"/>
+                <w14:ligatures w14:val="none"/>
+              </w:rPr>
+            </w:pPr>
+            <w:r>
+              <w:rPr>
+                <w:rFonts w:ascii="Calibri" w:eastAsia="Times New Roman" w:hAnsi="Calibri" w:cs="Calibri"/>
+                <w:b/>
+                <w:bCs/>
+                <w:color w:val="000000"/>
+                <w:kern w:val="0"/>
+                <w:sz w:val="28"/>
+                <w:szCs w:val="28"/>
+                <w14:ligatures w14:val="none"/>
+              </w:rPr>
+              <w:t> </w:t>
+            </w:r>
           </w:p>
         </w:tc>
       </w:tr>
@@ -3786,26 +3602,24 @@
             <w:tcW w:w="1174" w:type="dxa"/>
             <w:tcBorders>
               <w:top w:val="nil"/>
-              <w:left w:val="nil"/>
-              <w:bottom w:val="nil"/>
-              <w:right w:val="nil"/>
-            </w:tcBorders>
-            <w:noWrap/>
-            <w:vAlign w:val="bottom"/>
-            <w:hideMark/>
-          </w:tcPr>
-          <w:p>
-            <w:pPr>
-              <w:spacing w:after="0" w:line="240" w:lineRule="auto"/>
-              <w:jc w:val="center"/>
-              <w:rPr>
-                <w:rFonts w:ascii="Calibri" w:eastAsia="Times New Roman" w:hAnsi="Calibri" w:cs="Calibri"/>
-                <w:b/>
-                <w:bCs/>
-                <w:color w:val="000000"/>
-                <w:kern w:val="0"/>
-                <w:sz w:val="28"/>
-                <w:szCs w:val="28"/>
+              <w:left w:val="single" w:sz="8" w:space="0" w:color="auto"/>
+              <w:bottom w:val="single" w:sz="8" w:space="0" w:color="auto"/>
+              <w:right w:val="single" w:sz="8" w:space="0" w:color="auto"/>
+            </w:tcBorders>
+            <w:noWrap/>
+            <w:vAlign w:val="center"/>
+          </w:tcPr>
+          <w:p>
+            <w:pPr>
+              <w:spacing w:after="0" w:line="240" w:lineRule="auto"/>
+              <w:jc w:val="center"/>
+              <w:rPr>
+                <w:rFonts w:ascii="Arial" w:eastAsia="Times New Roman" w:hAnsi="Arial" w:cs="Arial"/>
+                <w:b/>
+                <w:bCs/>
+                <w:color w:val="000000"/>
+                <w:kern w:val="0"/>
+                <w:rtl/>
                 <w14:ligatures w14:val="none"/>
               </w:rPr>
             </w:pPr>
@@ -3814,7 +3628,7 @@
                 <w:rFonts w:ascii="Calibri" w:hAnsi="Calibri"/>
                 <w:sz w:val="24"/>
               </w:rPr>
-              <w:t>{{ item(10, 'employee_id') }}</w:t>
+              <w:t>{{ item(8, 'employee_id') }}</w:t>
             </w:r>
           </w:p>
         </w:tc>
@@ -3823,25 +3637,25 @@
             <w:tcW w:w="3081" w:type="dxa"/>
             <w:tcBorders>
               <w:top w:val="nil"/>
-              <w:left w:val="nil"/>
-              <w:bottom w:val="nil"/>
-              <w:right w:val="nil"/>
-            </w:tcBorders>
-            <w:noWrap/>
-            <w:vAlign w:val="bottom"/>
-            <w:hideMark/>
-          </w:tcPr>
-          <w:p>
-            <w:pPr>
-              <w:spacing w:after="0" w:line="240" w:lineRule="auto"/>
-              <w:rPr>
-                <w:rFonts w:ascii="Times New Roman" w:eastAsia="Times New Roman" w:hAnsi="Times New Roman" w:cs="Times New Roman"/>
-                <w:kern w:val="0"/>
-                <w:sz w:val="20"/>
-                <w:szCs w:val="20"/>
-                <w14:ligatures w14:val="none"/>
-              </w:rPr>
+              <w:left w:val="single" w:sz="8" w:space="0" w:color="auto"/>
+              <w:bottom w:val="single" w:sz="8" w:space="0" w:color="auto"/>
+              <w:right w:val="single" w:sz="8" w:space="0" w:color="auto"/>
+            </w:tcBorders>
+            <w:vAlign w:val="center"/>
+          </w:tcPr>
+          <w:p>
+            <w:pPr>
               <w:bidi/>
+              <w:spacing w:after="0" w:line="240" w:lineRule="auto"/>
+              <w:jc w:val="center"/>
+              <w:rPr>
+                <w:rFonts w:ascii="Arial" w:eastAsia="Times New Roman" w:hAnsi="Arial" w:cs="Arial"/>
+                <w:b/>
+                <w:bCs/>
+                <w:color w:val="000000"/>
+                <w:kern w:val="0"/>
+                <w14:ligatures w14:val="none"/>
+              </w:rPr>
             </w:pPr>
             <w:r>
               <w:rPr>
@@ -3851,7 +3665,7 @@
                 <w:cs/>
                 <w:szCs w:val="24"/>
               </w:rPr>
-              <w:t>{{ item(10, 'name') }}</w:t>
+              <w:t>{{ item(8, 'name') }}</w:t>
             </w:r>
           </w:p>
         </w:tc>
@@ -3860,25 +3674,26 @@
             <w:tcW w:w="1135" w:type="dxa"/>
             <w:tcBorders>
               <w:top w:val="nil"/>
-              <w:left w:val="nil"/>
-              <w:bottom w:val="nil"/>
-              <w:right w:val="nil"/>
-            </w:tcBorders>
-            <w:noWrap/>
-            <w:vAlign w:val="bottom"/>
-            <w:hideMark/>
-          </w:tcPr>
-          <w:p>
-            <w:pPr>
-              <w:spacing w:after="0" w:line="240" w:lineRule="auto"/>
-              <w:rPr>
-                <w:rFonts w:ascii="Times New Roman" w:eastAsia="Times New Roman" w:hAnsi="Times New Roman" w:cs="Times New Roman"/>
-                <w:kern w:val="0"/>
-                <w:sz w:val="20"/>
-                <w:szCs w:val="20"/>
-                <w14:ligatures w14:val="none"/>
-              </w:rPr>
+              <w:left w:val="single" w:sz="8" w:space="0" w:color="auto"/>
+              <w:bottom w:val="single" w:sz="8" w:space="0" w:color="auto"/>
+              <w:right w:val="single" w:sz="8" w:space="0" w:color="auto"/>
+            </w:tcBorders>
+            <w:vAlign w:val="center"/>
+          </w:tcPr>
+          <w:p>
+            <w:pPr>
               <w:bidi/>
+              <w:spacing w:after="0" w:line="240" w:lineRule="auto"/>
+              <w:jc w:val="center"/>
+              <w:rPr>
+                <w:rFonts w:ascii="Arial" w:eastAsia="Times New Roman" w:hAnsi="Arial" w:cs="Arial"/>
+                <w:b/>
+                <w:bCs/>
+                <w:color w:val="000000"/>
+                <w:kern w:val="0"/>
+                <w:rtl/>
+                <w14:ligatures w14:val="none"/>
+              </w:rPr>
             </w:pPr>
             <w:r>
               <w:rPr>
@@ -3888,7 +3703,7 @@
                 <w:cs/>
                 <w:szCs w:val="24"/>
               </w:rPr>
-              <w:t>{{ item(10, 'nationality') }}</w:t>
+              <w:t>{{ item(8, 'nationality') }}</w:t>
             </w:r>
           </w:p>
         </w:tc>
@@ -3897,22 +3712,26 @@
             <w:tcW w:w="1822" w:type="dxa"/>
             <w:tcBorders>
               <w:top w:val="nil"/>
-              <w:left w:val="nil"/>
-              <w:bottom w:val="nil"/>
-              <w:right w:val="nil"/>
-            </w:tcBorders>
-            <w:noWrap/>
-            <w:vAlign w:val="bottom"/>
-            <w:hideMark/>
-          </w:tcPr>
-          <w:p>
-            <w:pPr>
-              <w:spacing w:after="0" w:line="240" w:lineRule="auto"/>
-              <w:rPr>
-                <w:rFonts w:ascii="Times New Roman" w:eastAsia="Times New Roman" w:hAnsi="Times New Roman" w:cs="Times New Roman"/>
-                <w:kern w:val="0"/>
-                <w:sz w:val="20"/>
-                <w:szCs w:val="20"/>
+              <w:left w:val="single" w:sz="8" w:space="0" w:color="auto"/>
+              <w:bottom w:val="single" w:sz="8" w:space="0" w:color="auto"/>
+              <w:right w:val="single" w:sz="8" w:space="0" w:color="auto"/>
+            </w:tcBorders>
+            <w:noWrap/>
+            <w:vAlign w:val="bottom"/>
+          </w:tcPr>
+          <w:p>
+            <w:pPr>
+              <w:spacing w:after="0" w:line="240" w:lineRule="auto"/>
+              <w:jc w:val="center"/>
+              <w:rPr>
+                <w:rFonts w:ascii="Calibri" w:eastAsia="Times New Roman" w:hAnsi="Calibri" w:cs="Calibri"/>
+                <w:b/>
+                <w:bCs/>
+                <w:color w:val="000000"/>
+                <w:kern w:val="0"/>
+                <w:sz w:val="28"/>
+                <w:szCs w:val="28"/>
+                <w:rtl/>
                 <w14:ligatures w14:val="none"/>
               </w:rPr>
             </w:pPr>
@@ -3921,7 +3740,7 @@
                 <w:rFonts w:ascii="Calibri" w:hAnsi="Calibri"/>
                 <w:sz w:val="24"/>
               </w:rPr>
-              <w:t>{{ item(10, 'passport_no') }}</w:t>
+              <w:t>{{ item(8, 'passport_no') }}</w:t>
             </w:r>
           </w:p>
         </w:tc>
@@ -3930,25 +3749,42 @@
             <w:tcW w:w="1900" w:type="dxa"/>
             <w:tcBorders>
               <w:top w:val="nil"/>
-              <w:left w:val="nil"/>
-              <w:bottom w:val="nil"/>
-              <w:right w:val="nil"/>
-            </w:tcBorders>
-            <w:noWrap/>
-            <w:vAlign w:val="bottom"/>
-            <w:hideMark/>
-          </w:tcPr>
-          <w:p>
-            <w:pPr>
-              <w:spacing w:after="0" w:line="240" w:lineRule="auto"/>
-              <w:rPr>
-                <w:rFonts w:ascii="Times New Roman" w:eastAsia="Times New Roman" w:hAnsi="Times New Roman" w:cs="Times New Roman"/>
-                <w:kern w:val="0"/>
-                <w:sz w:val="20"/>
-                <w:szCs w:val="20"/>
-                <w14:ligatures w14:val="none"/>
-              </w:rPr>
-            </w:pPr>
+              <w:left w:val="single" w:sz="8" w:space="0" w:color="auto"/>
+              <w:bottom w:val="single" w:sz="8" w:space="0" w:color="auto"/>
+              <w:right w:val="single" w:sz="8" w:space="0" w:color="auto"/>
+            </w:tcBorders>
+            <w:noWrap/>
+            <w:vAlign w:val="bottom"/>
+            <w:hideMark/>
+          </w:tcPr>
+          <w:p>
+            <w:pPr>
+              <w:spacing w:after="0" w:line="240" w:lineRule="auto"/>
+              <w:jc w:val="center"/>
+              <w:rPr>
+                <w:rFonts w:ascii="Calibri" w:eastAsia="Times New Roman" w:hAnsi="Calibri" w:cs="Calibri"/>
+                <w:b/>
+                <w:bCs/>
+                <w:color w:val="000000"/>
+                <w:kern w:val="0"/>
+                <w:sz w:val="28"/>
+                <w:szCs w:val="28"/>
+                <w14:ligatures w14:val="none"/>
+              </w:rPr>
+            </w:pPr>
+            <w:r>
+              <w:rPr>
+                <w:rFonts w:ascii="Calibri" w:eastAsia="Times New Roman" w:hAnsi="Calibri" w:cs="Calibri"/>
+                <w:b/>
+                <w:bCs/>
+                <w:color w:val="000000"/>
+                <w:kern w:val="0"/>
+                <w:sz w:val="28"/>
+                <w:szCs w:val="28"/>
+                <w14:ligatures w14:val="none"/>
+              </w:rPr>
+              <w:t> </w:t>
+            </w:r>
           </w:p>
         </w:tc>
         <w:tc>
@@ -3956,25 +3792,42 @@
             <w:tcW w:w="1878" w:type="dxa"/>
             <w:tcBorders>
               <w:top w:val="nil"/>
-              <w:left w:val="nil"/>
-              <w:bottom w:val="nil"/>
-              <w:right w:val="nil"/>
-            </w:tcBorders>
-            <w:noWrap/>
-            <w:vAlign w:val="bottom"/>
-            <w:hideMark/>
-          </w:tcPr>
-          <w:p>
-            <w:pPr>
-              <w:spacing w:after="0" w:line="240" w:lineRule="auto"/>
-              <w:rPr>
-                <w:rFonts w:ascii="Times New Roman" w:eastAsia="Times New Roman" w:hAnsi="Times New Roman" w:cs="Times New Roman"/>
-                <w:kern w:val="0"/>
-                <w:sz w:val="20"/>
-                <w:szCs w:val="20"/>
-                <w14:ligatures w14:val="none"/>
-              </w:rPr>
-            </w:pPr>
+              <w:left w:val="single" w:sz="8" w:space="0" w:color="auto"/>
+              <w:bottom w:val="single" w:sz="8" w:space="0" w:color="auto"/>
+              <w:right w:val="single" w:sz="8" w:space="0" w:color="auto"/>
+            </w:tcBorders>
+            <w:noWrap/>
+            <w:vAlign w:val="bottom"/>
+            <w:hideMark/>
+          </w:tcPr>
+          <w:p>
+            <w:pPr>
+              <w:spacing w:after="0" w:line="240" w:lineRule="auto"/>
+              <w:jc w:val="center"/>
+              <w:rPr>
+                <w:rFonts w:ascii="Calibri" w:eastAsia="Times New Roman" w:hAnsi="Calibri" w:cs="Calibri"/>
+                <w:b/>
+                <w:bCs/>
+                <w:color w:val="000000"/>
+                <w:kern w:val="0"/>
+                <w:sz w:val="28"/>
+                <w:szCs w:val="28"/>
+                <w14:ligatures w14:val="none"/>
+              </w:rPr>
+            </w:pPr>
+            <w:r>
+              <w:rPr>
+                <w:rFonts w:ascii="Calibri" w:eastAsia="Times New Roman" w:hAnsi="Calibri" w:cs="Calibri"/>
+                <w:b/>
+                <w:bCs/>
+                <w:color w:val="000000"/>
+                <w:kern w:val="0"/>
+                <w:sz w:val="28"/>
+                <w:szCs w:val="28"/>
+                <w14:ligatures w14:val="none"/>
+              </w:rPr>
+              <w:t> </w:t>
+            </w:r>
           </w:p>
         </w:tc>
         <w:tc>
@@ -3982,25 +3835,42 @@
             <w:tcW w:w="2261" w:type="dxa"/>
             <w:tcBorders>
               <w:top w:val="nil"/>
-              <w:left w:val="nil"/>
-              <w:bottom w:val="nil"/>
-              <w:right w:val="nil"/>
-            </w:tcBorders>
-            <w:noWrap/>
-            <w:vAlign w:val="bottom"/>
-            <w:hideMark/>
-          </w:tcPr>
-          <w:p>
-            <w:pPr>
-              <w:spacing w:after="0" w:line="240" w:lineRule="auto"/>
-              <w:rPr>
-                <w:rFonts w:ascii="Times New Roman" w:eastAsia="Times New Roman" w:hAnsi="Times New Roman" w:cs="Times New Roman"/>
-                <w:kern w:val="0"/>
-                <w:sz w:val="20"/>
-                <w:szCs w:val="20"/>
-                <w14:ligatures w14:val="none"/>
-              </w:rPr>
-            </w:pPr>
+              <w:left w:val="single" w:sz="8" w:space="0" w:color="auto"/>
+              <w:bottom w:val="single" w:sz="8" w:space="0" w:color="auto"/>
+              <w:right w:val="single" w:sz="8" w:space="0" w:color="auto"/>
+            </w:tcBorders>
+            <w:noWrap/>
+            <w:vAlign w:val="bottom"/>
+            <w:hideMark/>
+          </w:tcPr>
+          <w:p>
+            <w:pPr>
+              <w:spacing w:after="0" w:line="240" w:lineRule="auto"/>
+              <w:jc w:val="center"/>
+              <w:rPr>
+                <w:rFonts w:ascii="Calibri" w:eastAsia="Times New Roman" w:hAnsi="Calibri" w:cs="Calibri"/>
+                <w:b/>
+                <w:bCs/>
+                <w:color w:val="000000"/>
+                <w:kern w:val="0"/>
+                <w:sz w:val="28"/>
+                <w:szCs w:val="28"/>
+                <w14:ligatures w14:val="none"/>
+              </w:rPr>
+            </w:pPr>
+            <w:r>
+              <w:rPr>
+                <w:rFonts w:ascii="Calibri" w:eastAsia="Times New Roman" w:hAnsi="Calibri" w:cs="Calibri"/>
+                <w:b/>
+                <w:bCs/>
+                <w:color w:val="000000"/>
+                <w:kern w:val="0"/>
+                <w:sz w:val="28"/>
+                <w:szCs w:val="28"/>
+                <w14:ligatures w14:val="none"/>
+              </w:rPr>
+              <w:t> </w:t>
+            </w:r>
           </w:p>
         </w:tc>
       </w:tr>
@@ -4013,26 +3883,24 @@
             <w:tcW w:w="1174" w:type="dxa"/>
             <w:tcBorders>
               <w:top w:val="nil"/>
-              <w:left w:val="nil"/>
-              <w:bottom w:val="nil"/>
-              <w:right w:val="nil"/>
-            </w:tcBorders>
-            <w:noWrap/>
-            <w:vAlign w:val="bottom"/>
-            <w:hideMark/>
-          </w:tcPr>
-          <w:p>
-            <w:pPr>
-              <w:spacing w:after="0" w:line="240" w:lineRule="auto"/>
-              <w:jc w:val="center"/>
-              <w:rPr>
-                <w:rFonts w:ascii="Calibri" w:eastAsia="Times New Roman" w:hAnsi="Calibri" w:cs="Calibri"/>
-                <w:b/>
-                <w:bCs/>
-                <w:color w:val="000000"/>
-                <w:kern w:val="0"/>
-                <w:sz w:val="28"/>
-                <w:szCs w:val="28"/>
+              <w:left w:val="single" w:sz="8" w:space="0" w:color="auto"/>
+              <w:bottom w:val="single" w:sz="8" w:space="0" w:color="auto"/>
+              <w:right w:val="single" w:sz="8" w:space="0" w:color="auto"/>
+            </w:tcBorders>
+            <w:noWrap/>
+            <w:vAlign w:val="center"/>
+          </w:tcPr>
+          <w:p>
+            <w:pPr>
+              <w:spacing w:after="0" w:line="240" w:lineRule="auto"/>
+              <w:jc w:val="center"/>
+              <w:rPr>
+                <w:rFonts w:ascii="Arial" w:eastAsia="Times New Roman" w:hAnsi="Arial" w:cs="Arial"/>
+                <w:b/>
+                <w:bCs/>
+                <w:color w:val="000000"/>
+                <w:kern w:val="0"/>
+                <w:rtl/>
                 <w14:ligatures w14:val="none"/>
               </w:rPr>
             </w:pPr>
@@ -4041,7 +3909,7 @@
                 <w:rFonts w:ascii="Calibri" w:hAnsi="Calibri"/>
                 <w:sz w:val="24"/>
               </w:rPr>
-              <w:t>{{ item(11, 'employee_id') }}</w:t>
+              <w:t>{{ item(9, 'employee_id') }}</w:t>
             </w:r>
           </w:p>
         </w:tc>
@@ -4050,25 +3918,25 @@
             <w:tcW w:w="3081" w:type="dxa"/>
             <w:tcBorders>
               <w:top w:val="nil"/>
-              <w:left w:val="nil"/>
-              <w:bottom w:val="nil"/>
-              <w:right w:val="nil"/>
-            </w:tcBorders>
-            <w:noWrap/>
-            <w:vAlign w:val="bottom"/>
-            <w:hideMark/>
-          </w:tcPr>
-          <w:p>
-            <w:pPr>
-              <w:spacing w:after="0" w:line="240" w:lineRule="auto"/>
-              <w:rPr>
-                <w:rFonts w:ascii="Times New Roman" w:eastAsia="Times New Roman" w:hAnsi="Times New Roman" w:cs="Times New Roman"/>
-                <w:kern w:val="0"/>
-                <w:sz w:val="20"/>
-                <w:szCs w:val="20"/>
-                <w14:ligatures w14:val="none"/>
-              </w:rPr>
+              <w:left w:val="single" w:sz="8" w:space="0" w:color="auto"/>
+              <w:bottom w:val="single" w:sz="8" w:space="0" w:color="auto"/>
+              <w:right w:val="single" w:sz="8" w:space="0" w:color="auto"/>
+            </w:tcBorders>
+            <w:vAlign w:val="center"/>
+          </w:tcPr>
+          <w:p>
+            <w:pPr>
               <w:bidi/>
+              <w:spacing w:after="0" w:line="240" w:lineRule="auto"/>
+              <w:jc w:val="center"/>
+              <w:rPr>
+                <w:rFonts w:ascii="Arial" w:eastAsia="Times New Roman" w:hAnsi="Arial" w:cs="Arial"/>
+                <w:b/>
+                <w:bCs/>
+                <w:color w:val="000000"/>
+                <w:kern w:val="0"/>
+                <w14:ligatures w14:val="none"/>
+              </w:rPr>
             </w:pPr>
             <w:r>
               <w:rPr>
@@ -4078,7 +3946,7 @@
                 <w:cs/>
                 <w:szCs w:val="24"/>
               </w:rPr>
-              <w:t>{{ item(11, 'name') }}</w:t>
+              <w:t>{{ item(9, 'name') }}</w:t>
             </w:r>
           </w:p>
         </w:tc>
@@ -4087,25 +3955,26 @@
             <w:tcW w:w="1135" w:type="dxa"/>
             <w:tcBorders>
               <w:top w:val="nil"/>
-              <w:left w:val="nil"/>
-              <w:bottom w:val="nil"/>
-              <w:right w:val="nil"/>
-            </w:tcBorders>
-            <w:noWrap/>
-            <w:vAlign w:val="bottom"/>
-            <w:hideMark/>
-          </w:tcPr>
-          <w:p>
-            <w:pPr>
-              <w:spacing w:after="0" w:line="240" w:lineRule="auto"/>
-              <w:rPr>
-                <w:rFonts w:ascii="Times New Roman" w:eastAsia="Times New Roman" w:hAnsi="Times New Roman" w:cs="Times New Roman"/>
-                <w:kern w:val="0"/>
-                <w:sz w:val="20"/>
-                <w:szCs w:val="20"/>
-                <w14:ligatures w14:val="none"/>
-              </w:rPr>
+              <w:left w:val="single" w:sz="8" w:space="0" w:color="auto"/>
+              <w:bottom w:val="single" w:sz="8" w:space="0" w:color="auto"/>
+              <w:right w:val="single" w:sz="8" w:space="0" w:color="auto"/>
+            </w:tcBorders>
+            <w:vAlign w:val="center"/>
+          </w:tcPr>
+          <w:p>
+            <w:pPr>
               <w:bidi/>
+              <w:spacing w:after="0" w:line="240" w:lineRule="auto"/>
+              <w:jc w:val="center"/>
+              <w:rPr>
+                <w:rFonts w:ascii="Arial" w:eastAsia="Times New Roman" w:hAnsi="Arial" w:cs="Arial"/>
+                <w:b/>
+                <w:bCs/>
+                <w:color w:val="000000"/>
+                <w:kern w:val="0"/>
+                <w:rtl/>
+                <w14:ligatures w14:val="none"/>
+              </w:rPr>
             </w:pPr>
             <w:r>
               <w:rPr>
@@ -4115,7 +3984,7 @@
                 <w:cs/>
                 <w:szCs w:val="24"/>
               </w:rPr>
-              <w:t>{{ item(11, 'nationality') }}</w:t>
+              <w:t>{{ item(9, 'nationality') }}</w:t>
             </w:r>
           </w:p>
         </w:tc>
@@ -4124,22 +3993,26 @@
             <w:tcW w:w="1822" w:type="dxa"/>
             <w:tcBorders>
               <w:top w:val="nil"/>
-              <w:left w:val="nil"/>
-              <w:bottom w:val="nil"/>
-              <w:right w:val="nil"/>
-            </w:tcBorders>
-            <w:noWrap/>
-            <w:vAlign w:val="bottom"/>
-            <w:hideMark/>
-          </w:tcPr>
-          <w:p>
-            <w:pPr>
-              <w:spacing w:after="0" w:line="240" w:lineRule="auto"/>
-              <w:rPr>
-                <w:rFonts w:ascii="Times New Roman" w:eastAsia="Times New Roman" w:hAnsi="Times New Roman" w:cs="Times New Roman"/>
-                <w:kern w:val="0"/>
-                <w:sz w:val="20"/>
-                <w:szCs w:val="20"/>
+              <w:left w:val="single" w:sz="8" w:space="0" w:color="auto"/>
+              <w:bottom w:val="single" w:sz="8" w:space="0" w:color="auto"/>
+              <w:right w:val="single" w:sz="8" w:space="0" w:color="auto"/>
+            </w:tcBorders>
+            <w:noWrap/>
+            <w:vAlign w:val="bottom"/>
+          </w:tcPr>
+          <w:p>
+            <w:pPr>
+              <w:spacing w:after="0" w:line="240" w:lineRule="auto"/>
+              <w:jc w:val="center"/>
+              <w:rPr>
+                <w:rFonts w:ascii="Calibri" w:eastAsia="Times New Roman" w:hAnsi="Calibri" w:cs="Calibri"/>
+                <w:b/>
+                <w:bCs/>
+                <w:color w:val="000000"/>
+                <w:kern w:val="0"/>
+                <w:sz w:val="28"/>
+                <w:szCs w:val="28"/>
+                <w:rtl/>
                 <w14:ligatures w14:val="none"/>
               </w:rPr>
             </w:pPr>
@@ -4148,7 +4021,7 @@
                 <w:rFonts w:ascii="Calibri" w:hAnsi="Calibri"/>
                 <w:sz w:val="24"/>
               </w:rPr>
-              <w:t>{{ item(11, 'passport_no') }}</w:t>
+              <w:t>{{ item(9, 'passport_no') }}</w:t>
             </w:r>
           </w:p>
         </w:tc>
@@ -4157,25 +4030,42 @@
             <w:tcW w:w="1900" w:type="dxa"/>
             <w:tcBorders>
               <w:top w:val="nil"/>
-              <w:left w:val="nil"/>
-              <w:bottom w:val="nil"/>
-              <w:right w:val="nil"/>
-            </w:tcBorders>
-            <w:noWrap/>
-            <w:vAlign w:val="bottom"/>
-            <w:hideMark/>
-          </w:tcPr>
-          <w:p>
-            <w:pPr>
-              <w:spacing w:after="0" w:line="240" w:lineRule="auto"/>
-              <w:rPr>
-                <w:rFonts w:ascii="Times New Roman" w:eastAsia="Times New Roman" w:hAnsi="Times New Roman" w:cs="Times New Roman"/>
-                <w:kern w:val="0"/>
-                <w:sz w:val="20"/>
-                <w:szCs w:val="20"/>
-                <w14:ligatures w14:val="none"/>
-              </w:rPr>
-            </w:pPr>
+              <w:left w:val="single" w:sz="8" w:space="0" w:color="auto"/>
+              <w:bottom w:val="single" w:sz="8" w:space="0" w:color="auto"/>
+              <w:right w:val="single" w:sz="8" w:space="0" w:color="auto"/>
+            </w:tcBorders>
+            <w:noWrap/>
+            <w:vAlign w:val="bottom"/>
+            <w:hideMark/>
+          </w:tcPr>
+          <w:p>
+            <w:pPr>
+              <w:spacing w:after="0" w:line="240" w:lineRule="auto"/>
+              <w:jc w:val="center"/>
+              <w:rPr>
+                <w:rFonts w:ascii="Calibri" w:eastAsia="Times New Roman" w:hAnsi="Calibri" w:cs="Calibri"/>
+                <w:b/>
+                <w:bCs/>
+                <w:color w:val="000000"/>
+                <w:kern w:val="0"/>
+                <w:sz w:val="28"/>
+                <w:szCs w:val="28"/>
+                <w14:ligatures w14:val="none"/>
+              </w:rPr>
+            </w:pPr>
+            <w:r>
+              <w:rPr>
+                <w:rFonts w:ascii="Calibri" w:eastAsia="Times New Roman" w:hAnsi="Calibri" w:cs="Calibri"/>
+                <w:b/>
+                <w:bCs/>
+                <w:color w:val="000000"/>
+                <w:kern w:val="0"/>
+                <w:sz w:val="28"/>
+                <w:szCs w:val="28"/>
+                <w14:ligatures w14:val="none"/>
+              </w:rPr>
+              <w:t> </w:t>
+            </w:r>
           </w:p>
         </w:tc>
         <w:tc>
@@ -4183,25 +4073,42 @@
             <w:tcW w:w="1878" w:type="dxa"/>
             <w:tcBorders>
               <w:top w:val="nil"/>
-              <w:left w:val="nil"/>
-              <w:bottom w:val="nil"/>
-              <w:right w:val="nil"/>
-            </w:tcBorders>
-            <w:noWrap/>
-            <w:vAlign w:val="bottom"/>
-            <w:hideMark/>
-          </w:tcPr>
-          <w:p>
-            <w:pPr>
-              <w:spacing w:after="0" w:line="240" w:lineRule="auto"/>
-              <w:rPr>
-                <w:rFonts w:ascii="Times New Roman" w:eastAsia="Times New Roman" w:hAnsi="Times New Roman" w:cs="Times New Roman"/>
-                <w:kern w:val="0"/>
-                <w:sz w:val="20"/>
-                <w:szCs w:val="20"/>
-                <w14:ligatures w14:val="none"/>
-              </w:rPr>
-            </w:pPr>
+              <w:left w:val="single" w:sz="8" w:space="0" w:color="auto"/>
+              <w:bottom w:val="single" w:sz="8" w:space="0" w:color="auto"/>
+              <w:right w:val="single" w:sz="8" w:space="0" w:color="auto"/>
+            </w:tcBorders>
+            <w:noWrap/>
+            <w:vAlign w:val="bottom"/>
+            <w:hideMark/>
+          </w:tcPr>
+          <w:p>
+            <w:pPr>
+              <w:spacing w:after="0" w:line="240" w:lineRule="auto"/>
+              <w:jc w:val="center"/>
+              <w:rPr>
+                <w:rFonts w:ascii="Calibri" w:eastAsia="Times New Roman" w:hAnsi="Calibri" w:cs="Calibri"/>
+                <w:b/>
+                <w:bCs/>
+                <w:color w:val="000000"/>
+                <w:kern w:val="0"/>
+                <w:sz w:val="28"/>
+                <w:szCs w:val="28"/>
+                <w14:ligatures w14:val="none"/>
+              </w:rPr>
+            </w:pPr>
+            <w:r>
+              <w:rPr>
+                <w:rFonts w:ascii="Calibri" w:eastAsia="Times New Roman" w:hAnsi="Calibri" w:cs="Calibri"/>
+                <w:b/>
+                <w:bCs/>
+                <w:color w:val="000000"/>
+                <w:kern w:val="0"/>
+                <w:sz w:val="28"/>
+                <w:szCs w:val="28"/>
+                <w14:ligatures w14:val="none"/>
+              </w:rPr>
+              <w:t> </w:t>
+            </w:r>
           </w:p>
         </w:tc>
         <w:tc>
@@ -4209,25 +4116,42 @@
             <w:tcW w:w="2261" w:type="dxa"/>
             <w:tcBorders>
               <w:top w:val="nil"/>
-              <w:left w:val="nil"/>
-              <w:bottom w:val="nil"/>
-              <w:right w:val="nil"/>
-            </w:tcBorders>
-            <w:noWrap/>
-            <w:vAlign w:val="bottom"/>
-            <w:hideMark/>
-          </w:tcPr>
-          <w:p>
-            <w:pPr>
-              <w:spacing w:after="0" w:line="240" w:lineRule="auto"/>
-              <w:rPr>
-                <w:rFonts w:ascii="Times New Roman" w:eastAsia="Times New Roman" w:hAnsi="Times New Roman" w:cs="Times New Roman"/>
-                <w:kern w:val="0"/>
-                <w:sz w:val="20"/>
-                <w:szCs w:val="20"/>
-                <w14:ligatures w14:val="none"/>
-              </w:rPr>
-            </w:pPr>
+              <w:left w:val="single" w:sz="8" w:space="0" w:color="auto"/>
+              <w:bottom w:val="single" w:sz="8" w:space="0" w:color="auto"/>
+              <w:right w:val="single" w:sz="8" w:space="0" w:color="auto"/>
+            </w:tcBorders>
+            <w:noWrap/>
+            <w:vAlign w:val="bottom"/>
+            <w:hideMark/>
+          </w:tcPr>
+          <w:p>
+            <w:pPr>
+              <w:spacing w:after="0" w:line="240" w:lineRule="auto"/>
+              <w:jc w:val="center"/>
+              <w:rPr>
+                <w:rFonts w:ascii="Calibri" w:eastAsia="Times New Roman" w:hAnsi="Calibri" w:cs="Calibri"/>
+                <w:b/>
+                <w:bCs/>
+                <w:color w:val="000000"/>
+                <w:kern w:val="0"/>
+                <w:sz w:val="28"/>
+                <w:szCs w:val="28"/>
+                <w14:ligatures w14:val="none"/>
+              </w:rPr>
+            </w:pPr>
+            <w:r>
+              <w:rPr>
+                <w:rFonts w:ascii="Calibri" w:eastAsia="Times New Roman" w:hAnsi="Calibri" w:cs="Calibri"/>
+                <w:b/>
+                <w:bCs/>
+                <w:color w:val="000000"/>
+                <w:kern w:val="0"/>
+                <w:sz w:val="28"/>
+                <w:szCs w:val="28"/>
+                <w14:ligatures w14:val="none"/>
+              </w:rPr>
+              <w:t> </w:t>
+            </w:r>
           </w:p>
         </w:tc>
       </w:tr>
@@ -4240,26 +4164,24 @@
             <w:tcW w:w="1174" w:type="dxa"/>
             <w:tcBorders>
               <w:top w:val="nil"/>
-              <w:left w:val="nil"/>
-              <w:bottom w:val="nil"/>
-              <w:right w:val="nil"/>
-            </w:tcBorders>
-            <w:noWrap/>
-            <w:vAlign w:val="bottom"/>
-            <w:hideMark/>
-          </w:tcPr>
-          <w:p>
-            <w:pPr>
-              <w:spacing w:after="0" w:line="240" w:lineRule="auto"/>
-              <w:jc w:val="center"/>
-              <w:rPr>
-                <w:rFonts w:ascii="Calibri" w:eastAsia="Times New Roman" w:hAnsi="Calibri" w:cs="Calibri"/>
-                <w:b/>
-                <w:bCs/>
-                <w:color w:val="000000"/>
-                <w:kern w:val="0"/>
-                <w:sz w:val="28"/>
-                <w:szCs w:val="28"/>
+              <w:left w:val="single" w:sz="8" w:space="0" w:color="auto"/>
+              <w:bottom w:val="single" w:sz="8" w:space="0" w:color="auto"/>
+              <w:right w:val="single" w:sz="8" w:space="0" w:color="auto"/>
+            </w:tcBorders>
+            <w:noWrap/>
+            <w:vAlign w:val="center"/>
+          </w:tcPr>
+          <w:p>
+            <w:pPr>
+              <w:spacing w:after="0" w:line="240" w:lineRule="auto"/>
+              <w:jc w:val="center"/>
+              <w:rPr>
+                <w:rFonts w:ascii="Arial" w:eastAsia="Times New Roman" w:hAnsi="Arial" w:cs="Arial"/>
+                <w:b/>
+                <w:bCs/>
+                <w:color w:val="000000"/>
+                <w:kern w:val="0"/>
+                <w:rtl/>
                 <w14:ligatures w14:val="none"/>
               </w:rPr>
             </w:pPr>
@@ -4268,7 +4190,7 @@
                 <w:rFonts w:ascii="Calibri" w:hAnsi="Calibri"/>
                 <w:sz w:val="24"/>
               </w:rPr>
-              <w:t>{{ item(12, 'employee_id') }}</w:t>
+              <w:t>{{ item(10, 'employee_id') }}</w:t>
             </w:r>
           </w:p>
         </w:tc>
@@ -4277,25 +4199,25 @@
             <w:tcW w:w="3081" w:type="dxa"/>
             <w:tcBorders>
               <w:top w:val="nil"/>
-              <w:left w:val="nil"/>
-              <w:bottom w:val="nil"/>
-              <w:right w:val="nil"/>
-            </w:tcBorders>
-            <w:noWrap/>
-            <w:vAlign w:val="bottom"/>
-            <w:hideMark/>
-          </w:tcPr>
-          <w:p>
-            <w:pPr>
-              <w:spacing w:after="0" w:line="240" w:lineRule="auto"/>
-              <w:rPr>
-                <w:rFonts w:ascii="Times New Roman" w:eastAsia="Times New Roman" w:hAnsi="Times New Roman" w:cs="Times New Roman"/>
-                <w:kern w:val="0"/>
-                <w:sz w:val="20"/>
-                <w:szCs w:val="20"/>
-                <w14:ligatures w14:val="none"/>
-              </w:rPr>
+              <w:left w:val="single" w:sz="8" w:space="0" w:color="auto"/>
+              <w:bottom w:val="single" w:sz="8" w:space="0" w:color="auto"/>
+              <w:right w:val="single" w:sz="8" w:space="0" w:color="auto"/>
+            </w:tcBorders>
+            <w:vAlign w:val="center"/>
+          </w:tcPr>
+          <w:p>
+            <w:pPr>
               <w:bidi/>
+              <w:spacing w:after="0" w:line="240" w:lineRule="auto"/>
+              <w:jc w:val="center"/>
+              <w:rPr>
+                <w:rFonts w:ascii="Arial" w:eastAsia="Times New Roman" w:hAnsi="Arial" w:cs="Arial"/>
+                <w:b/>
+                <w:bCs/>
+                <w:color w:val="000000"/>
+                <w:kern w:val="0"/>
+                <w14:ligatures w14:val="none"/>
+              </w:rPr>
             </w:pPr>
             <w:r>
               <w:rPr>
@@ -4305,7 +4227,7 @@
                 <w:cs/>
                 <w:szCs w:val="24"/>
               </w:rPr>
-              <w:t>{{ item(12, 'name') }}</w:t>
+              <w:t>{{ item(10, 'name') }}</w:t>
             </w:r>
           </w:p>
         </w:tc>
@@ -4314,25 +4236,26 @@
             <w:tcW w:w="1135" w:type="dxa"/>
             <w:tcBorders>
               <w:top w:val="nil"/>
-              <w:left w:val="nil"/>
-              <w:bottom w:val="nil"/>
-              <w:right w:val="nil"/>
-            </w:tcBorders>
-            <w:noWrap/>
-            <w:vAlign w:val="bottom"/>
-            <w:hideMark/>
-          </w:tcPr>
-          <w:p>
-            <w:pPr>
-              <w:spacing w:after="0" w:line="240" w:lineRule="auto"/>
-              <w:rPr>
-                <w:rFonts w:ascii="Times New Roman" w:eastAsia="Times New Roman" w:hAnsi="Times New Roman" w:cs="Times New Roman"/>
-                <w:kern w:val="0"/>
-                <w:sz w:val="20"/>
-                <w:szCs w:val="20"/>
-                <w14:ligatures w14:val="none"/>
-              </w:rPr>
+              <w:left w:val="single" w:sz="8" w:space="0" w:color="auto"/>
+              <w:bottom w:val="single" w:sz="8" w:space="0" w:color="auto"/>
+              <w:right w:val="single" w:sz="8" w:space="0" w:color="auto"/>
+            </w:tcBorders>
+            <w:vAlign w:val="center"/>
+          </w:tcPr>
+          <w:p>
+            <w:pPr>
               <w:bidi/>
+              <w:spacing w:after="0" w:line="240" w:lineRule="auto"/>
+              <w:jc w:val="center"/>
+              <w:rPr>
+                <w:rFonts w:ascii="Arial" w:eastAsia="Times New Roman" w:hAnsi="Arial" w:cs="Arial"/>
+                <w:b/>
+                <w:bCs/>
+                <w:color w:val="000000"/>
+                <w:kern w:val="0"/>
+                <w:rtl/>
+                <w14:ligatures w14:val="none"/>
+              </w:rPr>
             </w:pPr>
             <w:r>
               <w:rPr>
@@ -4342,7 +4265,7 @@
                 <w:cs/>
                 <w:szCs w:val="24"/>
               </w:rPr>
-              <w:t>{{ item(12, 'nationality') }}</w:t>
+              <w:t>{{ item(10, 'nationality') }}</w:t>
             </w:r>
           </w:p>
         </w:tc>
@@ -4351,22 +4274,26 @@
             <w:tcW w:w="1822" w:type="dxa"/>
             <w:tcBorders>
               <w:top w:val="nil"/>
-              <w:left w:val="nil"/>
-              <w:bottom w:val="nil"/>
-              <w:right w:val="nil"/>
-            </w:tcBorders>
-            <w:noWrap/>
-            <w:vAlign w:val="bottom"/>
-            <w:hideMark/>
-          </w:tcPr>
-          <w:p>
-            <w:pPr>
-              <w:spacing w:after="0" w:line="240" w:lineRule="auto"/>
-              <w:rPr>
-                <w:rFonts w:ascii="Times New Roman" w:eastAsia="Times New Roman" w:hAnsi="Times New Roman" w:cs="Times New Roman"/>
-                <w:kern w:val="0"/>
-                <w:sz w:val="20"/>
-                <w:szCs w:val="20"/>
+              <w:left w:val="single" w:sz="8" w:space="0" w:color="auto"/>
+              <w:bottom w:val="single" w:sz="8" w:space="0" w:color="auto"/>
+              <w:right w:val="single" w:sz="8" w:space="0" w:color="auto"/>
+            </w:tcBorders>
+            <w:noWrap/>
+            <w:vAlign w:val="bottom"/>
+          </w:tcPr>
+          <w:p>
+            <w:pPr>
+              <w:spacing w:after="0" w:line="240" w:lineRule="auto"/>
+              <w:jc w:val="center"/>
+              <w:rPr>
+                <w:rFonts w:ascii="Calibri" w:eastAsia="Times New Roman" w:hAnsi="Calibri" w:cs="Calibri"/>
+                <w:b/>
+                <w:bCs/>
+                <w:color w:val="000000"/>
+                <w:kern w:val="0"/>
+                <w:sz w:val="28"/>
+                <w:szCs w:val="28"/>
+                <w:rtl/>
                 <w14:ligatures w14:val="none"/>
               </w:rPr>
             </w:pPr>
@@ -4375,7 +4302,7 @@
                 <w:rFonts w:ascii="Calibri" w:hAnsi="Calibri"/>
                 <w:sz w:val="24"/>
               </w:rPr>
-              <w:t>{{ item(12, 'passport_no') }}</w:t>
+              <w:t>{{ item(10, 'passport_no') }}</w:t>
             </w:r>
           </w:p>
         </w:tc>
@@ -4384,25 +4311,42 @@
             <w:tcW w:w="1900" w:type="dxa"/>
             <w:tcBorders>
               <w:top w:val="nil"/>
-              <w:left w:val="nil"/>
-              <w:bottom w:val="nil"/>
-              <w:right w:val="nil"/>
-            </w:tcBorders>
-            <w:noWrap/>
-            <w:vAlign w:val="bottom"/>
-            <w:hideMark/>
-          </w:tcPr>
-          <w:p>
-            <w:pPr>
-              <w:spacing w:after="0" w:line="240" w:lineRule="auto"/>
-              <w:rPr>
-                <w:rFonts w:ascii="Times New Roman" w:eastAsia="Times New Roman" w:hAnsi="Times New Roman" w:cs="Times New Roman"/>
-                <w:kern w:val="0"/>
-                <w:sz w:val="20"/>
-                <w:szCs w:val="20"/>
-                <w14:ligatures w14:val="none"/>
-              </w:rPr>
-            </w:pPr>
+              <w:left w:val="single" w:sz="8" w:space="0" w:color="auto"/>
+              <w:bottom w:val="single" w:sz="8" w:space="0" w:color="auto"/>
+              <w:right w:val="single" w:sz="8" w:space="0" w:color="auto"/>
+            </w:tcBorders>
+            <w:noWrap/>
+            <w:vAlign w:val="bottom"/>
+            <w:hideMark/>
+          </w:tcPr>
+          <w:p>
+            <w:pPr>
+              <w:spacing w:after="0" w:line="240" w:lineRule="auto"/>
+              <w:jc w:val="center"/>
+              <w:rPr>
+                <w:rFonts w:ascii="Calibri" w:eastAsia="Times New Roman" w:hAnsi="Calibri" w:cs="Calibri"/>
+                <w:b/>
+                <w:bCs/>
+                <w:color w:val="000000"/>
+                <w:kern w:val="0"/>
+                <w:sz w:val="28"/>
+                <w:szCs w:val="28"/>
+                <w14:ligatures w14:val="none"/>
+              </w:rPr>
+            </w:pPr>
+            <w:r>
+              <w:rPr>
+                <w:rFonts w:ascii="Calibri" w:eastAsia="Times New Roman" w:hAnsi="Calibri" w:cs="Calibri"/>
+                <w:b/>
+                <w:bCs/>
+                <w:color w:val="000000"/>
+                <w:kern w:val="0"/>
+                <w:sz w:val="28"/>
+                <w:szCs w:val="28"/>
+                <w14:ligatures w14:val="none"/>
+              </w:rPr>
+              <w:t> </w:t>
+            </w:r>
           </w:p>
         </w:tc>
         <w:tc>
@@ -4410,25 +4354,42 @@
             <w:tcW w:w="1878" w:type="dxa"/>
             <w:tcBorders>
               <w:top w:val="nil"/>
-              <w:left w:val="nil"/>
-              <w:bottom w:val="nil"/>
-              <w:right w:val="nil"/>
-            </w:tcBorders>
-            <w:noWrap/>
-            <w:vAlign w:val="bottom"/>
-            <w:hideMark/>
-          </w:tcPr>
-          <w:p>
-            <w:pPr>
-              <w:spacing w:after="0" w:line="240" w:lineRule="auto"/>
-              <w:rPr>
-                <w:rFonts w:ascii="Times New Roman" w:eastAsia="Times New Roman" w:hAnsi="Times New Roman" w:cs="Times New Roman"/>
-                <w:kern w:val="0"/>
-                <w:sz w:val="20"/>
-                <w:szCs w:val="20"/>
-                <w14:ligatures w14:val="none"/>
-              </w:rPr>
-            </w:pPr>
+              <w:left w:val="single" w:sz="8" w:space="0" w:color="auto"/>
+              <w:bottom w:val="single" w:sz="8" w:space="0" w:color="auto"/>
+              <w:right w:val="single" w:sz="8" w:space="0" w:color="auto"/>
+            </w:tcBorders>
+            <w:noWrap/>
+            <w:vAlign w:val="bottom"/>
+            <w:hideMark/>
+          </w:tcPr>
+          <w:p>
+            <w:pPr>
+              <w:spacing w:after="0" w:line="240" w:lineRule="auto"/>
+              <w:jc w:val="center"/>
+              <w:rPr>
+                <w:rFonts w:ascii="Calibri" w:eastAsia="Times New Roman" w:hAnsi="Calibri" w:cs="Calibri"/>
+                <w:b/>
+                <w:bCs/>
+                <w:color w:val="000000"/>
+                <w:kern w:val="0"/>
+                <w:sz w:val="28"/>
+                <w:szCs w:val="28"/>
+                <w14:ligatures w14:val="none"/>
+              </w:rPr>
+            </w:pPr>
+            <w:r>
+              <w:rPr>
+                <w:rFonts w:ascii="Calibri" w:eastAsia="Times New Roman" w:hAnsi="Calibri" w:cs="Calibri"/>
+                <w:b/>
+                <w:bCs/>
+                <w:color w:val="000000"/>
+                <w:kern w:val="0"/>
+                <w:sz w:val="28"/>
+                <w:szCs w:val="28"/>
+                <w14:ligatures w14:val="none"/>
+              </w:rPr>
+              <w:t> </w:t>
+            </w:r>
           </w:p>
         </w:tc>
         <w:tc>
@@ -4436,25 +4397,42 @@
             <w:tcW w:w="2261" w:type="dxa"/>
             <w:tcBorders>
               <w:top w:val="nil"/>
-              <w:left w:val="nil"/>
-              <w:bottom w:val="nil"/>
-              <w:right w:val="nil"/>
-            </w:tcBorders>
-            <w:noWrap/>
-            <w:vAlign w:val="bottom"/>
-            <w:hideMark/>
-          </w:tcPr>
-          <w:p>
-            <w:pPr>
-              <w:spacing w:after="0" w:line="240" w:lineRule="auto"/>
-              <w:rPr>
-                <w:rFonts w:ascii="Times New Roman" w:eastAsia="Times New Roman" w:hAnsi="Times New Roman" w:cs="Times New Roman"/>
-                <w:kern w:val="0"/>
-                <w:sz w:val="20"/>
-                <w:szCs w:val="20"/>
-                <w14:ligatures w14:val="none"/>
-              </w:rPr>
-            </w:pPr>
+              <w:left w:val="single" w:sz="8" w:space="0" w:color="auto"/>
+              <w:bottom w:val="single" w:sz="8" w:space="0" w:color="auto"/>
+              <w:right w:val="single" w:sz="8" w:space="0" w:color="auto"/>
+            </w:tcBorders>
+            <w:noWrap/>
+            <w:vAlign w:val="bottom"/>
+            <w:hideMark/>
+          </w:tcPr>
+          <w:p>
+            <w:pPr>
+              <w:spacing w:after="0" w:line="240" w:lineRule="auto"/>
+              <w:jc w:val="center"/>
+              <w:rPr>
+                <w:rFonts w:ascii="Calibri" w:eastAsia="Times New Roman" w:hAnsi="Calibri" w:cs="Calibri"/>
+                <w:b/>
+                <w:bCs/>
+                <w:color w:val="000000"/>
+                <w:kern w:val="0"/>
+                <w:sz w:val="28"/>
+                <w:szCs w:val="28"/>
+                <w14:ligatures w14:val="none"/>
+              </w:rPr>
+            </w:pPr>
+            <w:r>
+              <w:rPr>
+                <w:rFonts w:ascii="Calibri" w:eastAsia="Times New Roman" w:hAnsi="Calibri" w:cs="Calibri"/>
+                <w:b/>
+                <w:bCs/>
+                <w:color w:val="000000"/>
+                <w:kern w:val="0"/>
+                <w:sz w:val="28"/>
+                <w:szCs w:val="28"/>
+                <w14:ligatures w14:val="none"/>
+              </w:rPr>
+              <w:t> </w:t>
+            </w:r>
           </w:p>
         </w:tc>
       </w:tr>
@@ -4467,26 +4445,24 @@
             <w:tcW w:w="1174" w:type="dxa"/>
             <w:tcBorders>
               <w:top w:val="nil"/>
-              <w:left w:val="nil"/>
-              <w:bottom w:val="nil"/>
-              <w:right w:val="nil"/>
-            </w:tcBorders>
-            <w:noWrap/>
-            <w:vAlign w:val="bottom"/>
-            <w:hideMark/>
-          </w:tcPr>
-          <w:p>
-            <w:pPr>
-              <w:spacing w:after="0" w:line="240" w:lineRule="auto"/>
-              <w:jc w:val="center"/>
-              <w:rPr>
-                <w:rFonts w:ascii="Calibri" w:eastAsia="Times New Roman" w:hAnsi="Calibri" w:cs="Calibri"/>
-                <w:b/>
-                <w:bCs/>
-                <w:color w:val="000000"/>
-                <w:kern w:val="0"/>
-                <w:sz w:val="28"/>
-                <w:szCs w:val="28"/>
+              <w:left w:val="single" w:sz="8" w:space="0" w:color="auto"/>
+              <w:bottom w:val="single" w:sz="8" w:space="0" w:color="auto"/>
+              <w:right w:val="single" w:sz="8" w:space="0" w:color="auto"/>
+            </w:tcBorders>
+            <w:noWrap/>
+            <w:vAlign w:val="center"/>
+          </w:tcPr>
+          <w:p>
+            <w:pPr>
+              <w:spacing w:after="0" w:line="240" w:lineRule="auto"/>
+              <w:jc w:val="center"/>
+              <w:rPr>
+                <w:rFonts w:ascii="Arial" w:eastAsia="Times New Roman" w:hAnsi="Arial" w:cs="Arial"/>
+                <w:b/>
+                <w:bCs/>
+                <w:color w:val="000000"/>
+                <w:kern w:val="0"/>
+                <w:rtl/>
                 <w14:ligatures w14:val="none"/>
               </w:rPr>
             </w:pPr>
@@ -4495,7 +4471,7 @@
                 <w:rFonts w:ascii="Calibri" w:hAnsi="Calibri"/>
                 <w:sz w:val="24"/>
               </w:rPr>
-              <w:t>{{ item(13, 'employee_id') }}</w:t>
+              <w:t>{{ item(11, 'employee_id') }}</w:t>
             </w:r>
           </w:p>
         </w:tc>
@@ -4504,25 +4480,25 @@
             <w:tcW w:w="3081" w:type="dxa"/>
             <w:tcBorders>
               <w:top w:val="nil"/>
-              <w:left w:val="nil"/>
-              <w:bottom w:val="nil"/>
-              <w:right w:val="nil"/>
-            </w:tcBorders>
-            <w:noWrap/>
-            <w:vAlign w:val="bottom"/>
-            <w:hideMark/>
-          </w:tcPr>
-          <w:p>
-            <w:pPr>
-              <w:spacing w:after="0" w:line="240" w:lineRule="auto"/>
-              <w:rPr>
-                <w:rFonts w:ascii="Times New Roman" w:eastAsia="Times New Roman" w:hAnsi="Times New Roman" w:cs="Times New Roman"/>
-                <w:kern w:val="0"/>
-                <w:sz w:val="20"/>
-                <w:szCs w:val="20"/>
-                <w14:ligatures w14:val="none"/>
-              </w:rPr>
+              <w:left w:val="single" w:sz="8" w:space="0" w:color="auto"/>
+              <w:bottom w:val="single" w:sz="8" w:space="0" w:color="auto"/>
+              <w:right w:val="single" w:sz="8" w:space="0" w:color="auto"/>
+            </w:tcBorders>
+            <w:vAlign w:val="center"/>
+          </w:tcPr>
+          <w:p>
+            <w:pPr>
               <w:bidi/>
+              <w:spacing w:after="0" w:line="240" w:lineRule="auto"/>
+              <w:jc w:val="center"/>
+              <w:rPr>
+                <w:rFonts w:ascii="Arial" w:eastAsia="Times New Roman" w:hAnsi="Arial" w:cs="Arial"/>
+                <w:b/>
+                <w:bCs/>
+                <w:color w:val="000000"/>
+                <w:kern w:val="0"/>
+                <w14:ligatures w14:val="none"/>
+              </w:rPr>
             </w:pPr>
             <w:r>
               <w:rPr>
@@ -4532,7 +4508,7 @@
                 <w:cs/>
                 <w:szCs w:val="24"/>
               </w:rPr>
-              <w:t>{{ item(13, 'name') }}</w:t>
+              <w:t>{{ item(11, 'name') }}</w:t>
             </w:r>
           </w:p>
         </w:tc>
@@ -4541,25 +4517,26 @@
             <w:tcW w:w="1135" w:type="dxa"/>
             <w:tcBorders>
               <w:top w:val="nil"/>
-              <w:left w:val="nil"/>
-              <w:bottom w:val="nil"/>
-              <w:right w:val="nil"/>
-            </w:tcBorders>
-            <w:noWrap/>
-            <w:vAlign w:val="bottom"/>
-            <w:hideMark/>
-          </w:tcPr>
-          <w:p>
-            <w:pPr>
-              <w:spacing w:after="0" w:line="240" w:lineRule="auto"/>
-              <w:rPr>
-                <w:rFonts w:ascii="Times New Roman" w:eastAsia="Times New Roman" w:hAnsi="Times New Roman" w:cs="Times New Roman"/>
-                <w:kern w:val="0"/>
-                <w:sz w:val="20"/>
-                <w:szCs w:val="20"/>
-                <w14:ligatures w14:val="none"/>
-              </w:rPr>
+              <w:left w:val="single" w:sz="8" w:space="0" w:color="auto"/>
+              <w:bottom w:val="single" w:sz="8" w:space="0" w:color="auto"/>
+              <w:right w:val="single" w:sz="8" w:space="0" w:color="auto"/>
+            </w:tcBorders>
+            <w:vAlign w:val="center"/>
+          </w:tcPr>
+          <w:p>
+            <w:pPr>
               <w:bidi/>
+              <w:spacing w:after="0" w:line="240" w:lineRule="auto"/>
+              <w:jc w:val="center"/>
+              <w:rPr>
+                <w:rFonts w:ascii="Arial" w:eastAsia="Times New Roman" w:hAnsi="Arial" w:cs="Arial"/>
+                <w:b/>
+                <w:bCs/>
+                <w:color w:val="000000"/>
+                <w:kern w:val="0"/>
+                <w:rtl/>
+                <w14:ligatures w14:val="none"/>
+              </w:rPr>
             </w:pPr>
             <w:r>
               <w:rPr>
@@ -4569,7 +4546,7 @@
                 <w:cs/>
                 <w:szCs w:val="24"/>
               </w:rPr>
-              <w:t>{{ item(13, 'nationality') }}</w:t>
+              <w:t>{{ item(11, 'nationality') }}</w:t>
             </w:r>
           </w:p>
         </w:tc>
@@ -4578,22 +4555,26 @@
             <w:tcW w:w="1822" w:type="dxa"/>
             <w:tcBorders>
               <w:top w:val="nil"/>
-              <w:left w:val="nil"/>
-              <w:bottom w:val="nil"/>
-              <w:right w:val="nil"/>
-            </w:tcBorders>
-            <w:noWrap/>
-            <w:vAlign w:val="bottom"/>
-            <w:hideMark/>
-          </w:tcPr>
-          <w:p>
-            <w:pPr>
-              <w:spacing w:after="0" w:line="240" w:lineRule="auto"/>
-              <w:rPr>
-                <w:rFonts w:ascii="Times New Roman" w:eastAsia="Times New Roman" w:hAnsi="Times New Roman" w:cs="Times New Roman"/>
-                <w:kern w:val="0"/>
-                <w:sz w:val="20"/>
-                <w:szCs w:val="20"/>
+              <w:left w:val="single" w:sz="8" w:space="0" w:color="auto"/>
+              <w:bottom w:val="single" w:sz="8" w:space="0" w:color="auto"/>
+              <w:right w:val="single" w:sz="8" w:space="0" w:color="auto"/>
+            </w:tcBorders>
+            <w:noWrap/>
+            <w:vAlign w:val="bottom"/>
+          </w:tcPr>
+          <w:p>
+            <w:pPr>
+              <w:spacing w:after="0" w:line="240" w:lineRule="auto"/>
+              <w:jc w:val="center"/>
+              <w:rPr>
+                <w:rFonts w:ascii="Calibri" w:eastAsia="Times New Roman" w:hAnsi="Calibri" w:cs="Calibri"/>
+                <w:b/>
+                <w:bCs/>
+                <w:color w:val="000000"/>
+                <w:kern w:val="0"/>
+                <w:sz w:val="28"/>
+                <w:szCs w:val="28"/>
+                <w:rtl/>
                 <w14:ligatures w14:val="none"/>
               </w:rPr>
             </w:pPr>
@@ -4602,7 +4583,7 @@
                 <w:rFonts w:ascii="Calibri" w:hAnsi="Calibri"/>
                 <w:sz w:val="24"/>
               </w:rPr>
-              <w:t>{{ item(13, 'passport_no') }}</w:t>
+              <w:t>{{ item(11, 'passport_no') }}</w:t>
             </w:r>
           </w:p>
         </w:tc>
@@ -4611,25 +4592,42 @@
             <w:tcW w:w="1900" w:type="dxa"/>
             <w:tcBorders>
               <w:top w:val="nil"/>
-              <w:left w:val="nil"/>
-              <w:bottom w:val="nil"/>
-              <w:right w:val="nil"/>
-            </w:tcBorders>
-            <w:noWrap/>
-            <w:vAlign w:val="bottom"/>
-            <w:hideMark/>
-          </w:tcPr>
-          <w:p>
-            <w:pPr>
-              <w:spacing w:after="0" w:line="240" w:lineRule="auto"/>
-              <w:rPr>
-                <w:rFonts w:ascii="Times New Roman" w:eastAsia="Times New Roman" w:hAnsi="Times New Roman" w:cs="Times New Roman"/>
-                <w:kern w:val="0"/>
-                <w:sz w:val="20"/>
-                <w:szCs w:val="20"/>
-                <w14:ligatures w14:val="none"/>
-              </w:rPr>
-            </w:pPr>
+              <w:left w:val="single" w:sz="8" w:space="0" w:color="auto"/>
+              <w:bottom w:val="single" w:sz="8" w:space="0" w:color="auto"/>
+              <w:right w:val="single" w:sz="8" w:space="0" w:color="auto"/>
+            </w:tcBorders>
+            <w:noWrap/>
+            <w:vAlign w:val="bottom"/>
+            <w:hideMark/>
+          </w:tcPr>
+          <w:p>
+            <w:pPr>
+              <w:spacing w:after="0" w:line="240" w:lineRule="auto"/>
+              <w:jc w:val="center"/>
+              <w:rPr>
+                <w:rFonts w:ascii="Calibri" w:eastAsia="Times New Roman" w:hAnsi="Calibri" w:cs="Calibri"/>
+                <w:b/>
+                <w:bCs/>
+                <w:color w:val="000000"/>
+                <w:kern w:val="0"/>
+                <w:sz w:val="28"/>
+                <w:szCs w:val="28"/>
+                <w14:ligatures w14:val="none"/>
+              </w:rPr>
+            </w:pPr>
+            <w:r>
+              <w:rPr>
+                <w:rFonts w:ascii="Calibri" w:eastAsia="Times New Roman" w:hAnsi="Calibri" w:cs="Calibri"/>
+                <w:b/>
+                <w:bCs/>
+                <w:color w:val="000000"/>
+                <w:kern w:val="0"/>
+                <w:sz w:val="28"/>
+                <w:szCs w:val="28"/>
+                <w14:ligatures w14:val="none"/>
+              </w:rPr>
+              <w:t> </w:t>
+            </w:r>
           </w:p>
         </w:tc>
         <w:tc>
@@ -4637,25 +4635,42 @@
             <w:tcW w:w="1878" w:type="dxa"/>
             <w:tcBorders>
               <w:top w:val="nil"/>
-              <w:left w:val="nil"/>
-              <w:bottom w:val="nil"/>
-              <w:right w:val="nil"/>
-            </w:tcBorders>
-            <w:noWrap/>
-            <w:vAlign w:val="bottom"/>
-            <w:hideMark/>
-          </w:tcPr>
-          <w:p>
-            <w:pPr>
-              <w:spacing w:after="0" w:line="240" w:lineRule="auto"/>
-              <w:rPr>
-                <w:rFonts w:ascii="Times New Roman" w:eastAsia="Times New Roman" w:hAnsi="Times New Roman" w:cs="Times New Roman"/>
-                <w:kern w:val="0"/>
-                <w:sz w:val="20"/>
-                <w:szCs w:val="20"/>
-                <w14:ligatures w14:val="none"/>
-              </w:rPr>
-            </w:pPr>
+              <w:left w:val="single" w:sz="8" w:space="0" w:color="auto"/>
+              <w:bottom w:val="single" w:sz="8" w:space="0" w:color="auto"/>
+              <w:right w:val="single" w:sz="8" w:space="0" w:color="auto"/>
+            </w:tcBorders>
+            <w:noWrap/>
+            <w:vAlign w:val="bottom"/>
+            <w:hideMark/>
+          </w:tcPr>
+          <w:p>
+            <w:pPr>
+              <w:spacing w:after="0" w:line="240" w:lineRule="auto"/>
+              <w:jc w:val="center"/>
+              <w:rPr>
+                <w:rFonts w:ascii="Calibri" w:eastAsia="Times New Roman" w:hAnsi="Calibri" w:cs="Calibri"/>
+                <w:b/>
+                <w:bCs/>
+                <w:color w:val="000000"/>
+                <w:kern w:val="0"/>
+                <w:sz w:val="28"/>
+                <w:szCs w:val="28"/>
+                <w14:ligatures w14:val="none"/>
+              </w:rPr>
+            </w:pPr>
+            <w:r>
+              <w:rPr>
+                <w:rFonts w:ascii="Calibri" w:eastAsia="Times New Roman" w:hAnsi="Calibri" w:cs="Calibri"/>
+                <w:b/>
+                <w:bCs/>
+                <w:color w:val="000000"/>
+                <w:kern w:val="0"/>
+                <w:sz w:val="28"/>
+                <w:szCs w:val="28"/>
+                <w14:ligatures w14:val="none"/>
+              </w:rPr>
+              <w:t> </w:t>
+            </w:r>
           </w:p>
         </w:tc>
         <w:tc>
@@ -4663,25 +4678,42 @@
             <w:tcW w:w="2261" w:type="dxa"/>
             <w:tcBorders>
               <w:top w:val="nil"/>
-              <w:left w:val="nil"/>
-              <w:bottom w:val="nil"/>
-              <w:right w:val="nil"/>
-            </w:tcBorders>
-            <w:noWrap/>
-            <w:vAlign w:val="bottom"/>
-            <w:hideMark/>
-          </w:tcPr>
-          <w:p>
-            <w:pPr>
-              <w:spacing w:after="0" w:line="240" w:lineRule="auto"/>
-              <w:rPr>
-                <w:rFonts w:ascii="Times New Roman" w:eastAsia="Times New Roman" w:hAnsi="Times New Roman" w:cs="Times New Roman"/>
-                <w:kern w:val="0"/>
-                <w:sz w:val="20"/>
-                <w:szCs w:val="20"/>
-                <w14:ligatures w14:val="none"/>
-              </w:rPr>
-            </w:pPr>
+              <w:left w:val="single" w:sz="8" w:space="0" w:color="auto"/>
+              <w:bottom w:val="single" w:sz="8" w:space="0" w:color="auto"/>
+              <w:right w:val="single" w:sz="8" w:space="0" w:color="auto"/>
+            </w:tcBorders>
+            <w:noWrap/>
+            <w:vAlign w:val="bottom"/>
+            <w:hideMark/>
+          </w:tcPr>
+          <w:p>
+            <w:pPr>
+              <w:spacing w:after="0" w:line="240" w:lineRule="auto"/>
+              <w:jc w:val="center"/>
+              <w:rPr>
+                <w:rFonts w:ascii="Calibri" w:eastAsia="Times New Roman" w:hAnsi="Calibri" w:cs="Calibri"/>
+                <w:b/>
+                <w:bCs/>
+                <w:color w:val="000000"/>
+                <w:kern w:val="0"/>
+                <w:sz w:val="28"/>
+                <w:szCs w:val="28"/>
+                <w14:ligatures w14:val="none"/>
+              </w:rPr>
+            </w:pPr>
+            <w:r>
+              <w:rPr>
+                <w:rFonts w:ascii="Calibri" w:eastAsia="Times New Roman" w:hAnsi="Calibri" w:cs="Calibri"/>
+                <w:b/>
+                <w:bCs/>
+                <w:color w:val="000000"/>
+                <w:kern w:val="0"/>
+                <w:sz w:val="28"/>
+                <w:szCs w:val="28"/>
+                <w14:ligatures w14:val="none"/>
+              </w:rPr>
+              <w:t> </w:t>
+            </w:r>
           </w:p>
         </w:tc>
       </w:tr>
@@ -4694,26 +4726,24 @@
             <w:tcW w:w="1174" w:type="dxa"/>
             <w:tcBorders>
               <w:top w:val="nil"/>
-              <w:left w:val="nil"/>
-              <w:bottom w:val="nil"/>
-              <w:right w:val="nil"/>
-            </w:tcBorders>
-            <w:noWrap/>
-            <w:vAlign w:val="bottom"/>
-            <w:hideMark/>
-          </w:tcPr>
-          <w:p>
-            <w:pPr>
-              <w:spacing w:after="0" w:line="240" w:lineRule="auto"/>
-              <w:jc w:val="center"/>
-              <w:rPr>
-                <w:rFonts w:ascii="Calibri" w:eastAsia="Times New Roman" w:hAnsi="Calibri" w:cs="Calibri"/>
-                <w:b/>
-                <w:bCs/>
-                <w:color w:val="000000"/>
-                <w:kern w:val="0"/>
-                <w:sz w:val="28"/>
-                <w:szCs w:val="28"/>
+              <w:left w:val="single" w:sz="8" w:space="0" w:color="auto"/>
+              <w:bottom w:val="single" w:sz="8" w:space="0" w:color="auto"/>
+              <w:right w:val="single" w:sz="8" w:space="0" w:color="auto"/>
+            </w:tcBorders>
+            <w:noWrap/>
+            <w:vAlign w:val="center"/>
+          </w:tcPr>
+          <w:p>
+            <w:pPr>
+              <w:spacing w:after="0" w:line="240" w:lineRule="auto"/>
+              <w:jc w:val="center"/>
+              <w:rPr>
+                <w:rFonts w:ascii="Arial" w:eastAsia="Times New Roman" w:hAnsi="Arial" w:cs="Arial"/>
+                <w:b/>
+                <w:bCs/>
+                <w:color w:val="000000"/>
+                <w:kern w:val="0"/>
+                <w:rtl/>
                 <w14:ligatures w14:val="none"/>
               </w:rPr>
             </w:pPr>
@@ -4722,7 +4752,7 @@
                 <w:rFonts w:ascii="Calibri" w:hAnsi="Calibri"/>
                 <w:sz w:val="24"/>
               </w:rPr>
-              <w:t>{{ item(14, 'employee_id') }}</w:t>
+              <w:t>{{ item(12, 'employee_id') }}</w:t>
             </w:r>
           </w:p>
         </w:tc>
@@ -4731,25 +4761,25 @@
             <w:tcW w:w="3081" w:type="dxa"/>
             <w:tcBorders>
               <w:top w:val="nil"/>
-              <w:left w:val="nil"/>
-              <w:bottom w:val="nil"/>
-              <w:right w:val="nil"/>
-            </w:tcBorders>
-            <w:noWrap/>
-            <w:vAlign w:val="bottom"/>
-            <w:hideMark/>
-          </w:tcPr>
-          <w:p>
-            <w:pPr>
-              <w:spacing w:after="0" w:line="240" w:lineRule="auto"/>
-              <w:rPr>
-                <w:rFonts w:ascii="Times New Roman" w:eastAsia="Times New Roman" w:hAnsi="Times New Roman" w:cs="Times New Roman"/>
-                <w:kern w:val="0"/>
-                <w:sz w:val="20"/>
-                <w:szCs w:val="20"/>
-                <w14:ligatures w14:val="none"/>
-              </w:rPr>
+              <w:left w:val="single" w:sz="8" w:space="0" w:color="auto"/>
+              <w:bottom w:val="single" w:sz="8" w:space="0" w:color="auto"/>
+              <w:right w:val="single" w:sz="8" w:space="0" w:color="auto"/>
+            </w:tcBorders>
+            <w:vAlign w:val="center"/>
+          </w:tcPr>
+          <w:p>
+            <w:pPr>
               <w:bidi/>
+              <w:spacing w:after="0" w:line="240" w:lineRule="auto"/>
+              <w:jc w:val="center"/>
+              <w:rPr>
+                <w:rFonts w:ascii="Arial" w:eastAsia="Times New Roman" w:hAnsi="Arial" w:cs="Arial"/>
+                <w:b/>
+                <w:bCs/>
+                <w:color w:val="000000"/>
+                <w:kern w:val="0"/>
+                <w14:ligatures w14:val="none"/>
+              </w:rPr>
             </w:pPr>
             <w:r>
               <w:rPr>
@@ -4759,7 +4789,7 @@
                 <w:cs/>
                 <w:szCs w:val="24"/>
               </w:rPr>
-              <w:t>{{ item(14, 'name') }}</w:t>
+              <w:t>{{ item(12, 'name') }}</w:t>
             </w:r>
           </w:p>
         </w:tc>
@@ -4768,25 +4798,26 @@
             <w:tcW w:w="1135" w:type="dxa"/>
             <w:tcBorders>
               <w:top w:val="nil"/>
-              <w:left w:val="nil"/>
-              <w:bottom w:val="nil"/>
-              <w:right w:val="nil"/>
-            </w:tcBorders>
-            <w:noWrap/>
-            <w:vAlign w:val="bottom"/>
-            <w:hideMark/>
-          </w:tcPr>
-          <w:p>
-            <w:pPr>
-              <w:spacing w:after="0" w:line="240" w:lineRule="auto"/>
-              <w:rPr>
-                <w:rFonts w:ascii="Times New Roman" w:eastAsia="Times New Roman" w:hAnsi="Times New Roman" w:cs="Times New Roman"/>
-                <w:kern w:val="0"/>
-                <w:sz w:val="20"/>
-                <w:szCs w:val="20"/>
-                <w14:ligatures w14:val="none"/>
-              </w:rPr>
+              <w:left w:val="single" w:sz="8" w:space="0" w:color="auto"/>
+              <w:bottom w:val="single" w:sz="8" w:space="0" w:color="auto"/>
+              <w:right w:val="single" w:sz="8" w:space="0" w:color="auto"/>
+            </w:tcBorders>
+            <w:vAlign w:val="center"/>
+          </w:tcPr>
+          <w:p>
+            <w:pPr>
               <w:bidi/>
+              <w:spacing w:after="0" w:line="240" w:lineRule="auto"/>
+              <w:jc w:val="center"/>
+              <w:rPr>
+                <w:rFonts w:ascii="Arial" w:eastAsia="Times New Roman" w:hAnsi="Arial" w:cs="Arial"/>
+                <w:b/>
+                <w:bCs/>
+                <w:color w:val="000000"/>
+                <w:kern w:val="0"/>
+                <w:rtl/>
+                <w14:ligatures w14:val="none"/>
+              </w:rPr>
             </w:pPr>
             <w:r>
               <w:rPr>
@@ -4796,7 +4827,7 @@
                 <w:cs/>
                 <w:szCs w:val="24"/>
               </w:rPr>
-              <w:t>{{ item(14, 'nationality') }}</w:t>
+              <w:t>{{ item(12, 'nationality') }}</w:t>
             </w:r>
           </w:p>
         </w:tc>
@@ -4805,22 +4836,26 @@
             <w:tcW w:w="1822" w:type="dxa"/>
             <w:tcBorders>
               <w:top w:val="nil"/>
-              <w:left w:val="nil"/>
-              <w:bottom w:val="nil"/>
-              <w:right w:val="nil"/>
-            </w:tcBorders>
-            <w:noWrap/>
-            <w:vAlign w:val="bottom"/>
-            <w:hideMark/>
-          </w:tcPr>
-          <w:p>
-            <w:pPr>
-              <w:spacing w:after="0" w:line="240" w:lineRule="auto"/>
-              <w:rPr>
-                <w:rFonts w:ascii="Times New Roman" w:eastAsia="Times New Roman" w:hAnsi="Times New Roman" w:cs="Times New Roman"/>
-                <w:kern w:val="0"/>
-                <w:sz w:val="20"/>
-                <w:szCs w:val="20"/>
+              <w:left w:val="single" w:sz="8" w:space="0" w:color="auto"/>
+              <w:bottom w:val="single" w:sz="8" w:space="0" w:color="auto"/>
+              <w:right w:val="single" w:sz="8" w:space="0" w:color="auto"/>
+            </w:tcBorders>
+            <w:noWrap/>
+            <w:vAlign w:val="bottom"/>
+          </w:tcPr>
+          <w:p>
+            <w:pPr>
+              <w:spacing w:after="0" w:line="240" w:lineRule="auto"/>
+              <w:jc w:val="center"/>
+              <w:rPr>
+                <w:rFonts w:ascii="Calibri" w:eastAsia="Times New Roman" w:hAnsi="Calibri" w:cs="Calibri"/>
+                <w:b/>
+                <w:bCs/>
+                <w:color w:val="000000"/>
+                <w:kern w:val="0"/>
+                <w:sz w:val="28"/>
+                <w:szCs w:val="28"/>
+                <w:rtl/>
                 <w14:ligatures w14:val="none"/>
               </w:rPr>
             </w:pPr>
@@ -4829,6 +4864,568 @@
                 <w:rFonts w:ascii="Calibri" w:hAnsi="Calibri"/>
                 <w:sz w:val="24"/>
               </w:rPr>
+              <w:t>{{ item(12, 'passport_no') }}</w:t>
+            </w:r>
+          </w:p>
+        </w:tc>
+        <w:tc>
+          <w:tcPr>
+            <w:tcW w:w="1900" w:type="dxa"/>
+            <w:tcBorders>
+              <w:top w:val="nil"/>
+              <w:left w:val="single" w:sz="8" w:space="0" w:color="auto"/>
+              <w:bottom w:val="single" w:sz="8" w:space="0" w:color="auto"/>
+              <w:right w:val="single" w:sz="8" w:space="0" w:color="auto"/>
+            </w:tcBorders>
+            <w:noWrap/>
+            <w:vAlign w:val="bottom"/>
+            <w:hideMark/>
+          </w:tcPr>
+          <w:p>
+            <w:pPr>
+              <w:spacing w:after="0" w:line="240" w:lineRule="auto"/>
+              <w:jc w:val="center"/>
+              <w:rPr>
+                <w:rFonts w:ascii="Calibri" w:eastAsia="Times New Roman" w:hAnsi="Calibri" w:cs="Calibri"/>
+                <w:b/>
+                <w:bCs/>
+                <w:color w:val="000000"/>
+                <w:kern w:val="0"/>
+                <w:sz w:val="28"/>
+                <w:szCs w:val="28"/>
+                <w14:ligatures w14:val="none"/>
+              </w:rPr>
+            </w:pPr>
+            <w:r>
+              <w:rPr>
+                <w:rFonts w:ascii="Calibri" w:eastAsia="Times New Roman" w:hAnsi="Calibri" w:cs="Calibri"/>
+                <w:b/>
+                <w:bCs/>
+                <w:color w:val="000000"/>
+                <w:kern w:val="0"/>
+                <w:sz w:val="28"/>
+                <w:szCs w:val="28"/>
+                <w14:ligatures w14:val="none"/>
+              </w:rPr>
+              <w:t> </w:t>
+            </w:r>
+          </w:p>
+        </w:tc>
+        <w:tc>
+          <w:tcPr>
+            <w:tcW w:w="1878" w:type="dxa"/>
+            <w:tcBorders>
+              <w:top w:val="nil"/>
+              <w:left w:val="single" w:sz="8" w:space="0" w:color="auto"/>
+              <w:bottom w:val="single" w:sz="8" w:space="0" w:color="auto"/>
+              <w:right w:val="single" w:sz="8" w:space="0" w:color="auto"/>
+            </w:tcBorders>
+            <w:noWrap/>
+            <w:vAlign w:val="bottom"/>
+            <w:hideMark/>
+          </w:tcPr>
+          <w:p>
+            <w:pPr>
+              <w:spacing w:after="0" w:line="240" w:lineRule="auto"/>
+              <w:jc w:val="center"/>
+              <w:rPr>
+                <w:rFonts w:ascii="Calibri" w:eastAsia="Times New Roman" w:hAnsi="Calibri" w:cs="Calibri"/>
+                <w:b/>
+                <w:bCs/>
+                <w:color w:val="000000"/>
+                <w:kern w:val="0"/>
+                <w:sz w:val="28"/>
+                <w:szCs w:val="28"/>
+                <w14:ligatures w14:val="none"/>
+              </w:rPr>
+            </w:pPr>
+            <w:r>
+              <w:rPr>
+                <w:rFonts w:ascii="Calibri" w:eastAsia="Times New Roman" w:hAnsi="Calibri" w:cs="Calibri"/>
+                <w:b/>
+                <w:bCs/>
+                <w:color w:val="000000"/>
+                <w:kern w:val="0"/>
+                <w:sz w:val="28"/>
+                <w:szCs w:val="28"/>
+                <w14:ligatures w14:val="none"/>
+              </w:rPr>
+              <w:t> </w:t>
+            </w:r>
+          </w:p>
+        </w:tc>
+        <w:tc>
+          <w:tcPr>
+            <w:tcW w:w="2261" w:type="dxa"/>
+            <w:tcBorders>
+              <w:top w:val="nil"/>
+              <w:left w:val="single" w:sz="8" w:space="0" w:color="auto"/>
+              <w:bottom w:val="single" w:sz="8" w:space="0" w:color="auto"/>
+              <w:right w:val="single" w:sz="8" w:space="0" w:color="auto"/>
+            </w:tcBorders>
+            <w:noWrap/>
+            <w:vAlign w:val="bottom"/>
+            <w:hideMark/>
+          </w:tcPr>
+          <w:p>
+            <w:pPr>
+              <w:spacing w:after="0" w:line="240" w:lineRule="auto"/>
+              <w:jc w:val="center"/>
+              <w:rPr>
+                <w:rFonts w:ascii="Calibri" w:eastAsia="Times New Roman" w:hAnsi="Calibri" w:cs="Calibri"/>
+                <w:b/>
+                <w:bCs/>
+                <w:color w:val="000000"/>
+                <w:kern w:val="0"/>
+                <w:sz w:val="28"/>
+                <w:szCs w:val="28"/>
+                <w14:ligatures w14:val="none"/>
+              </w:rPr>
+            </w:pPr>
+            <w:r>
+              <w:rPr>
+                <w:rFonts w:ascii="Calibri" w:eastAsia="Times New Roman" w:hAnsi="Calibri" w:cs="Calibri"/>
+                <w:b/>
+                <w:bCs/>
+                <w:color w:val="000000"/>
+                <w:kern w:val="0"/>
+                <w:sz w:val="28"/>
+                <w:szCs w:val="28"/>
+                <w14:ligatures w14:val="none"/>
+              </w:rPr>
+              <w:t> </w:t>
+            </w:r>
+          </w:p>
+        </w:tc>
+      </w:tr>
+      <w:tr>
+        <w:trPr>
+          <w:trHeight w:val="300"/>
+        </w:trPr>
+        <w:tc>
+          <w:tcPr>
+            <w:tcW w:w="1174" w:type="dxa"/>
+            <w:tcBorders>
+              <w:top w:val="nil"/>
+              <w:left w:val="single" w:sz="8" w:space="0" w:color="auto"/>
+              <w:bottom w:val="single" w:sz="8" w:space="0" w:color="auto"/>
+              <w:right w:val="single" w:sz="8" w:space="0" w:color="auto"/>
+            </w:tcBorders>
+            <w:noWrap/>
+            <w:vAlign w:val="center"/>
+          </w:tcPr>
+          <w:p>
+            <w:pPr>
+              <w:spacing w:after="0" w:line="240" w:lineRule="auto"/>
+              <w:jc w:val="center"/>
+              <w:rPr>
+                <w:rFonts w:ascii="Arial" w:eastAsia="Times New Roman" w:hAnsi="Arial" w:cs="Arial"/>
+                <w:b/>
+                <w:bCs/>
+                <w:color w:val="000000"/>
+                <w:kern w:val="0"/>
+                <w:rtl/>
+                <w14:ligatures w14:val="none"/>
+              </w:rPr>
+            </w:pPr>
+            <w:r>
+              <w:rPr>
+                <w:rFonts w:ascii="Calibri" w:hAnsi="Calibri"/>
+                <w:sz w:val="24"/>
+              </w:rPr>
+              <w:t>{{ item(13, 'employee_id') }}</w:t>
+            </w:r>
+          </w:p>
+        </w:tc>
+        <w:tc>
+          <w:tcPr>
+            <w:tcW w:w="3081" w:type="dxa"/>
+            <w:tcBorders>
+              <w:top w:val="nil"/>
+              <w:left w:val="single" w:sz="8" w:space="0" w:color="auto"/>
+              <w:bottom w:val="single" w:sz="8" w:space="0" w:color="auto"/>
+              <w:right w:val="single" w:sz="8" w:space="0" w:color="auto"/>
+            </w:tcBorders>
+            <w:vAlign w:val="center"/>
+          </w:tcPr>
+          <w:p>
+            <w:pPr>
+              <w:bidi/>
+              <w:spacing w:after="0" w:line="240" w:lineRule="auto"/>
+              <w:jc w:val="center"/>
+              <w:rPr>
+                <w:rFonts w:ascii="Arial" w:eastAsia="Times New Roman" w:hAnsi="Arial" w:cs="Arial"/>
+                <w:b/>
+                <w:bCs/>
+                <w:color w:val="000000"/>
+                <w:kern w:val="0"/>
+                <w14:ligatures w14:val="none"/>
+              </w:rPr>
+            </w:pPr>
+            <w:r>
+              <w:rPr>
+                <w:rFonts w:ascii="Calibri" w:hAnsi="Calibri" w:cs="Calibri"/>
+                <w:sz w:val="24"/>
+                <w:rtl/>
+                <w:cs/>
+                <w:szCs w:val="24"/>
+              </w:rPr>
+              <w:t>{{ item(13, 'name') }}</w:t>
+            </w:r>
+          </w:p>
+        </w:tc>
+        <w:tc>
+          <w:tcPr>
+            <w:tcW w:w="1135" w:type="dxa"/>
+            <w:tcBorders>
+              <w:top w:val="nil"/>
+              <w:left w:val="single" w:sz="8" w:space="0" w:color="auto"/>
+              <w:bottom w:val="single" w:sz="8" w:space="0" w:color="auto"/>
+              <w:right w:val="single" w:sz="8" w:space="0" w:color="auto"/>
+            </w:tcBorders>
+            <w:vAlign w:val="center"/>
+          </w:tcPr>
+          <w:p>
+            <w:pPr>
+              <w:bidi/>
+              <w:spacing w:after="0" w:line="240" w:lineRule="auto"/>
+              <w:jc w:val="center"/>
+              <w:rPr>
+                <w:rFonts w:ascii="Arial" w:eastAsia="Times New Roman" w:hAnsi="Arial" w:cs="Arial"/>
+                <w:b/>
+                <w:bCs/>
+                <w:color w:val="000000"/>
+                <w:kern w:val="0"/>
+                <w:rtl/>
+                <w14:ligatures w14:val="none"/>
+              </w:rPr>
+            </w:pPr>
+            <w:r>
+              <w:rPr>
+                <w:rFonts w:ascii="Calibri" w:hAnsi="Calibri" w:cs="Calibri"/>
+                <w:sz w:val="24"/>
+                <w:rtl/>
+                <w:cs/>
+                <w:szCs w:val="24"/>
+              </w:rPr>
+              <w:t>{{ item(13, 'nationality') }}</w:t>
+            </w:r>
+          </w:p>
+        </w:tc>
+        <w:tc>
+          <w:tcPr>
+            <w:tcW w:w="1822" w:type="dxa"/>
+            <w:tcBorders>
+              <w:top w:val="nil"/>
+              <w:left w:val="single" w:sz="8" w:space="0" w:color="auto"/>
+              <w:bottom w:val="single" w:sz="8" w:space="0" w:color="auto"/>
+              <w:right w:val="single" w:sz="8" w:space="0" w:color="auto"/>
+            </w:tcBorders>
+            <w:noWrap/>
+            <w:vAlign w:val="bottom"/>
+          </w:tcPr>
+          <w:p>
+            <w:pPr>
+              <w:spacing w:after="0" w:line="240" w:lineRule="auto"/>
+              <w:jc w:val="center"/>
+              <w:rPr>
+                <w:rFonts w:ascii="Calibri" w:eastAsia="Times New Roman" w:hAnsi="Calibri" w:cs="Calibri"/>
+                <w:b/>
+                <w:bCs/>
+                <w:color w:val="000000"/>
+                <w:kern w:val="0"/>
+                <w:sz w:val="28"/>
+                <w:szCs w:val="28"/>
+                <w:rtl/>
+                <w14:ligatures w14:val="none"/>
+              </w:rPr>
+            </w:pPr>
+            <w:r>
+              <w:rPr>
+                <w:rFonts w:ascii="Calibri" w:hAnsi="Calibri"/>
+                <w:sz w:val="24"/>
+              </w:rPr>
+              <w:t>{{ item(13, 'passport_no') }}</w:t>
+            </w:r>
+          </w:p>
+        </w:tc>
+        <w:tc>
+          <w:tcPr>
+            <w:tcW w:w="1900" w:type="dxa"/>
+            <w:tcBorders>
+              <w:top w:val="nil"/>
+              <w:left w:val="single" w:sz="8" w:space="0" w:color="auto"/>
+              <w:bottom w:val="single" w:sz="8" w:space="0" w:color="auto"/>
+              <w:right w:val="single" w:sz="8" w:space="0" w:color="auto"/>
+            </w:tcBorders>
+            <w:noWrap/>
+            <w:vAlign w:val="bottom"/>
+            <w:hideMark/>
+          </w:tcPr>
+          <w:p>
+            <w:pPr>
+              <w:spacing w:after="0" w:line="240" w:lineRule="auto"/>
+              <w:jc w:val="center"/>
+              <w:rPr>
+                <w:rFonts w:ascii="Calibri" w:eastAsia="Times New Roman" w:hAnsi="Calibri" w:cs="Calibri"/>
+                <w:b/>
+                <w:bCs/>
+                <w:color w:val="000000"/>
+                <w:kern w:val="0"/>
+                <w:sz w:val="28"/>
+                <w:szCs w:val="28"/>
+                <w14:ligatures w14:val="none"/>
+              </w:rPr>
+            </w:pPr>
+            <w:r>
+              <w:rPr>
+                <w:rFonts w:ascii="Calibri" w:eastAsia="Times New Roman" w:hAnsi="Calibri" w:cs="Calibri"/>
+                <w:b/>
+                <w:bCs/>
+                <w:color w:val="000000"/>
+                <w:kern w:val="0"/>
+                <w:sz w:val="28"/>
+                <w:szCs w:val="28"/>
+                <w14:ligatures w14:val="none"/>
+              </w:rPr>
+              <w:t> </w:t>
+            </w:r>
+          </w:p>
+        </w:tc>
+        <w:tc>
+          <w:tcPr>
+            <w:tcW w:w="1878" w:type="dxa"/>
+            <w:tcBorders>
+              <w:top w:val="nil"/>
+              <w:left w:val="single" w:sz="8" w:space="0" w:color="auto"/>
+              <w:bottom w:val="single" w:sz="8" w:space="0" w:color="auto"/>
+              <w:right w:val="single" w:sz="8" w:space="0" w:color="auto"/>
+            </w:tcBorders>
+            <w:noWrap/>
+            <w:vAlign w:val="bottom"/>
+            <w:hideMark/>
+          </w:tcPr>
+          <w:p>
+            <w:pPr>
+              <w:spacing w:after="0" w:line="240" w:lineRule="auto"/>
+              <w:jc w:val="center"/>
+              <w:rPr>
+                <w:rFonts w:ascii="Calibri" w:eastAsia="Times New Roman" w:hAnsi="Calibri" w:cs="Calibri"/>
+                <w:b/>
+                <w:bCs/>
+                <w:color w:val="000000"/>
+                <w:kern w:val="0"/>
+                <w:sz w:val="28"/>
+                <w:szCs w:val="28"/>
+                <w14:ligatures w14:val="none"/>
+              </w:rPr>
+            </w:pPr>
+            <w:r>
+              <w:rPr>
+                <w:rFonts w:ascii="Calibri" w:eastAsia="Times New Roman" w:hAnsi="Calibri" w:cs="Calibri"/>
+                <w:b/>
+                <w:bCs/>
+                <w:color w:val="000000"/>
+                <w:kern w:val="0"/>
+                <w:sz w:val="28"/>
+                <w:szCs w:val="28"/>
+                <w14:ligatures w14:val="none"/>
+              </w:rPr>
+              <w:t> </w:t>
+            </w:r>
+          </w:p>
+        </w:tc>
+        <w:tc>
+          <w:tcPr>
+            <w:tcW w:w="2261" w:type="dxa"/>
+            <w:tcBorders>
+              <w:top w:val="nil"/>
+              <w:left w:val="single" w:sz="8" w:space="0" w:color="auto"/>
+              <w:bottom w:val="single" w:sz="8" w:space="0" w:color="auto"/>
+              <w:right w:val="single" w:sz="8" w:space="0" w:color="auto"/>
+            </w:tcBorders>
+            <w:noWrap/>
+            <w:vAlign w:val="bottom"/>
+            <w:hideMark/>
+          </w:tcPr>
+          <w:p>
+            <w:pPr>
+              <w:spacing w:after="0" w:line="240" w:lineRule="auto"/>
+              <w:jc w:val="center"/>
+              <w:rPr>
+                <w:rFonts w:ascii="Calibri" w:eastAsia="Times New Roman" w:hAnsi="Calibri" w:cs="Calibri"/>
+                <w:b/>
+                <w:bCs/>
+                <w:color w:val="000000"/>
+                <w:kern w:val="0"/>
+                <w:sz w:val="28"/>
+                <w:szCs w:val="28"/>
+                <w14:ligatures w14:val="none"/>
+              </w:rPr>
+            </w:pPr>
+            <w:r>
+              <w:rPr>
+                <w:rFonts w:ascii="Calibri" w:eastAsia="Times New Roman" w:hAnsi="Calibri" w:cs="Calibri"/>
+                <w:b/>
+                <w:bCs/>
+                <w:color w:val="000000"/>
+                <w:kern w:val="0"/>
+                <w:sz w:val="28"/>
+                <w:szCs w:val="28"/>
+                <w14:ligatures w14:val="none"/>
+              </w:rPr>
+              <w:t> </w:t>
+            </w:r>
+          </w:p>
+        </w:tc>
+      </w:tr>
+      <w:tr>
+        <w:trPr>
+          <w:trHeight w:val="300"/>
+        </w:trPr>
+        <w:tc>
+          <w:tcPr>
+            <w:tcW w:w="1174" w:type="dxa"/>
+            <w:tcBorders>
+              <w:top w:val="nil"/>
+              <w:left w:val="single" w:sz="8" w:space="0" w:color="auto"/>
+              <w:bottom w:val="single" w:sz="8" w:space="0" w:color="auto"/>
+              <w:right w:val="single" w:sz="8" w:space="0" w:color="auto"/>
+            </w:tcBorders>
+            <w:noWrap/>
+            <w:vAlign w:val="center"/>
+          </w:tcPr>
+          <w:p>
+            <w:pPr>
+              <w:spacing w:after="0" w:line="240" w:lineRule="auto"/>
+              <w:jc w:val="center"/>
+              <w:rPr>
+                <w:rFonts w:ascii="Arial" w:eastAsia="Times New Roman" w:hAnsi="Arial" w:cs="Arial"/>
+                <w:b/>
+                <w:bCs/>
+                <w:color w:val="000000"/>
+                <w:kern w:val="0"/>
+                <w:rtl/>
+                <w14:ligatures w14:val="none"/>
+              </w:rPr>
+            </w:pPr>
+            <w:r>
+              <w:rPr>
+                <w:rFonts w:ascii="Calibri" w:hAnsi="Calibri"/>
+                <w:sz w:val="24"/>
+              </w:rPr>
+              <w:t>{{ item(14, 'employee_id') }}</w:t>
+            </w:r>
+          </w:p>
+        </w:tc>
+        <w:tc>
+          <w:tcPr>
+            <w:tcW w:w="3081" w:type="dxa"/>
+            <w:tcBorders>
+              <w:top w:val="nil"/>
+              <w:left w:val="single" w:sz="8" w:space="0" w:color="auto"/>
+              <w:bottom w:val="single" w:sz="8" w:space="0" w:color="auto"/>
+              <w:right w:val="single" w:sz="8" w:space="0" w:color="auto"/>
+            </w:tcBorders>
+            <w:vAlign w:val="center"/>
+          </w:tcPr>
+          <w:p>
+            <w:pPr>
+              <w:bidi/>
+              <w:spacing w:after="0" w:line="240" w:lineRule="auto"/>
+              <w:jc w:val="center"/>
+              <w:rPr>
+                <w:rFonts w:ascii="Arial" w:eastAsia="Times New Roman" w:hAnsi="Arial" w:cs="Arial"/>
+                <w:b/>
+                <w:bCs/>
+                <w:color w:val="000000"/>
+                <w:kern w:val="0"/>
+                <w14:ligatures w14:val="none"/>
+              </w:rPr>
+            </w:pPr>
+            <w:r>
+              <w:rPr>
+                <w:rFonts w:ascii="Calibri" w:hAnsi="Calibri" w:cs="Calibri"/>
+                <w:sz w:val="24"/>
+                <w:rtl/>
+                <w:cs/>
+                <w:szCs w:val="24"/>
+              </w:rPr>
+              <w:t>{{ item(14, 'name') }}</w:t>
+            </w:r>
+          </w:p>
+        </w:tc>
+        <w:tc>
+          <w:tcPr>
+            <w:tcW w:w="1135" w:type="dxa"/>
+            <w:tcBorders>
+              <w:top w:val="nil"/>
+              <w:left w:val="single" w:sz="8" w:space="0" w:color="auto"/>
+              <w:bottom w:val="single" w:sz="8" w:space="0" w:color="auto"/>
+              <w:right w:val="single" w:sz="8" w:space="0" w:color="auto"/>
+            </w:tcBorders>
+            <w:vAlign w:val="center"/>
+          </w:tcPr>
+          <w:p>
+            <w:pPr>
+              <w:bidi/>
+              <w:spacing w:after="0" w:line="240" w:lineRule="auto"/>
+              <w:jc w:val="center"/>
+              <w:rPr>
+                <w:rFonts w:ascii="Arial" w:eastAsia="Times New Roman" w:hAnsi="Arial" w:cs="Arial"/>
+                <w:b/>
+                <w:bCs/>
+                <w:color w:val="000000"/>
+                <w:kern w:val="0"/>
+                <w:rtl/>
+                <w14:ligatures w14:val="none"/>
+              </w:rPr>
+            </w:pPr>
+            <w:r>
+              <w:rPr>
+                <w:rFonts w:ascii="Calibri" w:hAnsi="Calibri" w:cs="Calibri"/>
+                <w:sz w:val="24"/>
+                <w:rtl/>
+                <w:cs/>
+                <w:szCs w:val="24"/>
+              </w:rPr>
+              <w:t>{{ item(14, 'nationality') }}</w:t>
+            </w:r>
+          </w:p>
+        </w:tc>
+        <w:tc>
+          <w:tcPr>
+            <w:tcW w:w="1822" w:type="dxa"/>
+            <w:tcBorders>
+              <w:top w:val="nil"/>
+              <w:left w:val="single" w:sz="8" w:space="0" w:color="auto"/>
+              <w:bottom w:val="single" w:sz="8" w:space="0" w:color="auto"/>
+              <w:right w:val="single" w:sz="8" w:space="0" w:color="auto"/>
+            </w:tcBorders>
+            <w:noWrap/>
+            <w:vAlign w:val="bottom"/>
+          </w:tcPr>
+          <w:p>
+            <w:pPr>
+              <w:spacing w:after="0" w:line="240" w:lineRule="auto"/>
+              <w:jc w:val="center"/>
+              <w:rPr>
+                <w:rFonts w:ascii="Calibri" w:eastAsia="Times New Roman" w:hAnsi="Calibri" w:cs="Calibri"/>
+                <w:b/>
+                <w:bCs/>
+                <w:color w:val="000000"/>
+                <w:kern w:val="0"/>
+                <w:sz w:val="28"/>
+                <w:szCs w:val="28"/>
+                <w:rtl/>
+                <w14:ligatures w14:val="none"/>
+              </w:rPr>
+            </w:pPr>
+            <w:r>
+              <w:rPr>
+                <w:rFonts w:ascii="Calibri" w:hAnsi="Calibri"/>
+                <w:sz w:val="24"/>
+              </w:rPr>
               <w:t>{{ item(14, 'passport_no') }}</w:t>
             </w:r>
           </w:p>
@@ -4838,25 +5435,42 @@
             <w:tcW w:w="1900" w:type="dxa"/>
             <w:tcBorders>
               <w:top w:val="nil"/>
-              <w:left w:val="nil"/>
-              <w:bottom w:val="nil"/>
-              <w:right w:val="nil"/>
-            </w:tcBorders>
-            <w:noWrap/>
-            <w:vAlign w:val="bottom"/>
-            <w:hideMark/>
-          </w:tcPr>
-          <w:p>
-            <w:pPr>
-              <w:spacing w:after="0" w:line="240" w:lineRule="auto"/>
-              <w:rPr>
-                <w:rFonts w:ascii="Times New Roman" w:eastAsia="Times New Roman" w:hAnsi="Times New Roman" w:cs="Times New Roman"/>
-                <w:kern w:val="0"/>
-                <w:sz w:val="20"/>
-                <w:szCs w:val="20"/>
-                <w14:ligatures w14:val="none"/>
-              </w:rPr>
-            </w:pPr>
+              <w:left w:val="single" w:sz="8" w:space="0" w:color="auto"/>
+              <w:bottom w:val="single" w:sz="8" w:space="0" w:color="auto"/>
+              <w:right w:val="single" w:sz="8" w:space="0" w:color="auto"/>
+            </w:tcBorders>
+            <w:noWrap/>
+            <w:vAlign w:val="bottom"/>
+            <w:hideMark/>
+          </w:tcPr>
+          <w:p>
+            <w:pPr>
+              <w:spacing w:after="0" w:line="240" w:lineRule="auto"/>
+              <w:jc w:val="center"/>
+              <w:rPr>
+                <w:rFonts w:ascii="Calibri" w:eastAsia="Times New Roman" w:hAnsi="Calibri" w:cs="Calibri"/>
+                <w:b/>
+                <w:bCs/>
+                <w:color w:val="000000"/>
+                <w:kern w:val="0"/>
+                <w:sz w:val="28"/>
+                <w:szCs w:val="28"/>
+                <w14:ligatures w14:val="none"/>
+              </w:rPr>
+            </w:pPr>
+            <w:r>
+              <w:rPr>
+                <w:rFonts w:ascii="Calibri" w:eastAsia="Times New Roman" w:hAnsi="Calibri" w:cs="Calibri"/>
+                <w:b/>
+                <w:bCs/>
+                <w:color w:val="000000"/>
+                <w:kern w:val="0"/>
+                <w:sz w:val="28"/>
+                <w:szCs w:val="28"/>
+                <w14:ligatures w14:val="none"/>
+              </w:rPr>
+              <w:t> </w:t>
+            </w:r>
           </w:p>
         </w:tc>
         <w:tc>
@@ -4864,25 +5478,42 @@
             <w:tcW w:w="1878" w:type="dxa"/>
             <w:tcBorders>
               <w:top w:val="nil"/>
-              <w:left w:val="nil"/>
-              <w:bottom w:val="nil"/>
-              <w:right w:val="nil"/>
-            </w:tcBorders>
-            <w:noWrap/>
-            <w:vAlign w:val="bottom"/>
-            <w:hideMark/>
-          </w:tcPr>
-          <w:p>
-            <w:pPr>
-              <w:spacing w:after="0" w:line="240" w:lineRule="auto"/>
-              <w:rPr>
-                <w:rFonts w:ascii="Times New Roman" w:eastAsia="Times New Roman" w:hAnsi="Times New Roman" w:cs="Times New Roman"/>
-                <w:kern w:val="0"/>
-                <w:sz w:val="20"/>
-                <w:szCs w:val="20"/>
-                <w14:ligatures w14:val="none"/>
-              </w:rPr>
-            </w:pPr>
+              <w:left w:val="single" w:sz="8" w:space="0" w:color="auto"/>
+              <w:bottom w:val="single" w:sz="8" w:space="0" w:color="auto"/>
+              <w:right w:val="single" w:sz="8" w:space="0" w:color="auto"/>
+            </w:tcBorders>
+            <w:noWrap/>
+            <w:vAlign w:val="bottom"/>
+            <w:hideMark/>
+          </w:tcPr>
+          <w:p>
+            <w:pPr>
+              <w:spacing w:after="0" w:line="240" w:lineRule="auto"/>
+              <w:jc w:val="center"/>
+              <w:rPr>
+                <w:rFonts w:ascii="Calibri" w:eastAsia="Times New Roman" w:hAnsi="Calibri" w:cs="Calibri"/>
+                <w:b/>
+                <w:bCs/>
+                <w:color w:val="000000"/>
+                <w:kern w:val="0"/>
+                <w:sz w:val="28"/>
+                <w:szCs w:val="28"/>
+                <w14:ligatures w14:val="none"/>
+              </w:rPr>
+            </w:pPr>
+            <w:r>
+              <w:rPr>
+                <w:rFonts w:ascii="Calibri" w:eastAsia="Times New Roman" w:hAnsi="Calibri" w:cs="Calibri"/>
+                <w:b/>
+                <w:bCs/>
+                <w:color w:val="000000"/>
+                <w:kern w:val="0"/>
+                <w:sz w:val="28"/>
+                <w:szCs w:val="28"/>
+                <w14:ligatures w14:val="none"/>
+              </w:rPr>
+              <w:t> </w:t>
+            </w:r>
           </w:p>
         </w:tc>
         <w:tc>
@@ -4890,25 +5521,42 @@
             <w:tcW w:w="2261" w:type="dxa"/>
             <w:tcBorders>
               <w:top w:val="nil"/>
-              <w:left w:val="nil"/>
-              <w:bottom w:val="nil"/>
-              <w:right w:val="nil"/>
-            </w:tcBorders>
-            <w:noWrap/>
-            <w:vAlign w:val="bottom"/>
-            <w:hideMark/>
-          </w:tcPr>
-          <w:p>
-            <w:pPr>
-              <w:spacing w:after="0" w:line="240" w:lineRule="auto"/>
-              <w:rPr>
-                <w:rFonts w:ascii="Times New Roman" w:eastAsia="Times New Roman" w:hAnsi="Times New Roman" w:cs="Times New Roman"/>
-                <w:kern w:val="0"/>
-                <w:sz w:val="20"/>
-                <w:szCs w:val="20"/>
-                <w14:ligatures w14:val="none"/>
-              </w:rPr>
-            </w:pPr>
+              <w:left w:val="single" w:sz="8" w:space="0" w:color="auto"/>
+              <w:bottom w:val="single" w:sz="8" w:space="0" w:color="auto"/>
+              <w:right w:val="single" w:sz="8" w:space="0" w:color="auto"/>
+            </w:tcBorders>
+            <w:noWrap/>
+            <w:vAlign w:val="bottom"/>
+            <w:hideMark/>
+          </w:tcPr>
+          <w:p>
+            <w:pPr>
+              <w:spacing w:after="0" w:line="240" w:lineRule="auto"/>
+              <w:jc w:val="center"/>
+              <w:rPr>
+                <w:rFonts w:ascii="Calibri" w:eastAsia="Times New Roman" w:hAnsi="Calibri" w:cs="Calibri"/>
+                <w:b/>
+                <w:bCs/>
+                <w:color w:val="000000"/>
+                <w:kern w:val="0"/>
+                <w:sz w:val="28"/>
+                <w:szCs w:val="28"/>
+                <w14:ligatures w14:val="none"/>
+              </w:rPr>
+            </w:pPr>
+            <w:r>
+              <w:rPr>
+                <w:rFonts w:ascii="Calibri" w:eastAsia="Times New Roman" w:hAnsi="Calibri" w:cs="Calibri"/>
+                <w:b/>
+                <w:bCs/>
+                <w:color w:val="000000"/>
+                <w:kern w:val="0"/>
+                <w:sz w:val="28"/>
+                <w:szCs w:val="28"/>
+                <w14:ligatures w14:val="none"/>
+              </w:rPr>
+              <w:t> </w:t>
+            </w:r>
           </w:p>
         </w:tc>
       </w:tr>
@@ -4932,6 +5580,7 @@
           </w:tcPr>
           <w:p>
             <w:pPr>
+              <w:keepNext/>
               <w:bidi/>
               <w:spacing w:after="0" w:line="240" w:lineRule="auto"/>
               <w:rPr>
@@ -5050,6 +5699,7 @@
           </w:tcPr>
           <w:p>
             <w:pPr>
+              <w:keepNext/>
               <w:bidi/>
               <w:spacing w:after="0" w:line="240" w:lineRule="auto"/>
               <w:rPr>
@@ -5079,6 +5729,7 @@
           </w:tcPr>
           <w:p>
             <w:pPr>
+              <w:keepNext/>
               <w:spacing w:after="0" w:line="240" w:lineRule="auto"/>
               <w:rPr>
                 <w:rFonts w:ascii="Times New Roman" w:eastAsia="Times New Roman" w:hAnsi="Times New Roman" w:cs="Times New Roman"/>
@@ -5105,6 +5756,7 @@
           </w:tcPr>
           <w:p>
             <w:pPr>
+              <w:keepNext/>
               <w:spacing w:after="0" w:line="240" w:lineRule="auto"/>
               <w:rPr>
                 <w:rFonts w:ascii="Times New Roman" w:eastAsia="Times New Roman" w:hAnsi="Times New Roman" w:cs="Times New Roman"/>
@@ -5136,6 +5788,7 @@
           </w:tcPr>
           <w:p>
             <w:pPr>
+              <w:keepNext/>
               <w:spacing w:after="0" w:line="240" w:lineRule="auto"/>
               <w:rPr>
                 <w:rFonts w:ascii="Times New Roman" w:eastAsia="Times New Roman" w:hAnsi="Times New Roman" w:cs="Times New Roman"/>
@@ -5162,6 +5815,7 @@
           </w:tcPr>
           <w:p>
             <w:pPr>
+              <w:keepNext/>
               <w:spacing w:after="0" w:line="240" w:lineRule="auto"/>
               <w:rPr>
                 <w:rFonts w:ascii="Times New Roman" w:eastAsia="Times New Roman" w:hAnsi="Times New Roman" w:cs="Times New Roman"/>
@@ -5188,6 +5842,7 @@
           </w:tcPr>
           <w:p>
             <w:pPr>
+              <w:keepNext/>
               <w:spacing w:after="0" w:line="240" w:lineRule="auto"/>
               <w:rPr>
                 <w:rFonts w:ascii="Times New Roman" w:eastAsia="Times New Roman" w:hAnsi="Times New Roman" w:cs="Times New Roman"/>
@@ -5214,6 +5869,7 @@
           </w:tcPr>
           <w:p>
             <w:pPr>
+              <w:keepNext/>
               <w:spacing w:after="0" w:line="240" w:lineRule="auto"/>
               <w:rPr>
                 <w:rFonts w:ascii="Times New Roman" w:eastAsia="Times New Roman" w:hAnsi="Times New Roman" w:cs="Times New Roman"/>
@@ -5241,6 +5897,7 @@
           </w:tcPr>
           <w:p>
             <w:pPr>
+              <w:keepNext/>
               <w:bidi/>
               <w:spacing w:after="0" w:line="240" w:lineRule="auto"/>
               <w:jc w:val="center"/>
@@ -5288,6 +5945,7 @@
           </w:tcPr>
           <w:p>
             <w:pPr>
+              <w:keepNext/>
               <w:bidi/>
               <w:spacing w:after="0" w:line="240" w:lineRule="auto"/>
               <w:jc w:val="center"/>
@@ -5357,6 +6015,7 @@
           </w:tcPr>
           <w:p>
             <w:pPr>
+              <w:keepNext/>
               <w:spacing w:after="0" w:line="240" w:lineRule="auto"/>
               <w:jc w:val="center"/>
               <w:rPr>
@@ -5397,6 +6056,7 @@
           </w:tcPr>
           <w:p>
             <w:pPr>
+              <w:keepNext/>
               <w:spacing w:after="0" w:line="240" w:lineRule="auto"/>
               <w:jc w:val="center"/>
               <w:rPr>
@@ -5426,6 +6086,7 @@
           </w:tcPr>
           <w:p>
             <w:pPr>
+              <w:keepNext/>
               <w:bidi/>
               <w:spacing w:after="0" w:line="240" w:lineRule="auto"/>
               <w:jc w:val="center"/>
@@ -5494,6 +6155,7 @@
           </w:tcPr>
           <w:p>
             <w:pPr>
+              <w:keepNext/>
               <w:spacing w:after="0" w:line="240" w:lineRule="auto"/>
               <w:jc w:val="center"/>
               <w:rPr>
@@ -5540,6 +6202,7 @@
           </w:tcPr>
           <w:p>
             <w:pPr>
+              <w:keepNext/>
               <w:spacing w:after="0" w:line="240" w:lineRule="auto"/>
               <w:jc w:val="center"/>
               <w:rPr>
@@ -5584,6 +6247,7 @@
           </w:tcPr>
           <w:p>
             <w:pPr>
+              <w:keepNext/>
               <w:spacing w:after="0" w:line="240" w:lineRule="auto"/>
               <w:jc w:val="center"/>
               <w:rPr>
@@ -5623,6 +6287,7 @@
           </w:tcPr>
           <w:p>
             <w:pPr>
+              <w:keepNext/>
               <w:spacing w:after="0" w:line="240" w:lineRule="auto"/>
               <w:jc w:val="center"/>
               <w:rPr>
@@ -5652,6 +6317,7 @@
           </w:tcPr>
           <w:p>
             <w:pPr>
+              <w:keepNext/>
               <w:spacing w:after="0" w:line="240" w:lineRule="auto"/>
               <w:jc w:val="center"/>
               <w:rPr>
@@ -5696,6 +6362,7 @@
           </w:tcPr>
           <w:p>
             <w:pPr>
+              <w:keepNext/>
               <w:spacing w:after="0" w:line="240" w:lineRule="auto"/>
               <w:jc w:val="center"/>
               <w:rPr>
@@ -5741,6 +6408,7 @@
           </w:tcPr>
           <w:p>
             <w:pPr>
+              <w:keepNext/>
               <w:bidi/>
               <w:spacing w:after="0" w:line="240" w:lineRule="auto"/>
               <w:jc w:val="center"/>
@@ -5783,6 +6451,7 @@
           </w:tcPr>
           <w:p>
             <w:pPr>
+              <w:keepNext/>
               <w:spacing w:after="0" w:line="240" w:lineRule="auto"/>
               <w:jc w:val="center"/>
               <w:rPr>
@@ -5823,6 +6492,7 @@
           </w:tcPr>
           <w:p>
             <w:pPr>
+              <w:keepNext/>
               <w:spacing w:after="0" w:line="240" w:lineRule="auto"/>
               <w:jc w:val="center"/>
               <w:rPr>
@@ -5852,6 +6522,7 @@
           </w:tcPr>
           <w:p>
             <w:pPr>
+              <w:keepNext/>
               <w:bidi/>
               <w:spacing w:after="0" w:line="240" w:lineRule="auto"/>
               <w:jc w:val="center"/>
@@ -5894,6 +6565,7 @@
           </w:tcPr>
           <w:p>
             <w:pPr>
+              <w:keepNext/>
               <w:spacing w:after="0" w:line="240" w:lineRule="auto"/>
               <w:jc w:val="center"/>
               <w:rPr>
@@ -6120,10 +6792,17 @@
         </w:tc>
       </w:tr>
     </w:tbl>
-    <w:p/>
+    <w:p>
+      <w:pPr>
+        <w:rPr>
+          <w:sz w:val="2"/>
+          <w:szCs w:val="2"/>
+        </w:rPr>
+      </w:pPr>
+    </w:p>
     <w:sectPr>
       <w:pgSz w:w="15840" w:h="12240" w:orient="landscape"/>
-      <w:pgMar w:top="1800" w:right="1440" w:bottom="1800" w:left="1440" w:header="708" w:footer="708" w:gutter="0"/>
+      <w:pgMar w:top="720" w:right="1440" w:bottom="720" w:left="1440" w:header="708" w:footer="708" w:gutter="0"/>
       <w:cols w:space="708"/>
       <w:docGrid w:linePitch="360"/>
     </w:sectPr>
